--- a/Projetos/Vestibular/rotina-fixa-semanal-preenchida.docx
+++ b/Projetos/Vestibular/rotina-fixa-semanal-preenchida.docx
@@ -241,11 +241,132 @@
             <w:r>
               <w:rPr>
                 <w:rFonts w:ascii="Arial" w:hAnsi="Arial" w:cs="Arial"/>
-                <w:b/>
-                <w:color w:val="7D3C98"/>
+                <w:sz w:val="15"/>
+                <w:szCs w:val="15"/>
+              </w:rPr>
+              <w:t xml:space="preserve">ARTES</w:t>
+            </w:r>
+          </w:p>
+        </w:tc>
+        <w:tc>
+          <w:tcPr>
+            <w:tcW w:w="1700" w:type="dxa"/>
+            <w:vAlign w:val="center"/>
+          </w:tcPr>
+          <w:p>
+            <w:pPr>
+              <w:spacing w:before="0" w:after="0"/>
+            </w:pPr>
+            <w:r>
+              <w:rPr>
+                <w:rFonts w:ascii="Arial" w:hAnsi="Arial" w:cs="Arial"/>
+                <w:sz w:val="15"/>
+                <w:szCs w:val="15"/>
+              </w:rPr>
+              <w:t xml:space="preserve">ARTES</w:t>
+            </w:r>
+          </w:p>
+        </w:tc>
+        <w:tc>
+          <w:tcPr>
+            <w:tcW w:w="1700" w:type="dxa"/>
+            <w:vAlign w:val="center"/>
+          </w:tcPr>
+          <w:p>
+            <w:pPr>
+              <w:spacing w:before="0" w:after="0"/>
+            </w:pPr>
+            <w:r>
+              <w:rPr>
+                <w:rFonts w:ascii="Arial" w:hAnsi="Arial" w:cs="Arial"/>
+                <w:sz w:val="15"/>
+                <w:szCs w:val="15"/>
+              </w:rPr>
+              <w:t xml:space="preserve">ARTES</w:t>
+            </w:r>
+          </w:p>
+        </w:tc>
+        <w:tc>
+          <w:tcPr>
+            <w:tcW w:w="1700" w:type="dxa"/>
+            <w:vAlign w:val="center"/>
+          </w:tcPr>
+          <w:p>
+            <w:pPr>
+              <w:spacing w:before="0" w:after="0"/>
+            </w:pPr>
+            <w:r>
+              <w:rPr>
+                <w:rFonts w:ascii="Arial" w:hAnsi="Arial" w:cs="Arial"/>
+                <w:sz w:val="15"/>
+                <w:szCs w:val="15"/>
+              </w:rPr>
+              <w:t xml:space="preserve">ARTES</w:t>
+            </w:r>
+          </w:p>
+        </w:tc>
+        <w:tc>
+          <w:tcPr>
+            <w:tcW w:w="1700" w:type="dxa"/>
+            <w:vAlign w:val="center"/>
+          </w:tcPr>
+          <w:p>
+            <w:pPr>
+              <w:spacing w:before="0" w:after="0"/>
+            </w:pPr>
+            <w:r>
+              <w:rPr>
+                <w:rFonts w:ascii="Arial" w:hAnsi="Arial" w:cs="Arial"/>
+                <w:sz w:val="15"/>
+                <w:szCs w:val="15"/>
+              </w:rPr>
+              <w:t xml:space="preserve">ARTES</w:t>
+            </w:r>
+          </w:p>
+        </w:tc>
+      </w:tr>
+      <w:tr>
+        <w:trPr>
+          <w:trHeight w:val="720" w:hRule="atLeast"/>
+          <w:cantSplit/>
+        </w:trPr>
+        <w:tc>
+          <w:tcPr>
+            <w:tcW w:w="1406" w:type="dxa"/>
+            <w:shd w:val="clear" w:color="auto" w:fill="F2F4F7"/>
+            <w:vAlign w:val="center"/>
+          </w:tcPr>
+          <w:p>
+            <w:pPr>
+              <w:spacing w:before="0" w:after="0"/>
+              <w:jc w:val="center"/>
+            </w:pPr>
+            <w:r>
+              <w:rPr>
+                <w:rFonts w:ascii="Arial" w:hAnsi="Arial" w:cs="Arial"/>
+                <w:b/>
                 <w:sz w:val="16"/>
                 <w:szCs w:val="16"/>
               </w:rPr>
+              <w:t xml:space="preserve">08:00–09:00</w:t>
+            </w:r>
+          </w:p>
+        </w:tc>
+        <w:tc>
+          <w:tcPr>
+            <w:tcW w:w="1700" w:type="dxa"/>
+            <w:vAlign w:val="center"/>
+          </w:tcPr>
+          <w:p>
+            <w:pPr>
+              <w:spacing w:before="0" w:after="0"/>
+            </w:pPr>
+            <w:r>
+              <w:rPr>
+                <w:rFonts w:ascii="Arial" w:hAnsi="Arial" w:cs="Arial"/>
+                <w:sz w:val="15"/>
+                <w:szCs w:val="15"/>
+              </w:rPr>
               <w:t xml:space="preserve">ARTES</w:t>
             </w:r>
           </w:p>
@@ -262,75 +383,574 @@
             <w:r>
               <w:rPr>
                 <w:rFonts w:ascii="Arial" w:hAnsi="Arial" w:cs="Arial"/>
-                <w:b/>
-                <w:color w:val="7D3C98"/>
+                <w:sz w:val="15"/>
+                <w:szCs w:val="15"/>
+              </w:rPr>
+              <w:t xml:space="preserve">ARTES</w:t>
+            </w:r>
+          </w:p>
+        </w:tc>
+        <w:tc>
+          <w:tcPr>
+            <w:tcW w:w="1700" w:type="dxa"/>
+            <w:vAlign w:val="center"/>
+          </w:tcPr>
+          <w:p>
+            <w:pPr>
+              <w:spacing w:before="0" w:after="0"/>
+            </w:pPr>
+            <w:r>
+              <w:rPr>
+                <w:rFonts w:ascii="Arial" w:hAnsi="Arial" w:cs="Arial"/>
+                <w:sz w:val="15"/>
+                <w:szCs w:val="15"/>
+              </w:rPr>
+              <w:t xml:space="preserve">ARTES</w:t>
+            </w:r>
+          </w:p>
+        </w:tc>
+        <w:tc>
+          <w:tcPr>
+            <w:tcW w:w="1700" w:type="dxa"/>
+            <w:vAlign w:val="center"/>
+          </w:tcPr>
+          <w:p>
+            <w:pPr>
+              <w:spacing w:before="0" w:after="0"/>
+            </w:pPr>
+            <w:r>
+              <w:rPr>
+                <w:rFonts w:ascii="Arial" w:hAnsi="Arial" w:cs="Arial"/>
+                <w:sz w:val="15"/>
+                <w:szCs w:val="15"/>
+              </w:rPr>
+              <w:t xml:space="preserve">ARTES</w:t>
+            </w:r>
+          </w:p>
+        </w:tc>
+        <w:tc>
+          <w:tcPr>
+            <w:tcW w:w="1700" w:type="dxa"/>
+            <w:vAlign w:val="center"/>
+          </w:tcPr>
+          <w:p>
+            <w:pPr>
+              <w:spacing w:before="0" w:after="0"/>
+            </w:pPr>
+            <w:r>
+              <w:rPr>
+                <w:rFonts w:ascii="Arial" w:hAnsi="Arial" w:cs="Arial"/>
+                <w:sz w:val="15"/>
+                <w:szCs w:val="15"/>
+              </w:rPr>
+              <w:t xml:space="preserve">ARTES</w:t>
+            </w:r>
+          </w:p>
+        </w:tc>
+      </w:tr>
+      <w:tr>
+        <w:trPr>
+          <w:trHeight w:val="720" w:hRule="atLeast"/>
+          <w:cantSplit/>
+        </w:trPr>
+        <w:tc>
+          <w:tcPr>
+            <w:tcW w:w="1406" w:type="dxa"/>
+            <w:shd w:val="clear" w:color="auto" w:fill="F2F4F7"/>
+            <w:vAlign w:val="center"/>
+          </w:tcPr>
+          <w:p>
+            <w:pPr>
+              <w:spacing w:before="0" w:after="0"/>
+              <w:jc w:val="center"/>
+            </w:pPr>
+            <w:r>
+              <w:rPr>
+                <w:rFonts w:ascii="Arial" w:hAnsi="Arial" w:cs="Arial"/>
+                <w:b/>
                 <w:sz w:val="16"/>
                 <w:szCs w:val="16"/>
               </w:rPr>
-              <w:t xml:space="preserve">ARTES</w:t>
-            </w:r>
-          </w:p>
-        </w:tc>
-        <w:tc>
-          <w:tcPr>
-            <w:tcW w:w="1700" w:type="dxa"/>
-            <w:vAlign w:val="center"/>
-          </w:tcPr>
-          <w:p>
-            <w:pPr>
-              <w:spacing w:before="0" w:after="0"/>
-            </w:pPr>
-            <w:r>
-              <w:rPr>
-                <w:rFonts w:ascii="Arial" w:hAnsi="Arial" w:cs="Arial"/>
-                <w:b/>
-                <w:color w:val="7D3C98"/>
+              <w:t xml:space="preserve">09:00–10:00</w:t>
+            </w:r>
+          </w:p>
+        </w:tc>
+        <w:tc>
+          <w:tcPr>
+            <w:tcW w:w="1700" w:type="dxa"/>
+            <w:vAlign w:val="center"/>
+          </w:tcPr>
+          <w:p>
+            <w:pPr>
+              <w:spacing w:before="0" w:after="0"/>
+            </w:pPr>
+            <w:r>
+              <w:rPr>
+                <w:rFonts w:ascii="Arial" w:hAnsi="Arial" w:cs="Arial"/>
+                <w:sz w:val="15"/>
+                <w:szCs w:val="15"/>
+              </w:rPr>
+              <w:t xml:space="preserve">GEO: 1h de questões do livro de review da FGV + 3 dissertativas</w:t>
+            </w:r>
+          </w:p>
+        </w:tc>
+        <w:tc>
+          <w:tcPr>
+            <w:tcW w:w="1700" w:type="dxa"/>
+            <w:vAlign w:val="center"/>
+          </w:tcPr>
+          <w:p>
+            <w:pPr>
+              <w:spacing w:before="0" w:after="0"/>
+            </w:pPr>
+            <w:r>
+              <w:rPr>
+                <w:rFonts w:ascii="Arial" w:hAnsi="Arial" w:cs="Arial"/>
+                <w:sz w:val="15"/>
+                <w:szCs w:val="15"/>
+              </w:rPr>
+              <w:t xml:space="preserve">GEO: 20 min de questões direcionadas no que errei ontem + questões sobre globalização e geopolítica</w:t>
+            </w:r>
+          </w:p>
+        </w:tc>
+        <w:tc>
+          <w:tcPr>
+            <w:tcW w:w="1700" w:type="dxa"/>
+            <w:vAlign w:val="center"/>
+          </w:tcPr>
+          <w:p>
+            <w:pPr>
+              <w:spacing w:before="0" w:after="0"/>
+            </w:pPr>
+            <w:r>
+              <w:rPr>
+                <w:rFonts w:ascii="Arial" w:hAnsi="Arial" w:cs="Arial"/>
+                <w:sz w:val="15"/>
+                <w:szCs w:val="15"/>
+              </w:rPr>
+              <w:t xml:space="preserve">GEO: Review rápido de ontem + questões sobre meio ambiente e clima</w:t>
+            </w:r>
+          </w:p>
+        </w:tc>
+        <w:tc>
+          <w:tcPr>
+            <w:tcW w:w="1700" w:type="dxa"/>
+            <w:vAlign w:val="center"/>
+          </w:tcPr>
+          <w:p>
+            <w:pPr>
+              <w:spacing w:before="0" w:after="0"/>
+            </w:pPr>
+            <w:r>
+              <w:rPr>
+                <w:rFonts w:ascii="Arial" w:hAnsi="Arial" w:cs="Arial"/>
+                <w:sz w:val="15"/>
+                <w:szCs w:val="15"/>
+              </w:rPr>
+              <w:t xml:space="preserve">GEO: Questões de agro, indústria e energia</w:t>
+            </w:r>
+          </w:p>
+        </w:tc>
+        <w:tc>
+          <w:tcPr>
+            <w:tcW w:w="1700" w:type="dxa"/>
+            <w:vAlign w:val="center"/>
+          </w:tcPr>
+          <w:p>
+            <w:pPr>
+              <w:spacing w:before="0" w:after="0"/>
+            </w:pPr>
+            <w:r>
+              <w:rPr>
+                <w:rFonts w:ascii="Arial" w:hAnsi="Arial" w:cs="Arial"/>
+                <w:sz w:val="15"/>
+                <w:szCs w:val="15"/>
+              </w:rPr>
+              <w:t xml:space="preserve">GEO: Questões de review</w:t>
+            </w:r>
+          </w:p>
+        </w:tc>
+      </w:tr>
+      <w:tr>
+        <w:trPr>
+          <w:trHeight w:val="720" w:hRule="atLeast"/>
+          <w:cantSplit/>
+        </w:trPr>
+        <w:tc>
+          <w:tcPr>
+            <w:tcW w:w="1406" w:type="dxa"/>
+            <w:shd w:val="clear" w:color="auto" w:fill="F2F4F7"/>
+            <w:vAlign w:val="center"/>
+          </w:tcPr>
+          <w:p>
+            <w:pPr>
+              <w:spacing w:before="0" w:after="0"/>
+              <w:jc w:val="center"/>
+            </w:pPr>
+            <w:r>
+              <w:rPr>
+                <w:rFonts w:ascii="Arial" w:hAnsi="Arial" w:cs="Arial"/>
+                <w:b/>
                 <w:sz w:val="16"/>
                 <w:szCs w:val="16"/>
               </w:rPr>
-              <w:t xml:space="preserve">ARTES</w:t>
-            </w:r>
-          </w:p>
-        </w:tc>
-        <w:tc>
-          <w:tcPr>
-            <w:tcW w:w="1700" w:type="dxa"/>
-            <w:vAlign w:val="center"/>
-          </w:tcPr>
-          <w:p>
-            <w:pPr>
-              <w:spacing w:before="0" w:after="0"/>
-            </w:pPr>
-            <w:r>
-              <w:rPr>
-                <w:rFonts w:ascii="Arial" w:hAnsi="Arial" w:cs="Arial"/>
-                <w:b/>
-                <w:color w:val="7D3C98"/>
+              <w:t xml:space="preserve">10:00–11:00</w:t>
+            </w:r>
+          </w:p>
+        </w:tc>
+        <w:tc>
+          <w:tcPr>
+            <w:tcW w:w="1700" w:type="dxa"/>
+            <w:vAlign w:val="center"/>
+          </w:tcPr>
+          <w:p>
+            <w:pPr>
+              <w:spacing w:before="0" w:after="0"/>
+            </w:pPr>
+            <w:r>
+              <w:rPr>
+                <w:rFonts w:ascii="Arial" w:hAnsi="Arial" w:cs="Arial"/>
+                <w:sz w:val="15"/>
+                <w:szCs w:val="15"/>
+              </w:rPr>
+              <w:t xml:space="preserve">GEO: 20 min de correção + 50 min de questões, ou teoria das questões que errei, se precisar</w:t>
+            </w:r>
+          </w:p>
+        </w:tc>
+        <w:tc>
+          <w:tcPr>
+            <w:tcW w:w="1700" w:type="dxa"/>
+            <w:vAlign w:val="center"/>
+          </w:tcPr>
+          <w:p>
+            <w:pPr>
+              <w:spacing w:before="0" w:after="0"/>
+            </w:pPr>
+            <w:r>
+              <w:rPr>
+                <w:rFonts w:ascii="Arial" w:hAnsi="Arial" w:cs="Arial"/>
+                <w:sz w:val="15"/>
+                <w:szCs w:val="15"/>
+              </w:rPr>
+              <w:t xml:space="preserve">HB: Questões objetivas e dissertativas: período pré-colonial e colonial</w:t>
+            </w:r>
+          </w:p>
+        </w:tc>
+        <w:tc>
+          <w:tcPr>
+            <w:tcW w:w="1700" w:type="dxa"/>
+            <w:vAlign w:val="center"/>
+          </w:tcPr>
+          <w:p>
+            <w:pPr>
+              <w:spacing w:before="0" w:after="0"/>
+            </w:pPr>
+            <w:r>
+              <w:rPr>
+                <w:rFonts w:ascii="Arial" w:hAnsi="Arial" w:cs="Arial"/>
+                <w:sz w:val="15"/>
+                <w:szCs w:val="15"/>
+              </w:rPr>
+              <w:t xml:space="preserve">GEO: Questões sobre meio ambiente e clima + teoria do que errei</w:t>
+            </w:r>
+          </w:p>
+        </w:tc>
+        <w:tc>
+          <w:tcPr>
+            <w:tcW w:w="1700" w:type="dxa"/>
+            <w:vAlign w:val="center"/>
+          </w:tcPr>
+          <w:p>
+            <w:pPr>
+              <w:spacing w:before="0" w:after="0"/>
+            </w:pPr>
+            <w:r>
+              <w:rPr>
+                <w:rFonts w:ascii="Arial" w:hAnsi="Arial" w:cs="Arial"/>
+                <w:sz w:val="15"/>
+                <w:szCs w:val="15"/>
+              </w:rPr>
+              <w:t xml:space="preserve">HB: Revisão do que errei ontem + Era Vargas</w:t>
+            </w:r>
+          </w:p>
+        </w:tc>
+        <w:tc>
+          <w:tcPr>
+            <w:tcW w:w="1700" w:type="dxa"/>
+            <w:vAlign w:val="center"/>
+          </w:tcPr>
+          <w:p>
+            <w:pPr>
+              <w:spacing w:before="0" w:after="0"/>
+            </w:pPr>
+            <w:r>
+              <w:rPr>
+                <w:rFonts w:ascii="Arial" w:hAnsi="Arial" w:cs="Arial"/>
+                <w:sz w:val="15"/>
+                <w:szCs w:val="15"/>
+              </w:rPr>
+              <w:t xml:space="preserve">GEO: Teoria do que errei + urbanização e população: teoria e mais questões</w:t>
+            </w:r>
+          </w:p>
+        </w:tc>
+      </w:tr>
+      <w:tr>
+        <w:trPr>
+          <w:trHeight w:val="720" w:hRule="atLeast"/>
+          <w:cantSplit/>
+        </w:trPr>
+        <w:tc>
+          <w:tcPr>
+            <w:tcW w:w="1406" w:type="dxa"/>
+            <w:shd w:val="clear" w:color="auto" w:fill="F2F4F7"/>
+            <w:vAlign w:val="center"/>
+          </w:tcPr>
+          <w:p>
+            <w:pPr>
+              <w:spacing w:before="0" w:after="0"/>
+              <w:jc w:val="center"/>
+            </w:pPr>
+            <w:r>
+              <w:rPr>
+                <w:rFonts w:ascii="Arial" w:hAnsi="Arial" w:cs="Arial"/>
+                <w:b/>
                 <w:sz w:val="16"/>
                 <w:szCs w:val="16"/>
               </w:rPr>
-              <w:t xml:space="preserve">ARTES</w:t>
-            </w:r>
-          </w:p>
-        </w:tc>
-        <w:tc>
-          <w:tcPr>
-            <w:tcW w:w="1700" w:type="dxa"/>
-            <w:vAlign w:val="center"/>
-          </w:tcPr>
-          <w:p>
-            <w:pPr>
-              <w:spacing w:before="0" w:after="0"/>
-            </w:pPr>
-            <w:r>
-              <w:rPr>
-                <w:rFonts w:ascii="Arial" w:hAnsi="Arial" w:cs="Arial"/>
-                <w:b/>
-                <w:color w:val="7D3C98"/>
+              <w:t xml:space="preserve">11:00–12:00</w:t>
+            </w:r>
+          </w:p>
+        </w:tc>
+        <w:tc>
+          <w:tcPr>
+            <w:tcW w:w="1700" w:type="dxa"/>
+            <w:vAlign w:val="center"/>
+          </w:tcPr>
+          <w:p>
+            <w:pPr>
+              <w:spacing w:before="0" w:after="0"/>
+            </w:pPr>
+            <w:r>
+              <w:rPr>
+                <w:rFonts w:ascii="Arial" w:hAnsi="Arial" w:cs="Arial"/>
+                <w:sz w:val="15"/>
+                <w:szCs w:val="15"/>
+              </w:rPr>
+              <w:t xml:space="preserve">HG: Roma e Grécia Antiga: teoria</w:t>
+            </w:r>
+          </w:p>
+        </w:tc>
+        <w:tc>
+          <w:tcPr>
+            <w:tcW w:w="1700" w:type="dxa"/>
+            <w:vAlign w:val="center"/>
+          </w:tcPr>
+          <w:p>
+            <w:pPr>
+              <w:spacing w:before="0" w:after="0"/>
+            </w:pPr>
+            <w:r>
+              <w:rPr>
+                <w:rFonts w:ascii="Arial" w:hAnsi="Arial" w:cs="Arial"/>
+                <w:sz w:val="15"/>
+                <w:szCs w:val="15"/>
+              </w:rPr>
+              <w:t xml:space="preserve">HB: Só teoria: leitura e resumo do que errei</w:t>
+            </w:r>
+          </w:p>
+        </w:tc>
+        <w:tc>
+          <w:tcPr>
+            <w:tcW w:w="1700" w:type="dxa"/>
+            <w:vAlign w:val="center"/>
+          </w:tcPr>
+          <w:p>
+            <w:pPr>
+              <w:spacing w:before="0" w:after="0"/>
+            </w:pPr>
+            <w:r>
+              <w:rPr>
+                <w:rFonts w:ascii="Arial" w:hAnsi="Arial" w:cs="Arial"/>
+                <w:sz w:val="15"/>
+                <w:szCs w:val="15"/>
+              </w:rPr>
+              <w:t xml:space="preserve">HG: Questões de Brasil Império</w:t>
+            </w:r>
+          </w:p>
+        </w:tc>
+        <w:tc>
+          <w:tcPr>
+            <w:tcW w:w="1700" w:type="dxa"/>
+            <w:vAlign w:val="center"/>
+          </w:tcPr>
+          <w:p>
+            <w:pPr>
+              <w:spacing w:before="0" w:after="0"/>
+            </w:pPr>
+            <w:r>
+              <w:rPr>
+                <w:rFonts w:ascii="Arial" w:hAnsi="Arial" w:cs="Arial"/>
+                <w:sz w:val="15"/>
+                <w:szCs w:val="15"/>
+              </w:rPr>
+              <w:t xml:space="preserve">HB: Era Vargas + teoria e resumo do que errei</w:t>
+            </w:r>
+          </w:p>
+        </w:tc>
+        <w:tc>
+          <w:tcPr>
+            <w:tcW w:w="1700" w:type="dxa"/>
+            <w:vAlign w:val="center"/>
+          </w:tcPr>
+          <w:p>
+            <w:pPr>
+              <w:spacing w:before="0" w:after="0"/>
+            </w:pPr>
+            <w:r>
+              <w:rPr>
+                <w:rFonts w:ascii="Arial" w:hAnsi="Arial" w:cs="Arial"/>
+                <w:sz w:val="15"/>
+                <w:szCs w:val="15"/>
+              </w:rPr>
+              <w:t xml:space="preserve">HG: Questões sobre a guerra</w:t>
+            </w:r>
+          </w:p>
+        </w:tc>
+      </w:tr>
+      <w:tr>
+        <w:trPr>
+          <w:trHeight w:val="720" w:hRule="atLeast"/>
+          <w:cantSplit/>
+        </w:trPr>
+        <w:tc>
+          <w:tcPr>
+            <w:tcW w:w="1406" w:type="dxa"/>
+            <w:shd w:val="clear" w:color="auto" w:fill="F2F4F7"/>
+            <w:vAlign w:val="center"/>
+          </w:tcPr>
+          <w:p>
+            <w:pPr>
+              <w:spacing w:before="0" w:after="0"/>
+              <w:jc w:val="center"/>
+            </w:pPr>
+            <w:r>
+              <w:rPr>
+                <w:rFonts w:ascii="Arial" w:hAnsi="Arial" w:cs="Arial"/>
+                <w:b/>
                 <w:sz w:val="16"/>
                 <w:szCs w:val="16"/>
               </w:rPr>
-              <w:t xml:space="preserve">ARTES</w:t>
+              <w:t xml:space="preserve">12:00–13:00</w:t>
+            </w:r>
+          </w:p>
+        </w:tc>
+        <w:tc>
+          <w:tcPr>
+            <w:tcW w:w="1700" w:type="dxa"/>
+            <w:shd w:val="clear" w:color="auto" w:fill="FDF3E7"/>
+            <w:vAlign w:val="center"/>
+          </w:tcPr>
+          <w:p>
+            <w:pPr>
+              <w:spacing w:before="0" w:after="0"/>
+              <w:jc w:val="center"/>
+            </w:pPr>
+            <w:r>
+              <w:rPr>
+                <w:rFonts w:ascii="Arial" w:hAnsi="Arial" w:cs="Arial"/>
+                <w:color w:val="8A4B08"/>
+                <w:sz w:val="15"/>
+                <w:szCs w:val="15"/>
+              </w:rPr>
+              <w:t xml:space="preserve">Almoço 12:30–13:15</w:t>
+            </w:r>
+          </w:p>
+        </w:tc>
+        <w:tc>
+          <w:tcPr>
+            <w:tcW w:w="1700" w:type="dxa"/>
+            <w:shd w:val="clear" w:color="auto" w:fill="FDF3E7"/>
+            <w:vAlign w:val="center"/>
+          </w:tcPr>
+          <w:p>
+            <w:pPr>
+              <w:spacing w:before="0" w:after="0"/>
+              <w:jc w:val="center"/>
+            </w:pPr>
+            <w:r>
+              <w:rPr>
+                <w:rFonts w:ascii="Arial" w:hAnsi="Arial" w:cs="Arial"/>
+                <w:color w:val="8A4B08"/>
+                <w:sz w:val="15"/>
+                <w:szCs w:val="15"/>
+              </w:rPr>
+              <w:t xml:space="preserve">Almoço 12:30–13:15</w:t>
+            </w:r>
+          </w:p>
+        </w:tc>
+        <w:tc>
+          <w:tcPr>
+            <w:tcW w:w="1700" w:type="dxa"/>
+            <w:shd w:val="clear" w:color="auto" w:fill="FDF3E7"/>
+            <w:vAlign w:val="center"/>
+          </w:tcPr>
+          <w:p>
+            <w:pPr>
+              <w:spacing w:before="0" w:after="0"/>
+              <w:jc w:val="center"/>
+            </w:pPr>
+            <w:r>
+              <w:rPr>
+                <w:rFonts w:ascii="Arial" w:hAnsi="Arial" w:cs="Arial"/>
+                <w:color w:val="8A4B08"/>
+                <w:sz w:val="15"/>
+                <w:szCs w:val="15"/>
+              </w:rPr>
+              <w:t xml:space="preserve">Almoço 12:30–13:15</w:t>
+            </w:r>
+          </w:p>
+        </w:tc>
+        <w:tc>
+          <w:tcPr>
+            <w:tcW w:w="1700" w:type="dxa"/>
+            <w:shd w:val="clear" w:color="auto" w:fill="FDF3E7"/>
+            <w:vAlign w:val="center"/>
+          </w:tcPr>
+          <w:p>
+            <w:pPr>
+              <w:spacing w:before="0" w:after="0"/>
+              <w:jc w:val="center"/>
+            </w:pPr>
+            <w:r>
+              <w:rPr>
+                <w:rFonts w:ascii="Arial" w:hAnsi="Arial" w:cs="Arial"/>
+                <w:color w:val="8A4B08"/>
+                <w:sz w:val="15"/>
+                <w:szCs w:val="15"/>
+              </w:rPr>
+              <w:t xml:space="preserve">Almoço 12:30–13:15</w:t>
+            </w:r>
+          </w:p>
+        </w:tc>
+        <w:tc>
+          <w:tcPr>
+            <w:tcW w:w="1700" w:type="dxa"/>
+            <w:shd w:val="clear" w:color="auto" w:fill="FDF3E7"/>
+            <w:vAlign w:val="center"/>
+          </w:tcPr>
+          <w:p>
+            <w:pPr>
+              <w:spacing w:before="0" w:after="0"/>
+              <w:jc w:val="center"/>
+            </w:pPr>
+            <w:r>
+              <w:rPr>
+                <w:rFonts w:ascii="Arial" w:hAnsi="Arial" w:cs="Arial"/>
+                <w:color w:val="8A4B08"/>
+                <w:sz w:val="15"/>
+                <w:szCs w:val="15"/>
+              </w:rPr>
+              <w:t xml:space="preserve">Almoço 12:30–13:15</w:t>
             </w:r>
           </w:p>
         </w:tc>
@@ -358,112 +978,773 @@
                 <w:sz w:val="16"/>
                 <w:szCs w:val="16"/>
               </w:rPr>
-              <w:t xml:space="preserve">08:00–09:00</w:t>
-            </w:r>
-          </w:p>
-        </w:tc>
-        <w:tc>
-          <w:tcPr>
-            <w:tcW w:w="1700" w:type="dxa"/>
-            <w:vAlign w:val="center"/>
-          </w:tcPr>
-          <w:p>
-            <w:pPr>
-              <w:spacing w:before="0" w:after="0"/>
-            </w:pPr>
-            <w:r>
-              <w:rPr>
-                <w:rFonts w:ascii="Arial" w:hAnsi="Arial" w:cs="Arial"/>
-                <w:b/>
-                <w:color w:val="7D3C98"/>
+              <w:t xml:space="preserve">13:00–14:00</w:t>
+            </w:r>
+          </w:p>
+        </w:tc>
+        <w:tc>
+          <w:tcPr>
+            <w:tcW w:w="1700" w:type="dxa"/>
+            <w:shd w:val="clear" w:color="auto" w:fill="FDF3E7"/>
+            <w:vAlign w:val="center"/>
+          </w:tcPr>
+          <w:p>
+            <w:pPr>
+              <w:spacing w:before="0" w:after="0"/>
+              <w:jc w:val="center"/>
+            </w:pPr>
+            <w:r>
+              <w:rPr>
+                <w:rFonts w:ascii="Arial" w:hAnsi="Arial" w:cs="Arial"/>
+                <w:color w:val="8A4B08"/>
+                <w:sz w:val="15"/>
+                <w:szCs w:val="15"/>
+              </w:rPr>
+              <w:t xml:space="preserve">Almoço até 13:15</w:t>
+            </w:r>
+          </w:p>
+        </w:tc>
+        <w:tc>
+          <w:tcPr>
+            <w:tcW w:w="1700" w:type="dxa"/>
+            <w:shd w:val="clear" w:color="auto" w:fill="FDF3E7"/>
+            <w:vAlign w:val="center"/>
+          </w:tcPr>
+          <w:p>
+            <w:pPr>
+              <w:spacing w:before="0" w:after="0"/>
+              <w:jc w:val="center"/>
+            </w:pPr>
+            <w:r>
+              <w:rPr>
+                <w:rFonts w:ascii="Arial" w:hAnsi="Arial" w:cs="Arial"/>
+                <w:color w:val="8A4B08"/>
+                <w:sz w:val="15"/>
+                <w:szCs w:val="15"/>
+              </w:rPr>
+              <w:t xml:space="preserve">Almoço até 13:15</w:t>
+            </w:r>
+          </w:p>
+        </w:tc>
+        <w:tc>
+          <w:tcPr>
+            <w:tcW w:w="1700" w:type="dxa"/>
+            <w:shd w:val="clear" w:color="auto" w:fill="FDF3E7"/>
+            <w:vAlign w:val="center"/>
+          </w:tcPr>
+          <w:p>
+            <w:pPr>
+              <w:spacing w:before="0" w:after="0"/>
+              <w:jc w:val="center"/>
+            </w:pPr>
+            <w:r>
+              <w:rPr>
+                <w:rFonts w:ascii="Arial" w:hAnsi="Arial" w:cs="Arial"/>
+                <w:color w:val="8A4B08"/>
+                <w:sz w:val="15"/>
+                <w:szCs w:val="15"/>
+              </w:rPr>
+              <w:t xml:space="preserve">Almoço até 13:15</w:t>
+            </w:r>
+          </w:p>
+        </w:tc>
+        <w:tc>
+          <w:tcPr>
+            <w:tcW w:w="1700" w:type="dxa"/>
+            <w:shd w:val="clear" w:color="auto" w:fill="FDF3E7"/>
+            <w:vAlign w:val="center"/>
+          </w:tcPr>
+          <w:p>
+            <w:pPr>
+              <w:spacing w:before="0" w:after="0"/>
+              <w:jc w:val="center"/>
+            </w:pPr>
+            <w:r>
+              <w:rPr>
+                <w:rFonts w:ascii="Arial" w:hAnsi="Arial" w:cs="Arial"/>
+                <w:color w:val="8A4B08"/>
+                <w:sz w:val="15"/>
+                <w:szCs w:val="15"/>
+              </w:rPr>
+              <w:t xml:space="preserve">Almoço até 13:15</w:t>
+            </w:r>
+          </w:p>
+        </w:tc>
+        <w:tc>
+          <w:tcPr>
+            <w:tcW w:w="1700" w:type="dxa"/>
+            <w:shd w:val="clear" w:color="auto" w:fill="FDF3E7"/>
+            <w:vAlign w:val="center"/>
+          </w:tcPr>
+          <w:p>
+            <w:pPr>
+              <w:spacing w:before="0" w:after="0"/>
+              <w:jc w:val="center"/>
+            </w:pPr>
+            <w:r>
+              <w:rPr>
+                <w:rFonts w:ascii="Arial" w:hAnsi="Arial" w:cs="Arial"/>
+                <w:color w:val="8A4B08"/>
+                <w:sz w:val="15"/>
+                <w:szCs w:val="15"/>
+              </w:rPr>
+              <w:t xml:space="preserve">Almoço até 13:15</w:t>
+            </w:r>
+          </w:p>
+        </w:tc>
+      </w:tr>
+      <w:tr>
+        <w:trPr>
+          <w:trHeight w:val="720" w:hRule="atLeast"/>
+          <w:cantSplit/>
+        </w:trPr>
+        <w:tc>
+          <w:tcPr>
+            <w:tcW w:w="1406" w:type="dxa"/>
+            <w:shd w:val="clear" w:color="auto" w:fill="F2F4F7"/>
+            <w:vAlign w:val="center"/>
+          </w:tcPr>
+          <w:p>
+            <w:pPr>
+              <w:spacing w:before="0" w:after="0"/>
+              <w:jc w:val="center"/>
+            </w:pPr>
+            <w:r>
+              <w:rPr>
+                <w:rFonts w:ascii="Arial" w:hAnsi="Arial" w:cs="Arial"/>
+                <w:b/>
                 <w:sz w:val="16"/>
                 <w:szCs w:val="16"/>
               </w:rPr>
-              <w:t xml:space="preserve">ARTES</w:t>
-            </w:r>
-          </w:p>
-        </w:tc>
-        <w:tc>
-          <w:tcPr>
-            <w:tcW w:w="1700" w:type="dxa"/>
-            <w:vAlign w:val="center"/>
-          </w:tcPr>
-          <w:p>
-            <w:pPr>
-              <w:spacing w:before="0" w:after="0"/>
-            </w:pPr>
-            <w:r>
-              <w:rPr>
-                <w:rFonts w:ascii="Arial" w:hAnsi="Arial" w:cs="Arial"/>
-                <w:b/>
-                <w:color w:val="7D3C98"/>
+              <w:t xml:space="preserve">14:00–15:00</w:t>
+            </w:r>
+          </w:p>
+        </w:tc>
+        <w:tc>
+          <w:tcPr>
+            <w:tcW w:w="1700" w:type="dxa"/>
+            <w:vAlign w:val="center"/>
+          </w:tcPr>
+          <w:p>
+            <w:pPr>
+              <w:spacing w:before="0" w:after="0"/>
+            </w:pPr>
+            <w:r>
+              <w:rPr>
+                <w:rFonts w:ascii="Arial" w:hAnsi="Arial" w:cs="Arial"/>
+                <w:sz w:val="15"/>
+                <w:szCs w:val="15"/>
+              </w:rPr>
+              <w:t xml:space="preserve">HG: Questões de Roma e Grécia Antiga</w:t>
+            </w:r>
+          </w:p>
+        </w:tc>
+        <w:tc>
+          <w:tcPr>
+            <w:tcW w:w="1700" w:type="dxa"/>
+            <w:shd w:val="clear" w:color="auto" w:fill="EEF4FB"/>
+            <w:vAlign w:val="center"/>
+          </w:tcPr>
+          <w:p>
+            <w:pPr>
+              <w:spacing w:before="0" w:after="0"/>
+              <w:jc w:val="center"/>
+            </w:pPr>
+            <w:r>
+              <w:rPr>
+                <w:rFonts w:ascii="Arial" w:hAnsi="Arial" w:cs="Arial"/>
+                <w:color w:val="1F4E79"/>
+                <w:sz w:val="15"/>
+                <w:szCs w:val="15"/>
+              </w:rPr>
+              <w:t xml:space="preserve">Cursinho 14:30–19:30</w:t>
+            </w:r>
+          </w:p>
+        </w:tc>
+        <w:tc>
+          <w:tcPr>
+            <w:tcW w:w="1700" w:type="dxa"/>
+            <w:vAlign w:val="center"/>
+          </w:tcPr>
+          <w:p>
+            <w:pPr>
+              <w:spacing w:before="0" w:after="0"/>
+            </w:pPr>
+            <w:r>
+              <w:rPr>
+                <w:rFonts w:ascii="Arial" w:hAnsi="Arial" w:cs="Arial"/>
+                <w:sz w:val="15"/>
+                <w:szCs w:val="15"/>
+              </w:rPr>
+              <w:t xml:space="preserve">HB: Questões de Primeira República + 2 reviews do que errei</w:t>
+            </w:r>
+          </w:p>
+        </w:tc>
+        <w:tc>
+          <w:tcPr>
+            <w:tcW w:w="1700" w:type="dxa"/>
+            <w:vAlign w:val="center"/>
+          </w:tcPr>
+          <w:p>
+            <w:pPr>
+              <w:spacing w:before="0" w:after="0"/>
+            </w:pPr>
+            <w:r>
+              <w:rPr>
+                <w:rFonts w:ascii="Arial" w:hAnsi="Arial" w:cs="Arial"/>
+                <w:sz w:val="15"/>
+                <w:szCs w:val="15"/>
+              </w:rPr>
+              <w:t xml:space="preserve">HG: Teoria de História das Américas</w:t>
+            </w:r>
+          </w:p>
+        </w:tc>
+        <w:tc>
+          <w:tcPr>
+            <w:tcW w:w="1700" w:type="dxa"/>
+            <w:shd w:val="clear" w:color="auto" w:fill="EEF4FB"/>
+            <w:vAlign w:val="center"/>
+          </w:tcPr>
+          <w:p>
+            <w:pPr>
+              <w:spacing w:before="0" w:after="0"/>
+              <w:jc w:val="center"/>
+            </w:pPr>
+            <w:r>
+              <w:rPr>
+                <w:rFonts w:ascii="Arial" w:hAnsi="Arial" w:cs="Arial"/>
+                <w:color w:val="1F4E79"/>
+                <w:sz w:val="15"/>
+                <w:szCs w:val="15"/>
+              </w:rPr>
+              <w:t xml:space="preserve">Cursinho 14:30–17:45</w:t>
+            </w:r>
+          </w:p>
+        </w:tc>
+      </w:tr>
+      <w:tr>
+        <w:trPr>
+          <w:trHeight w:val="720" w:hRule="atLeast"/>
+          <w:cantSplit/>
+        </w:trPr>
+        <w:tc>
+          <w:tcPr>
+            <w:tcW w:w="1406" w:type="dxa"/>
+            <w:shd w:val="clear" w:color="auto" w:fill="F2F4F7"/>
+            <w:vAlign w:val="center"/>
+          </w:tcPr>
+          <w:p>
+            <w:pPr>
+              <w:spacing w:before="0" w:after="0"/>
+              <w:jc w:val="center"/>
+            </w:pPr>
+            <w:r>
+              <w:rPr>
+                <w:rFonts w:ascii="Arial" w:hAnsi="Arial" w:cs="Arial"/>
+                <w:b/>
                 <w:sz w:val="16"/>
                 <w:szCs w:val="16"/>
               </w:rPr>
-              <w:t xml:space="preserve">ARTES</w:t>
-            </w:r>
-          </w:p>
-        </w:tc>
-        <w:tc>
-          <w:tcPr>
-            <w:tcW w:w="1700" w:type="dxa"/>
-            <w:vAlign w:val="center"/>
-          </w:tcPr>
-          <w:p>
-            <w:pPr>
-              <w:spacing w:before="0" w:after="0"/>
-            </w:pPr>
-            <w:r>
-              <w:rPr>
-                <w:rFonts w:ascii="Arial" w:hAnsi="Arial" w:cs="Arial"/>
-                <w:b/>
-                <w:color w:val="7D3C98"/>
+              <w:t xml:space="preserve">15:00–16:00</w:t>
+            </w:r>
+          </w:p>
+        </w:tc>
+        <w:tc>
+          <w:tcPr>
+            <w:tcW w:w="1700" w:type="dxa"/>
+            <w:vAlign w:val="center"/>
+          </w:tcPr>
+          <w:p>
+            <w:pPr>
+              <w:spacing w:before="0" w:after="0"/>
+            </w:pPr>
+            <w:r>
+              <w:rPr>
+                <w:rFonts w:ascii="Arial" w:hAnsi="Arial" w:cs="Arial"/>
+                <w:sz w:val="15"/>
+                <w:szCs w:val="15"/>
+              </w:rPr>
+              <w:t xml:space="preserve">LP: Questões do livro de review da FGV + 3 dissertativas</w:t>
+            </w:r>
+          </w:p>
+        </w:tc>
+        <w:tc>
+          <w:tcPr>
+            <w:tcW w:w="1700" w:type="dxa"/>
+            <w:shd w:val="clear" w:color="auto" w:fill="D6E4F5"/>
+            <w:vAlign w:val="center"/>
+          </w:tcPr>
+          <w:p>
+            <w:pPr>
+              <w:spacing w:before="0" w:after="0"/>
+              <w:jc w:val="center"/>
+            </w:pPr>
+            <w:r>
+              <w:rPr>
+                <w:rFonts w:ascii="Arial" w:hAnsi="Arial" w:cs="Arial"/>
+                <w:b/>
+                <w:color w:val="1F4E79"/>
+                <w:sz w:val="15"/>
+                <w:szCs w:val="15"/>
+              </w:rPr>
+              <w:t xml:space="preserve">Cursinho (Literatura)</w:t>
+            </w:r>
+          </w:p>
+        </w:tc>
+        <w:tc>
+          <w:tcPr>
+            <w:tcW w:w="1700" w:type="dxa"/>
+            <w:vAlign w:val="center"/>
+          </w:tcPr>
+          <w:p>
+            <w:pPr>
+              <w:spacing w:before="0" w:after="0"/>
+            </w:pPr>
+            <w:r>
+              <w:rPr>
+                <w:rFonts w:ascii="Arial" w:hAnsi="Arial" w:cs="Arial"/>
+                <w:sz w:val="15"/>
+                <w:szCs w:val="15"/>
+              </w:rPr>
+              <w:t xml:space="preserve">LP: Questões objetivas e dissertativas</w:t>
+            </w:r>
+          </w:p>
+        </w:tc>
+        <w:tc>
+          <w:tcPr>
+            <w:tcW w:w="1700" w:type="dxa"/>
+            <w:vAlign w:val="center"/>
+          </w:tcPr>
+          <w:p>
+            <w:pPr>
+              <w:spacing w:before="0" w:after="0"/>
+            </w:pPr>
+            <w:r>
+              <w:rPr>
+                <w:rFonts w:ascii="Arial" w:hAnsi="Arial" w:cs="Arial"/>
+                <w:sz w:val="15"/>
+                <w:szCs w:val="15"/>
+              </w:rPr>
+              <w:t xml:space="preserve">LP: Questões objetivas e dissertativas</w:t>
+            </w:r>
+          </w:p>
+        </w:tc>
+        <w:tc>
+          <w:tcPr>
+            <w:tcW w:w="1700" w:type="dxa"/>
+            <w:shd w:val="clear" w:color="auto" w:fill="D6E4F5"/>
+            <w:vAlign w:val="center"/>
+          </w:tcPr>
+          <w:p>
+            <w:pPr>
+              <w:spacing w:before="0" w:after="0"/>
+              <w:jc w:val="center"/>
+            </w:pPr>
+            <w:r>
+              <w:rPr>
+                <w:rFonts w:ascii="Arial" w:hAnsi="Arial" w:cs="Arial"/>
+                <w:b/>
+                <w:color w:val="1F4E79"/>
+                <w:sz w:val="15"/>
+                <w:szCs w:val="15"/>
+              </w:rPr>
+              <w:t xml:space="preserve">Cursinho (História do Brasil)</w:t>
+            </w:r>
+          </w:p>
+        </w:tc>
+      </w:tr>
+      <w:tr>
+        <w:trPr>
+          <w:trHeight w:val="720" w:hRule="atLeast"/>
+          <w:cantSplit/>
+        </w:trPr>
+        <w:tc>
+          <w:tcPr>
+            <w:tcW w:w="1406" w:type="dxa"/>
+            <w:shd w:val="clear" w:color="auto" w:fill="F2F4F7"/>
+            <w:vAlign w:val="center"/>
+          </w:tcPr>
+          <w:p>
+            <w:pPr>
+              <w:spacing w:before="0" w:after="0"/>
+              <w:jc w:val="center"/>
+            </w:pPr>
+            <w:r>
+              <w:rPr>
+                <w:rFonts w:ascii="Arial" w:hAnsi="Arial" w:cs="Arial"/>
+                <w:b/>
                 <w:sz w:val="16"/>
                 <w:szCs w:val="16"/>
               </w:rPr>
-              <w:t xml:space="preserve">ARTES</w:t>
-            </w:r>
-          </w:p>
-        </w:tc>
-        <w:tc>
-          <w:tcPr>
-            <w:tcW w:w="1700" w:type="dxa"/>
-            <w:vAlign w:val="center"/>
-          </w:tcPr>
-          <w:p>
-            <w:pPr>
-              <w:spacing w:before="0" w:after="0"/>
-            </w:pPr>
-            <w:r>
-              <w:rPr>
-                <w:rFonts w:ascii="Arial" w:hAnsi="Arial" w:cs="Arial"/>
-                <w:b/>
-                <w:color w:val="7D3C98"/>
+              <w:t xml:space="preserve">16:00–17:00</w:t>
+            </w:r>
+          </w:p>
+        </w:tc>
+        <w:tc>
+          <w:tcPr>
+            <w:tcW w:w="1700" w:type="dxa"/>
+            <w:vAlign w:val="center"/>
+          </w:tcPr>
+          <w:p>
+            <w:pPr>
+              <w:spacing w:before="0" w:after="0"/>
+            </w:pPr>
+            <w:r>
+              <w:rPr>
+                <w:rFonts w:ascii="Arial" w:hAnsi="Arial" w:cs="Arial"/>
+                <w:sz w:val="15"/>
+                <w:szCs w:val="15"/>
+              </w:rPr>
+              <w:t xml:space="preserve">LP: Correção + teoria das questões que errei, se precisar</w:t>
+            </w:r>
+          </w:p>
+        </w:tc>
+        <w:tc>
+          <w:tcPr>
+            <w:tcW w:w="1700" w:type="dxa"/>
+            <w:shd w:val="clear" w:color="auto" w:fill="D6E4F5"/>
+            <w:vAlign w:val="center"/>
+          </w:tcPr>
+          <w:p>
+            <w:pPr>
+              <w:spacing w:before="0" w:after="0"/>
+              <w:jc w:val="center"/>
+            </w:pPr>
+            <w:r>
+              <w:rPr>
+                <w:rFonts w:ascii="Arial" w:hAnsi="Arial" w:cs="Arial"/>
+                <w:b/>
+                <w:color w:val="1F4E79"/>
+                <w:sz w:val="15"/>
+                <w:szCs w:val="15"/>
+              </w:rPr>
+              <w:t xml:space="preserve">Cursinho (História Geral)</w:t>
+            </w:r>
+          </w:p>
+        </w:tc>
+        <w:tc>
+          <w:tcPr>
+            <w:tcW w:w="1700" w:type="dxa"/>
+            <w:vAlign w:val="center"/>
+          </w:tcPr>
+          <w:p>
+            <w:pPr>
+              <w:spacing w:before="0" w:after="0"/>
+            </w:pPr>
+            <w:r>
+              <w:rPr>
+                <w:rFonts w:ascii="Arial" w:hAnsi="Arial" w:cs="Arial"/>
+                <w:sz w:val="15"/>
+                <w:szCs w:val="15"/>
+              </w:rPr>
+              <w:t xml:space="preserve">LP: Teoria do que errei + teoria de reescrita na norma + questões dissertativas</w:t>
+            </w:r>
+          </w:p>
+        </w:tc>
+        <w:tc>
+          <w:tcPr>
+            <w:tcW w:w="1700" w:type="dxa"/>
+            <w:vAlign w:val="center"/>
+          </w:tcPr>
+          <w:p>
+            <w:pPr>
+              <w:spacing w:before="0" w:after="0"/>
+            </w:pPr>
+            <w:r>
+              <w:rPr>
+                <w:rFonts w:ascii="Arial" w:hAnsi="Arial" w:cs="Arial"/>
+                <w:sz w:val="15"/>
+                <w:szCs w:val="15"/>
+              </w:rPr>
+              <w:t xml:space="preserve">LP: Teoria do que errei + teoria de figuras e formação de palavras + o qual, do qual, aonde, das quais etc.</w:t>
+            </w:r>
+          </w:p>
+        </w:tc>
+        <w:tc>
+          <w:tcPr>
+            <w:tcW w:w="1700" w:type="dxa"/>
+            <w:shd w:val="clear" w:color="auto" w:fill="D6E4F5"/>
+            <w:vAlign w:val="center"/>
+          </w:tcPr>
+          <w:p>
+            <w:pPr>
+              <w:spacing w:before="0" w:after="0"/>
+              <w:jc w:val="center"/>
+            </w:pPr>
+            <w:r>
+              <w:rPr>
+                <w:rFonts w:ascii="Arial" w:hAnsi="Arial" w:cs="Arial"/>
+                <w:b/>
+                <w:color w:val="1F4E79"/>
+                <w:sz w:val="15"/>
+                <w:szCs w:val="15"/>
+              </w:rPr>
+              <w:t xml:space="preserve">Cursinho (Geografia)</w:t>
+            </w:r>
+          </w:p>
+        </w:tc>
+      </w:tr>
+      <w:tr>
+        <w:trPr>
+          <w:trHeight w:val="720" w:hRule="atLeast"/>
+          <w:cantSplit/>
+        </w:trPr>
+        <w:tc>
+          <w:tcPr>
+            <w:tcW w:w="1406" w:type="dxa"/>
+            <w:shd w:val="clear" w:color="auto" w:fill="F2F4F7"/>
+            <w:vAlign w:val="center"/>
+          </w:tcPr>
+          <w:p>
+            <w:pPr>
+              <w:spacing w:before="0" w:after="0"/>
+              <w:jc w:val="center"/>
+            </w:pPr>
+            <w:r>
+              <w:rPr>
+                <w:rFonts w:ascii="Arial" w:hAnsi="Arial" w:cs="Arial"/>
+                <w:b/>
                 <w:sz w:val="16"/>
                 <w:szCs w:val="16"/>
               </w:rPr>
-              <w:t xml:space="preserve">ARTES</w:t>
-            </w:r>
-          </w:p>
-        </w:tc>
-        <w:tc>
-          <w:tcPr>
-            <w:tcW w:w="1700" w:type="dxa"/>
-            <w:vAlign w:val="center"/>
-          </w:tcPr>
-          <w:p>
-            <w:pPr>
-              <w:spacing w:before="0" w:after="0"/>
-            </w:pPr>
-            <w:r>
-              <w:rPr>
-                <w:rFonts w:ascii="Arial" w:hAnsi="Arial" w:cs="Arial"/>
-                <w:b/>
-                <w:color w:val="7D3C98"/>
+              <w:t xml:space="preserve">17:00–18:00</w:t>
+            </w:r>
+          </w:p>
+        </w:tc>
+        <w:tc>
+          <w:tcPr>
+            <w:tcW w:w="1700" w:type="dxa"/>
+            <w:vAlign w:val="center"/>
+          </w:tcPr>
+          <w:p>
+            <w:pPr>
+              <w:spacing w:before="0" w:after="0"/>
+            </w:pPr>
+            <w:r>
+              <w:rPr>
+                <w:rFonts w:ascii="Arial" w:hAnsi="Arial" w:cs="Arial"/>
+                <w:sz w:val="15"/>
+                <w:szCs w:val="15"/>
+              </w:rPr>
+              <w:t xml:space="preserve">LIT: Questões + leitura e interpretação de poemas</w:t>
+            </w:r>
+          </w:p>
+        </w:tc>
+        <w:tc>
+          <w:tcPr>
+            <w:tcW w:w="1700" w:type="dxa"/>
+            <w:shd w:val="clear" w:color="auto" w:fill="D6E4F5"/>
+            <w:vAlign w:val="center"/>
+          </w:tcPr>
+          <w:p>
+            <w:pPr>
+              <w:spacing w:before="0" w:after="0"/>
+              <w:jc w:val="center"/>
+            </w:pPr>
+            <w:r>
+              <w:rPr>
+                <w:rFonts w:ascii="Arial" w:hAnsi="Arial" w:cs="Arial"/>
+                <w:b/>
+                <w:color w:val="1F4E79"/>
+                <w:sz w:val="15"/>
+                <w:szCs w:val="15"/>
+              </w:rPr>
+              <w:t xml:space="preserve">Cursinho (Língua Portuguesa)</w:t>
+            </w:r>
+          </w:p>
+        </w:tc>
+        <w:tc>
+          <w:tcPr>
+            <w:tcW w:w="1700" w:type="dxa"/>
+            <w:vAlign w:val="center"/>
+          </w:tcPr>
+          <w:p>
+            <w:pPr>
+              <w:spacing w:before="0" w:after="0"/>
+            </w:pPr>
+            <w:r>
+              <w:rPr>
+                <w:rFonts w:ascii="Arial" w:hAnsi="Arial" w:cs="Arial"/>
+                <w:sz w:val="15"/>
+                <w:szCs w:val="15"/>
+              </w:rPr>
+              <w:t xml:space="preserve">LIT: Interpretação de poema e escolas literárias</w:t>
+            </w:r>
+          </w:p>
+        </w:tc>
+        <w:tc>
+          <w:tcPr>
+            <w:tcW w:w="1700" w:type="dxa"/>
+            <w:vAlign w:val="center"/>
+          </w:tcPr>
+          <w:p>
+            <w:pPr>
+              <w:spacing w:before="0" w:after="0"/>
+            </w:pPr>
+            <w:r>
+              <w:rPr>
+                <w:rFonts w:ascii="Arial" w:hAnsi="Arial" w:cs="Arial"/>
+                <w:sz w:val="15"/>
+                <w:szCs w:val="15"/>
+              </w:rPr>
+              <w:t xml:space="preserve">LIT: Questões objetivas e dissertativas + interpretação de poema</w:t>
+            </w:r>
+          </w:p>
+        </w:tc>
+        <w:tc>
+          <w:tcPr>
+            <w:tcW w:w="1700" w:type="dxa"/>
+            <w:shd w:val="clear" w:color="auto" w:fill="EEF4FB"/>
+            <w:vAlign w:val="center"/>
+          </w:tcPr>
+          <w:p>
+            <w:pPr>
+              <w:spacing w:before="0" w:after="0"/>
+              <w:jc w:val="center"/>
+            </w:pPr>
+            <w:r>
+              <w:rPr>
+                <w:rFonts w:ascii="Arial" w:hAnsi="Arial" w:cs="Arial"/>
+                <w:color w:val="1F4E79"/>
+                <w:sz w:val="15"/>
+                <w:szCs w:val="15"/>
+              </w:rPr>
+              <w:t xml:space="preserve">Cursinho (Geografia) até 17:45</w:t>
+            </w:r>
+          </w:p>
+        </w:tc>
+      </w:tr>
+      <w:tr>
+        <w:trPr>
+          <w:trHeight w:val="720" w:hRule="atLeast"/>
+          <w:cantSplit/>
+        </w:trPr>
+        <w:tc>
+          <w:tcPr>
+            <w:tcW w:w="1406" w:type="dxa"/>
+            <w:shd w:val="clear" w:color="auto" w:fill="F2F4F7"/>
+            <w:vAlign w:val="center"/>
+          </w:tcPr>
+          <w:p>
+            <w:pPr>
+              <w:spacing w:before="0" w:after="0"/>
+              <w:jc w:val="center"/>
+            </w:pPr>
+            <w:r>
+              <w:rPr>
+                <w:rFonts w:ascii="Arial" w:hAnsi="Arial" w:cs="Arial"/>
+                <w:b/>
                 <w:sz w:val="16"/>
                 <w:szCs w:val="16"/>
               </w:rPr>
-              <w:t xml:space="preserve">ARTES</w:t>
+              <w:t xml:space="preserve">18:00–19:00</w:t>
+            </w:r>
+          </w:p>
+        </w:tc>
+        <w:tc>
+          <w:tcPr>
+            <w:tcW w:w="1700" w:type="dxa"/>
+            <w:shd w:val="clear" w:color="auto" w:fill="D6E4F5"/>
+            <w:vAlign w:val="center"/>
+          </w:tcPr>
+          <w:p>
+            <w:pPr>
+              <w:spacing w:before="0" w:after="0"/>
+              <w:jc w:val="center"/>
+            </w:pPr>
+            <w:r>
+              <w:rPr>
+                <w:rFonts w:ascii="Arial" w:hAnsi="Arial" w:cs="Arial"/>
+                <w:b/>
+                <w:color w:val="1F4E79"/>
+                <w:sz w:val="15"/>
+                <w:szCs w:val="15"/>
+              </w:rPr>
+              <w:t xml:space="preserve">Aula 18:00–19:30 (Atualidades)</w:t>
+            </w:r>
+          </w:p>
+        </w:tc>
+        <w:tc>
+          <w:tcPr>
+            <w:tcW w:w="1700" w:type="dxa"/>
+            <w:shd w:val="clear" w:color="auto" w:fill="D6E4F5"/>
+            <w:vAlign w:val="center"/>
+          </w:tcPr>
+          <w:p>
+            <w:pPr>
+              <w:spacing w:before="0" w:after="0"/>
+              <w:jc w:val="center"/>
+            </w:pPr>
+            <w:r>
+              <w:rPr>
+                <w:rFonts w:ascii="Arial" w:hAnsi="Arial" w:cs="Arial"/>
+                <w:b/>
+                <w:color w:val="1F4E79"/>
+                <w:sz w:val="15"/>
+                <w:szCs w:val="15"/>
+              </w:rPr>
+              <w:t xml:space="preserve">Cursinho (Língua Portuguesa)</w:t>
+            </w:r>
+          </w:p>
+        </w:tc>
+        <w:tc>
+          <w:tcPr>
+            <w:tcW w:w="1700" w:type="dxa"/>
+            <w:vAlign w:val="center"/>
+          </w:tcPr>
+          <w:p>
+            <w:pPr>
+              <w:spacing w:before="0" w:after="0"/>
+            </w:pPr>
+            <w:r>
+              <w:rPr>
+                <w:rFonts w:ascii="Arial" w:hAnsi="Arial" w:cs="Arial"/>
+                <w:sz w:val="15"/>
+                <w:szCs w:val="15"/>
+              </w:rPr>
+              <w:t xml:space="preserve">LIT: Questões ou flashcards de escolas literárias e seus autores</w:t>
+            </w:r>
+          </w:p>
+        </w:tc>
+        <w:tc>
+          <w:tcPr>
+            <w:tcW w:w="1700" w:type="dxa"/>
+            <w:shd w:val="clear" w:color="auto" w:fill="D6E4F5"/>
+            <w:vAlign w:val="center"/>
+          </w:tcPr>
+          <w:p>
+            <w:pPr>
+              <w:spacing w:before="0" w:after="0"/>
+              <w:jc w:val="center"/>
+            </w:pPr>
+            <w:r>
+              <w:rPr>
+                <w:rFonts w:ascii="Arial" w:hAnsi="Arial" w:cs="Arial"/>
+                <w:b/>
+                <w:color w:val="1F4E79"/>
+                <w:sz w:val="15"/>
+                <w:szCs w:val="15"/>
+              </w:rPr>
+              <w:t xml:space="preserve">Aula 18:00–19:30 (Geografia)</w:t>
+            </w:r>
+          </w:p>
+        </w:tc>
+        <w:tc>
+          <w:tcPr>
+            <w:tcW w:w="1700" w:type="dxa"/>
+            <w:vAlign w:val="center"/>
+          </w:tcPr>
+          <w:p>
+            <w:pPr>
+              <w:spacing w:before="0" w:after="0"/>
+            </w:pPr>
+            <w:r>
+              <w:rPr>
+                <w:rFonts w:ascii="Arial" w:hAnsi="Arial" w:cs="Arial"/>
+                <w:sz w:val="15"/>
+                <w:szCs w:val="15"/>
+              </w:rPr>
+              <w:t xml:space="preserve">HB: Questões sobre redemocratização, Constituição de 1988 e ditadura militar</w:t>
             </w:r>
           </w:p>
         </w:tc>
@@ -491,831 +1772,504 @@
                 <w:sz w:val="16"/>
                 <w:szCs w:val="16"/>
               </w:rPr>
-              <w:t xml:space="preserve">09:00–10:00</w:t>
-            </w:r>
-          </w:p>
-        </w:tc>
-        <w:tc>
-          <w:tcPr>
-            <w:tcW w:w="1700" w:type="dxa"/>
-            <w:vAlign w:val="center"/>
-          </w:tcPr>
-          <w:p>
-            <w:pPr>
-              <w:spacing w:before="0" w:after="0"/>
-            </w:pPr>
-            <w:r>
-              <w:rPr>
-                <w:rFonts w:ascii="Arial" w:hAnsi="Arial" w:cs="Arial"/>
-                <w:b/>
-                <w:color w:val="138D75"/>
+              <w:t xml:space="preserve">19:00–20:00</w:t>
+            </w:r>
+          </w:p>
+        </w:tc>
+        <w:tc>
+          <w:tcPr>
+            <w:tcW w:w="1700" w:type="dxa"/>
+            <w:shd w:val="clear" w:color="auto" w:fill="D6E4F5"/>
+            <w:vAlign w:val="center"/>
+          </w:tcPr>
+          <w:p>
+            <w:pPr>
+              <w:spacing w:before="0" w:after="0"/>
+              <w:jc w:val="center"/>
+            </w:pPr>
+            <w:r>
+              <w:rPr>
+                <w:rFonts w:ascii="Arial" w:hAnsi="Arial" w:cs="Arial"/>
+                <w:b/>
+                <w:color w:val="1F4E79"/>
+                <w:sz w:val="15"/>
+                <w:szCs w:val="15"/>
+              </w:rPr>
+              <w:t xml:space="preserve">Aula até 19:30</w:t>
+            </w:r>
+          </w:p>
+          <w:p>
+            <w:pPr>
+              <w:spacing w:before="0" w:after="0"/>
+              <w:jc w:val="center"/>
+            </w:pPr>
+            <w:r>
+              <w:rPr>
+                <w:rFonts w:ascii="Arial" w:hAnsi="Arial" w:cs="Arial"/>
+                <w:b/>
+                <w:color w:val="8A4B08"/>
+                <w:sz w:val="15"/>
+                <w:szCs w:val="15"/>
+              </w:rPr>
+              <w:t xml:space="preserve">Jantar 19:30–20:15</w:t>
+            </w:r>
+          </w:p>
+        </w:tc>
+        <w:tc>
+          <w:tcPr>
+            <w:tcW w:w="1700" w:type="dxa"/>
+            <w:shd w:val="clear" w:color="auto" w:fill="D6E4F5"/>
+            <w:vAlign w:val="center"/>
+          </w:tcPr>
+          <w:p>
+            <w:pPr>
+              <w:spacing w:before="0" w:after="0"/>
+              <w:jc w:val="center"/>
+            </w:pPr>
+            <w:r>
+              <w:rPr>
+                <w:rFonts w:ascii="Arial" w:hAnsi="Arial" w:cs="Arial"/>
+                <w:b/>
+                <w:color w:val="1F4E79"/>
+                <w:sz w:val="15"/>
+                <w:szCs w:val="15"/>
+              </w:rPr>
+              <w:t xml:space="preserve">Cursinho até 19:30</w:t>
+            </w:r>
+          </w:p>
+          <w:p>
+            <w:pPr>
+              <w:spacing w:before="0" w:after="0"/>
+              <w:jc w:val="center"/>
+            </w:pPr>
+            <w:r>
+              <w:rPr>
+                <w:rFonts w:ascii="Arial" w:hAnsi="Arial" w:cs="Arial"/>
+                <w:b/>
+                <w:color w:val="8A4B08"/>
+                <w:sz w:val="15"/>
+                <w:szCs w:val="15"/>
+              </w:rPr>
+              <w:t xml:space="preserve">Jantar 19:30–20:15</w:t>
+            </w:r>
+          </w:p>
+        </w:tc>
+        <w:tc>
+          <w:tcPr>
+            <w:tcW w:w="1700" w:type="dxa"/>
+            <w:vAlign w:val="center"/>
+          </w:tcPr>
+          <w:p>
+            <w:pPr>
+              <w:spacing w:before="0" w:after="0"/>
+            </w:pPr>
+            <w:r>
+              <w:rPr>
+                <w:rFonts w:ascii="Arial" w:hAnsi="Arial" w:cs="Arial"/>
+                <w:sz w:val="15"/>
+                <w:szCs w:val="15"/>
+              </w:rPr>
+              <w:t xml:space="preserve">MAT</w:t>
+            </w:r>
+          </w:p>
+        </w:tc>
+        <w:tc>
+          <w:tcPr>
+            <w:tcW w:w="1700" w:type="dxa"/>
+            <w:shd w:val="clear" w:color="auto" w:fill="D6E4F5"/>
+            <w:vAlign w:val="center"/>
+          </w:tcPr>
+          <w:p>
+            <w:pPr>
+              <w:spacing w:before="0" w:after="0"/>
+              <w:jc w:val="center"/>
+            </w:pPr>
+            <w:r>
+              <w:rPr>
+                <w:rFonts w:ascii="Arial" w:hAnsi="Arial" w:cs="Arial"/>
+                <w:b/>
+                <w:color w:val="1F4E79"/>
+                <w:sz w:val="15"/>
+                <w:szCs w:val="15"/>
+              </w:rPr>
+              <w:t xml:space="preserve">Aula até 19:30</w:t>
+            </w:r>
+          </w:p>
+          <w:p>
+            <w:pPr>
+              <w:spacing w:before="0" w:after="0"/>
+              <w:jc w:val="center"/>
+            </w:pPr>
+            <w:r>
+              <w:rPr>
+                <w:rFonts w:ascii="Arial" w:hAnsi="Arial" w:cs="Arial"/>
+                <w:b/>
+                <w:color w:val="8A4B08"/>
+                <w:sz w:val="15"/>
+                <w:szCs w:val="15"/>
+              </w:rPr>
+              <w:t xml:space="preserve">Jantar 19:30–20:15</w:t>
+            </w:r>
+          </w:p>
+        </w:tc>
+        <w:tc>
+          <w:tcPr>
+            <w:tcW w:w="1700" w:type="dxa"/>
+            <w:vAlign w:val="center"/>
+          </w:tcPr>
+          <w:p>
+            <w:pPr>
+              <w:spacing w:before="0" w:after="0"/>
+            </w:pPr>
+            <w:r>
+              <w:rPr>
+                <w:rFonts w:ascii="Arial" w:hAnsi="Arial" w:cs="Arial"/>
+                <w:sz w:val="15"/>
+                <w:szCs w:val="15"/>
+              </w:rPr>
+              <w:t xml:space="preserve">LP: Questões de vocabulário no contexto (sinônimos etc.)</w:t>
+            </w:r>
+          </w:p>
+        </w:tc>
+      </w:tr>
+      <w:tr>
+        <w:trPr>
+          <w:trHeight w:val="720" w:hRule="atLeast"/>
+          <w:cantSplit/>
+        </w:trPr>
+        <w:tc>
+          <w:tcPr>
+            <w:tcW w:w="1406" w:type="dxa"/>
+            <w:shd w:val="clear" w:color="auto" w:fill="F2F4F7"/>
+            <w:vAlign w:val="center"/>
+          </w:tcPr>
+          <w:p>
+            <w:pPr>
+              <w:spacing w:before="0" w:after="0"/>
+              <w:jc w:val="center"/>
+            </w:pPr>
+            <w:r>
+              <w:rPr>
+                <w:rFonts w:ascii="Arial" w:hAnsi="Arial" w:cs="Arial"/>
+                <w:b/>
                 <w:sz w:val="16"/>
                 <w:szCs w:val="16"/>
               </w:rPr>
-              <w:t xml:space="preserve">GEO  </w:t>
-            </w:r>
-            <w:r>
-              <w:rPr>
-                <w:rFonts w:ascii="Arial" w:hAnsi="Arial" w:cs="Arial"/>
+              <w:t xml:space="preserve">20:00–21:00</w:t>
+            </w:r>
+          </w:p>
+        </w:tc>
+        <w:tc>
+          <w:tcPr>
+            <w:tcW w:w="1700" w:type="dxa"/>
+            <w:shd w:val="clear" w:color="auto" w:fill="FDF3E7"/>
+            <w:vAlign w:val="center"/>
+          </w:tcPr>
+          <w:p>
+            <w:pPr>
+              <w:spacing w:before="0" w:after="0"/>
+              <w:jc w:val="center"/>
+            </w:pPr>
+            <w:r>
+              <w:rPr>
+                <w:rFonts w:ascii="Arial" w:hAnsi="Arial" w:cs="Arial"/>
+                <w:color w:val="8A4B08"/>
+                <w:sz w:val="15"/>
+                <w:szCs w:val="15"/>
+              </w:rPr>
+              <w:t xml:space="preserve">Jantar até 20:15</w:t>
+            </w:r>
+          </w:p>
+        </w:tc>
+        <w:tc>
+          <w:tcPr>
+            <w:tcW w:w="1700" w:type="dxa"/>
+            <w:shd w:val="clear" w:color="auto" w:fill="FDF3E7"/>
+            <w:vAlign w:val="center"/>
+          </w:tcPr>
+          <w:p>
+            <w:pPr>
+              <w:spacing w:before="0" w:after="0"/>
+              <w:jc w:val="center"/>
+            </w:pPr>
+            <w:r>
+              <w:rPr>
+                <w:rFonts w:ascii="Arial" w:hAnsi="Arial" w:cs="Arial"/>
+                <w:color w:val="8A4B08"/>
+                <w:sz w:val="15"/>
+                <w:szCs w:val="15"/>
+              </w:rPr>
+              <w:t xml:space="preserve">Jantar até 20:15</w:t>
+            </w:r>
+          </w:p>
+        </w:tc>
+        <w:tc>
+          <w:tcPr>
+            <w:tcW w:w="1700" w:type="dxa"/>
+            <w:vAlign w:val="center"/>
+          </w:tcPr>
+          <w:p>
+            <w:pPr>
+              <w:spacing w:before="0" w:after="0"/>
+            </w:pPr>
+            <w:r>
+              <w:rPr>
+                <w:rFonts w:ascii="Arial" w:hAnsi="Arial" w:cs="Arial"/>
+                <w:sz w:val="15"/>
+                <w:szCs w:val="15"/>
+              </w:rPr>
+              <w:t xml:space="preserve">MAT</w:t>
+            </w:r>
+          </w:p>
+        </w:tc>
+        <w:tc>
+          <w:tcPr>
+            <w:tcW w:w="1700" w:type="dxa"/>
+            <w:shd w:val="clear" w:color="auto" w:fill="FDF3E7"/>
+            <w:vAlign w:val="center"/>
+          </w:tcPr>
+          <w:p>
+            <w:pPr>
+              <w:spacing w:before="0" w:after="0"/>
+              <w:jc w:val="center"/>
+            </w:pPr>
+            <w:r>
+              <w:rPr>
+                <w:rFonts w:ascii="Arial" w:hAnsi="Arial" w:cs="Arial"/>
+                <w:color w:val="8A4B08"/>
+                <w:sz w:val="15"/>
+                <w:szCs w:val="15"/>
+              </w:rPr>
+              <w:t xml:space="preserve">Jantar até 20:15</w:t>
+            </w:r>
+          </w:p>
+          <w:p>
+            <w:pPr>
+              <w:spacing w:before="0" w:after="0"/>
+              <w:jc w:val="center"/>
+            </w:pPr>
+            <w:r>
+              <w:rPr>
+                <w:rFonts w:ascii="Arial" w:hAnsi="Arial" w:cs="Arial"/>
+                <w:color w:val="1F4E79"/>
+                <w:sz w:val="15"/>
+                <w:szCs w:val="15"/>
+              </w:rPr>
+              <w:t xml:space="preserve">Aula de matemática 20:30–21:30</w:t>
+            </w:r>
+          </w:p>
+        </w:tc>
+        <w:tc>
+          <w:tcPr>
+            <w:tcW w:w="1700" w:type="dxa"/>
+            <w:vAlign w:val="center"/>
+          </w:tcPr>
+          <w:p>
+            <w:pPr>
+              <w:spacing w:before="0" w:after="0"/>
+            </w:pPr>
+            <w:r>
+              <w:rPr>
+                <w:rFonts w:ascii="Arial" w:hAnsi="Arial" w:cs="Arial"/>
+                <w:sz w:val="15"/>
+                <w:szCs w:val="15"/>
+              </w:rPr>
+              <w:t xml:space="preserve">LIT: Questões do review</w:t>
+            </w:r>
+          </w:p>
+        </w:tc>
+      </w:tr>
+      <w:tr>
+        <w:trPr>
+          <w:trHeight w:val="720" w:hRule="atLeast"/>
+          <w:cantSplit/>
+        </w:trPr>
+        <w:tc>
+          <w:tcPr>
+            <w:tcW w:w="1406" w:type="dxa"/>
+            <w:shd w:val="clear" w:color="auto" w:fill="F2F4F7"/>
+            <w:vAlign w:val="center"/>
+          </w:tcPr>
+          <w:p>
+            <w:pPr>
+              <w:spacing w:before="0" w:after="0"/>
+              <w:jc w:val="center"/>
+            </w:pPr>
+            <w:r>
+              <w:rPr>
+                <w:rFonts w:ascii="Arial" w:hAnsi="Arial" w:cs="Arial"/>
+                <w:b/>
                 <w:sz w:val="16"/>
                 <w:szCs w:val="16"/>
               </w:rPr>
-              <w:t xml:space="preserve">1h de questões do livro de review da FGV + 3 dissertativas</w:t>
-            </w:r>
-          </w:p>
-        </w:tc>
-        <w:tc>
-          <w:tcPr>
-            <w:tcW w:w="1700" w:type="dxa"/>
-            <w:vAlign w:val="center"/>
-          </w:tcPr>
-          <w:p>
-            <w:pPr>
-              <w:spacing w:before="0" w:after="0"/>
-            </w:pPr>
-            <w:r>
-              <w:rPr>
-                <w:rFonts w:ascii="Arial" w:hAnsi="Arial" w:cs="Arial"/>
-                <w:b/>
-                <w:color w:val="138D75"/>
+              <w:t xml:space="preserve">21:00–22:00</w:t>
+            </w:r>
+          </w:p>
+        </w:tc>
+        <w:tc>
+          <w:tcPr>
+            <w:tcW w:w="1700" w:type="dxa"/>
+            <w:vAlign w:val="center"/>
+          </w:tcPr>
+          <w:p>
+            <w:pPr>
+              <w:spacing w:before="0" w:after="0"/>
+            </w:pPr>
+            <w:r>
+              <w:rPr>
+                <w:rFonts w:ascii="Arial" w:hAnsi="Arial" w:cs="Arial"/>
+                <w:sz w:val="15"/>
+                <w:szCs w:val="15"/>
+              </w:rPr>
+              <w:t xml:space="preserve">ATU: Questões dissertativas e objetivas</w:t>
+            </w:r>
+          </w:p>
+        </w:tc>
+        <w:tc>
+          <w:tcPr>
+            <w:tcW w:w="1700" w:type="dxa"/>
+            <w:vAlign w:val="center"/>
+          </w:tcPr>
+          <w:p>
+            <w:pPr>
+              <w:spacing w:before="0" w:after="0"/>
+            </w:pPr>
+            <w:r>
+              <w:rPr>
+                <w:rFonts w:ascii="Arial" w:hAnsi="Arial" w:cs="Arial"/>
+                <w:sz w:val="15"/>
+                <w:szCs w:val="15"/>
+              </w:rPr>
+              <w:t xml:space="preserve">MAT</w:t>
+            </w:r>
+          </w:p>
+        </w:tc>
+        <w:tc>
+          <w:tcPr>
+            <w:tcW w:w="1700" w:type="dxa"/>
+            <w:shd w:val="clear" w:color="auto" w:fill="EEF4FB"/>
+            <w:vAlign w:val="center"/>
+          </w:tcPr>
+          <w:p>
+            <w:pPr>
+              <w:spacing w:before="0" w:after="0"/>
+              <w:jc w:val="center"/>
+            </w:pPr>
+            <w:r>
+              <w:rPr>
+                <w:rFonts w:ascii="Arial" w:hAnsi="Arial" w:cs="Arial"/>
+                <w:color w:val="1F4E79"/>
+                <w:sz w:val="15"/>
+                <w:szCs w:val="15"/>
+              </w:rPr>
+              <w:t xml:space="preserve">Aula de redação 21:30–22:30</w:t>
+            </w:r>
+          </w:p>
+        </w:tc>
+        <w:tc>
+          <w:tcPr>
+            <w:tcW w:w="1700" w:type="dxa"/>
+            <w:shd w:val="clear" w:color="auto" w:fill="EEF4FB"/>
+            <w:vAlign w:val="center"/>
+          </w:tcPr>
+          <w:p>
+            <w:pPr>
+              <w:spacing w:before="0" w:after="0"/>
+              <w:jc w:val="center"/>
+            </w:pPr>
+            <w:r>
+              <w:rPr>
+                <w:rFonts w:ascii="Arial" w:hAnsi="Arial" w:cs="Arial"/>
+                <w:color w:val="1F4E79"/>
+                <w:sz w:val="15"/>
+                <w:szCs w:val="15"/>
+              </w:rPr>
+              <w:t xml:space="preserve">Aula de matemática até 21:30</w:t>
+            </w:r>
+          </w:p>
+        </w:tc>
+        <w:tc>
+          <w:tcPr>
+            <w:tcW w:w="1700" w:type="dxa"/>
+            <w:vAlign w:val="center"/>
+          </w:tcPr>
+          <w:p>
+            <w:pPr>
+              <w:spacing w:before="0" w:after="0"/>
+            </w:pPr>
+            <w:r>
+              <w:rPr>
+                <w:rFonts w:ascii="Arial" w:hAnsi="Arial" w:cs="Arial"/>
+                <w:sz w:val="15"/>
+                <w:szCs w:val="15"/>
+              </w:rPr>
+              <w:t xml:space="preserve">MAT</w:t>
+            </w:r>
+          </w:p>
+        </w:tc>
+      </w:tr>
+      <w:tr>
+        <w:trPr>
+          <w:trHeight w:val="720" w:hRule="atLeast"/>
+          <w:cantSplit/>
+        </w:trPr>
+        <w:tc>
+          <w:tcPr>
+            <w:tcW w:w="1406" w:type="dxa"/>
+            <w:shd w:val="clear" w:color="auto" w:fill="F2F4F7"/>
+            <w:vAlign w:val="center"/>
+          </w:tcPr>
+          <w:p>
+            <w:pPr>
+              <w:spacing w:before="0" w:after="0"/>
+              <w:jc w:val="center"/>
+            </w:pPr>
+            <w:r>
+              <w:rPr>
+                <w:rFonts w:ascii="Arial" w:hAnsi="Arial" w:cs="Arial"/>
+                <w:b/>
                 <w:sz w:val="16"/>
                 <w:szCs w:val="16"/>
               </w:rPr>
-              <w:t xml:space="preserve">GEO  </w:t>
-            </w:r>
-            <w:r>
-              <w:rPr>
-                <w:rFonts w:ascii="Arial" w:hAnsi="Arial" w:cs="Arial"/>
-                <w:sz w:val="16"/>
-                <w:szCs w:val="16"/>
-              </w:rPr>
-              <w:t xml:space="preserve">20 min de questões direcionadas no que errei ontem + questões sobre globalização e geopolítica</w:t>
-            </w:r>
-          </w:p>
-        </w:tc>
-        <w:tc>
-          <w:tcPr>
-            <w:tcW w:w="1700" w:type="dxa"/>
-            <w:vAlign w:val="center"/>
-          </w:tcPr>
-          <w:p>
-            <w:pPr>
-              <w:spacing w:before="0" w:after="0"/>
-            </w:pPr>
-            <w:r>
-              <w:rPr>
-                <w:rFonts w:ascii="Arial" w:hAnsi="Arial" w:cs="Arial"/>
-                <w:b/>
-                <w:color w:val="138D75"/>
-                <w:sz w:val="16"/>
-                <w:szCs w:val="16"/>
-              </w:rPr>
-              <w:t xml:space="preserve">GEO  </w:t>
-            </w:r>
-            <w:r>
-              <w:rPr>
-                <w:rFonts w:ascii="Arial" w:hAnsi="Arial" w:cs="Arial"/>
-                <w:sz w:val="16"/>
-                <w:szCs w:val="16"/>
-              </w:rPr>
-              <w:t xml:space="preserve">Review rápido de ontem + questões sobre meio ambiente e clima</w:t>
-            </w:r>
-          </w:p>
-        </w:tc>
-        <w:tc>
-          <w:tcPr>
-            <w:tcW w:w="1700" w:type="dxa"/>
-            <w:vAlign w:val="center"/>
-          </w:tcPr>
-          <w:p>
-            <w:pPr>
-              <w:spacing w:before="0" w:after="0"/>
-            </w:pPr>
-            <w:r>
-              <w:rPr>
-                <w:rFonts w:ascii="Arial" w:hAnsi="Arial" w:cs="Arial"/>
-                <w:b/>
-                <w:color w:val="138D75"/>
-                <w:sz w:val="16"/>
-                <w:szCs w:val="16"/>
-              </w:rPr>
-              <w:t xml:space="preserve">GEO  </w:t>
-            </w:r>
-            <w:r>
-              <w:rPr>
-                <w:rFonts w:ascii="Arial" w:hAnsi="Arial" w:cs="Arial"/>
-                <w:sz w:val="16"/>
-                <w:szCs w:val="16"/>
-              </w:rPr>
-              <w:t xml:space="preserve">Questões de agro, indústria e energia</w:t>
-            </w:r>
-          </w:p>
-        </w:tc>
-        <w:tc>
-          <w:tcPr>
-            <w:tcW w:w="1700" w:type="dxa"/>
-            <w:vAlign w:val="center"/>
-          </w:tcPr>
-          <w:p>
-            <w:pPr>
-              <w:spacing w:before="0" w:after="0"/>
-            </w:pPr>
-            <w:r>
-              <w:rPr>
-                <w:rFonts w:ascii="Arial" w:hAnsi="Arial" w:cs="Arial"/>
-                <w:b/>
-                <w:color w:val="138D75"/>
-                <w:sz w:val="16"/>
-                <w:szCs w:val="16"/>
-              </w:rPr>
-              <w:t xml:space="preserve">GEO  </w:t>
-            </w:r>
-            <w:r>
-              <w:rPr>
-                <w:rFonts w:ascii="Arial" w:hAnsi="Arial" w:cs="Arial"/>
-                <w:sz w:val="16"/>
-                <w:szCs w:val="16"/>
-              </w:rPr>
-              <w:t xml:space="preserve">Questões de review</w:t>
-            </w:r>
-          </w:p>
-        </w:tc>
-      </w:tr>
-      <w:tr>
-        <w:trPr>
-          <w:trHeight w:val="720" w:hRule="atLeast"/>
-          <w:cantSplit/>
-        </w:trPr>
-        <w:tc>
-          <w:tcPr>
-            <w:tcW w:w="1406" w:type="dxa"/>
-            <w:shd w:val="clear" w:color="auto" w:fill="F2F4F7"/>
-            <w:vAlign w:val="center"/>
-          </w:tcPr>
-          <w:p>
-            <w:pPr>
-              <w:spacing w:before="0" w:after="0"/>
-              <w:jc w:val="center"/>
-            </w:pPr>
-            <w:r>
-              <w:rPr>
-                <w:rFonts w:ascii="Arial" w:hAnsi="Arial" w:cs="Arial"/>
-                <w:b/>
-                <w:sz w:val="16"/>
-                <w:szCs w:val="16"/>
-              </w:rPr>
-              <w:t xml:space="preserve">10:00–11:00</w:t>
-            </w:r>
-          </w:p>
-        </w:tc>
-        <w:tc>
-          <w:tcPr>
-            <w:tcW w:w="1700" w:type="dxa"/>
-            <w:vAlign w:val="center"/>
-          </w:tcPr>
-          <w:p>
-            <w:pPr>
-              <w:spacing w:before="0" w:after="0"/>
-            </w:pPr>
-            <w:r>
-              <w:rPr>
-                <w:rFonts w:ascii="Arial" w:hAnsi="Arial" w:cs="Arial"/>
-                <w:b/>
-                <w:color w:val="138D75"/>
-                <w:sz w:val="16"/>
-                <w:szCs w:val="16"/>
-              </w:rPr>
-              <w:t xml:space="preserve">GEO  </w:t>
-            </w:r>
-            <w:r>
-              <w:rPr>
-                <w:rFonts w:ascii="Arial" w:hAnsi="Arial" w:cs="Arial"/>
-                <w:sz w:val="16"/>
-                <w:szCs w:val="16"/>
-              </w:rPr>
-              <w:t xml:space="preserve">20 min de correção + 50 min de questões, ou teoria das questões que errei, se precisar</w:t>
-            </w:r>
-          </w:p>
-        </w:tc>
-        <w:tc>
-          <w:tcPr>
-            <w:tcW w:w="1700" w:type="dxa"/>
-            <w:vAlign w:val="center"/>
-          </w:tcPr>
-          <w:p>
-            <w:pPr>
-              <w:spacing w:before="0" w:after="0"/>
-            </w:pPr>
-            <w:r>
-              <w:rPr>
-                <w:rFonts w:ascii="Arial" w:hAnsi="Arial" w:cs="Arial"/>
-                <w:b/>
-                <w:color w:val="B03A2E"/>
-                <w:sz w:val="16"/>
-                <w:szCs w:val="16"/>
-              </w:rPr>
-              <w:t xml:space="preserve">HB  </w:t>
-            </w:r>
-            <w:r>
-              <w:rPr>
-                <w:rFonts w:ascii="Arial" w:hAnsi="Arial" w:cs="Arial"/>
-                <w:sz w:val="16"/>
-                <w:szCs w:val="16"/>
-              </w:rPr>
-              <w:t xml:space="preserve">Questões objetivas e dissertativas: período pré-colonial e colonial</w:t>
-            </w:r>
-          </w:p>
-        </w:tc>
-        <w:tc>
-          <w:tcPr>
-            <w:tcW w:w="1700" w:type="dxa"/>
-            <w:vAlign w:val="center"/>
-          </w:tcPr>
-          <w:p>
-            <w:pPr>
-              <w:spacing w:before="0" w:after="0"/>
-            </w:pPr>
-            <w:r>
-              <w:rPr>
-                <w:rFonts w:ascii="Arial" w:hAnsi="Arial" w:cs="Arial"/>
-                <w:b/>
-                <w:color w:val="138D75"/>
-                <w:sz w:val="16"/>
-                <w:szCs w:val="16"/>
-              </w:rPr>
-              <w:t xml:space="preserve">GEO  </w:t>
-            </w:r>
-            <w:r>
-              <w:rPr>
-                <w:rFonts w:ascii="Arial" w:hAnsi="Arial" w:cs="Arial"/>
-                <w:sz w:val="16"/>
-                <w:szCs w:val="16"/>
-              </w:rPr>
-              <w:t xml:space="preserve">Questões sobre meio ambiente e clima + teoria do que errei</w:t>
-            </w:r>
-          </w:p>
-        </w:tc>
-        <w:tc>
-          <w:tcPr>
-            <w:tcW w:w="1700" w:type="dxa"/>
-            <w:vAlign w:val="center"/>
-          </w:tcPr>
-          <w:p>
-            <w:pPr>
-              <w:spacing w:before="0" w:after="0"/>
-            </w:pPr>
-            <w:r>
-              <w:rPr>
-                <w:rFonts w:ascii="Arial" w:hAnsi="Arial" w:cs="Arial"/>
-                <w:b/>
-                <w:color w:val="B03A2E"/>
-                <w:sz w:val="16"/>
-                <w:szCs w:val="16"/>
-              </w:rPr>
-              <w:t xml:space="preserve">HB  </w:t>
-            </w:r>
-            <w:r>
-              <w:rPr>
-                <w:rFonts w:ascii="Arial" w:hAnsi="Arial" w:cs="Arial"/>
-                <w:sz w:val="16"/>
-                <w:szCs w:val="16"/>
-              </w:rPr>
-              <w:t xml:space="preserve">Revisão do que errei ontem + Era Vargas</w:t>
-            </w:r>
-          </w:p>
-        </w:tc>
-        <w:tc>
-          <w:tcPr>
-            <w:tcW w:w="1700" w:type="dxa"/>
-            <w:vAlign w:val="center"/>
-          </w:tcPr>
-          <w:p>
-            <w:pPr>
-              <w:spacing w:before="0" w:after="0"/>
-            </w:pPr>
-            <w:r>
-              <w:rPr>
-                <w:rFonts w:ascii="Arial" w:hAnsi="Arial" w:cs="Arial"/>
-                <w:b/>
-                <w:color w:val="138D75"/>
-                <w:sz w:val="16"/>
-                <w:szCs w:val="16"/>
-              </w:rPr>
-              <w:t xml:space="preserve">GEO  </w:t>
-            </w:r>
-            <w:r>
-              <w:rPr>
-                <w:rFonts w:ascii="Arial" w:hAnsi="Arial" w:cs="Arial"/>
-                <w:sz w:val="16"/>
-                <w:szCs w:val="16"/>
-              </w:rPr>
-              <w:t xml:space="preserve">Teoria do que errei + urbanização e população: teoria e mais questões</w:t>
-            </w:r>
-          </w:p>
-        </w:tc>
-      </w:tr>
-      <w:tr>
-        <w:trPr>
-          <w:trHeight w:val="720" w:hRule="atLeast"/>
-          <w:cantSplit/>
-        </w:trPr>
-        <w:tc>
-          <w:tcPr>
-            <w:tcW w:w="1406" w:type="dxa"/>
-            <w:shd w:val="clear" w:color="auto" w:fill="F2F4F7"/>
-            <w:vAlign w:val="center"/>
-          </w:tcPr>
-          <w:p>
-            <w:pPr>
-              <w:spacing w:before="0" w:after="0"/>
-              <w:jc w:val="center"/>
-            </w:pPr>
-            <w:r>
-              <w:rPr>
-                <w:rFonts w:ascii="Arial" w:hAnsi="Arial" w:cs="Arial"/>
-                <w:b/>
-                <w:sz w:val="16"/>
-                <w:szCs w:val="16"/>
-              </w:rPr>
-              <w:t xml:space="preserve">11:00–12:00</w:t>
-            </w:r>
-          </w:p>
-        </w:tc>
-        <w:tc>
-          <w:tcPr>
-            <w:tcW w:w="1700" w:type="dxa"/>
-            <w:vAlign w:val="center"/>
-          </w:tcPr>
-          <w:p>
-            <w:pPr>
-              <w:spacing w:before="0" w:after="0"/>
-            </w:pPr>
-            <w:r>
-              <w:rPr>
-                <w:rFonts w:ascii="Arial" w:hAnsi="Arial" w:cs="Arial"/>
-                <w:b/>
-                <w:color w:val="C25E00"/>
-                <w:sz w:val="16"/>
-                <w:szCs w:val="16"/>
-              </w:rPr>
-              <w:t xml:space="preserve">HG  </w:t>
-            </w:r>
-            <w:r>
-              <w:rPr>
-                <w:rFonts w:ascii="Arial" w:hAnsi="Arial" w:cs="Arial"/>
-                <w:sz w:val="16"/>
-                <w:szCs w:val="16"/>
-              </w:rPr>
-              <w:t xml:space="preserve">Roma e Grécia Antiga: teoria</w:t>
-            </w:r>
-          </w:p>
-        </w:tc>
-        <w:tc>
-          <w:tcPr>
-            <w:tcW w:w="1700" w:type="dxa"/>
-            <w:vAlign w:val="center"/>
-          </w:tcPr>
-          <w:p>
-            <w:pPr>
-              <w:spacing w:before="0" w:after="0"/>
-            </w:pPr>
-            <w:r>
-              <w:rPr>
-                <w:rFonts w:ascii="Arial" w:hAnsi="Arial" w:cs="Arial"/>
-                <w:b/>
-                <w:color w:val="B03A2E"/>
-                <w:sz w:val="16"/>
-                <w:szCs w:val="16"/>
-              </w:rPr>
-              <w:t xml:space="preserve">HB  </w:t>
-            </w:r>
-            <w:r>
-              <w:rPr>
-                <w:rFonts w:ascii="Arial" w:hAnsi="Arial" w:cs="Arial"/>
-                <w:sz w:val="16"/>
-                <w:szCs w:val="16"/>
-              </w:rPr>
-              <w:t xml:space="preserve">Só teoria: leitura e resumo do que errei</w:t>
-            </w:r>
-          </w:p>
-        </w:tc>
-        <w:tc>
-          <w:tcPr>
-            <w:tcW w:w="1700" w:type="dxa"/>
-            <w:vAlign w:val="center"/>
-          </w:tcPr>
-          <w:p>
-            <w:pPr>
-              <w:spacing w:before="0" w:after="0"/>
-            </w:pPr>
-            <w:r>
-              <w:rPr>
-                <w:rFonts w:ascii="Arial" w:hAnsi="Arial" w:cs="Arial"/>
-                <w:b/>
-                <w:color w:val="C25E00"/>
-                <w:sz w:val="16"/>
-                <w:szCs w:val="16"/>
-              </w:rPr>
-              <w:t xml:space="preserve">HG  </w:t>
-            </w:r>
-            <w:r>
-              <w:rPr>
-                <w:rFonts w:ascii="Arial" w:hAnsi="Arial" w:cs="Arial"/>
-                <w:sz w:val="16"/>
-                <w:szCs w:val="16"/>
-              </w:rPr>
-              <w:t xml:space="preserve">Questões de Brasil Império</w:t>
-            </w:r>
-          </w:p>
-        </w:tc>
-        <w:tc>
-          <w:tcPr>
-            <w:tcW w:w="1700" w:type="dxa"/>
-            <w:vAlign w:val="center"/>
-          </w:tcPr>
-          <w:p>
-            <w:pPr>
-              <w:spacing w:before="0" w:after="0"/>
-            </w:pPr>
-            <w:r>
-              <w:rPr>
-                <w:rFonts w:ascii="Arial" w:hAnsi="Arial" w:cs="Arial"/>
-                <w:b/>
-                <w:color w:val="B03A2E"/>
-                <w:sz w:val="16"/>
-                <w:szCs w:val="16"/>
-              </w:rPr>
-              <w:t xml:space="preserve">HB  </w:t>
-            </w:r>
-            <w:r>
-              <w:rPr>
-                <w:rFonts w:ascii="Arial" w:hAnsi="Arial" w:cs="Arial"/>
-                <w:sz w:val="16"/>
-                <w:szCs w:val="16"/>
-              </w:rPr>
-              <w:t xml:space="preserve">Era Vargas + teoria e resumo do que errei</w:t>
-            </w:r>
-          </w:p>
-        </w:tc>
-        <w:tc>
-          <w:tcPr>
-            <w:tcW w:w="1700" w:type="dxa"/>
-            <w:vAlign w:val="center"/>
-          </w:tcPr>
-          <w:p>
-            <w:pPr>
-              <w:spacing w:before="0" w:after="0"/>
-            </w:pPr>
-            <w:r>
-              <w:rPr>
-                <w:rFonts w:ascii="Arial" w:hAnsi="Arial" w:cs="Arial"/>
-                <w:b/>
-                <w:color w:val="C25E00"/>
-                <w:sz w:val="16"/>
-                <w:szCs w:val="16"/>
-              </w:rPr>
-              <w:t xml:space="preserve">HG  </w:t>
-            </w:r>
-            <w:r>
-              <w:rPr>
-                <w:rFonts w:ascii="Arial" w:hAnsi="Arial" w:cs="Arial"/>
-                <w:sz w:val="16"/>
-                <w:szCs w:val="16"/>
-              </w:rPr>
-              <w:t xml:space="preserve">Questões sobre a guerra</w:t>
-            </w:r>
-          </w:p>
-        </w:tc>
-      </w:tr>
-      <w:tr>
-        <w:trPr>
-          <w:trHeight w:val="720" w:hRule="atLeast"/>
-          <w:cantSplit/>
-        </w:trPr>
-        <w:tc>
-          <w:tcPr>
-            <w:tcW w:w="1406" w:type="dxa"/>
-            <w:shd w:val="clear" w:color="auto" w:fill="F2F4F7"/>
-            <w:vAlign w:val="center"/>
-          </w:tcPr>
-          <w:p>
-            <w:pPr>
-              <w:spacing w:before="0" w:after="0"/>
-              <w:jc w:val="center"/>
-            </w:pPr>
-            <w:r>
-              <w:rPr>
-                <w:rFonts w:ascii="Arial" w:hAnsi="Arial" w:cs="Arial"/>
-                <w:b/>
-                <w:sz w:val="16"/>
-                <w:szCs w:val="16"/>
-              </w:rPr>
-              <w:t xml:space="preserve">12:00–13:00</w:t>
-            </w:r>
-          </w:p>
-        </w:tc>
-        <w:tc>
-          <w:tcPr>
-            <w:tcW w:w="1700" w:type="dxa"/>
-            <w:shd w:val="clear" w:color="auto" w:fill="FDF3E7"/>
-            <w:vAlign w:val="center"/>
-          </w:tcPr>
-          <w:p>
-            <w:pPr>
-              <w:spacing w:before="0" w:after="0"/>
-              <w:jc w:val="center"/>
-            </w:pPr>
-            <w:r>
-              <w:rPr>
-                <w:rFonts w:ascii="Arial" w:hAnsi="Arial" w:cs="Arial"/>
-                <w:color w:val="24497A"/>
-                <w:sz w:val="16"/>
-                <w:szCs w:val="16"/>
-              </w:rPr>
-              <w:t xml:space="preserve">Almoço 12:30–13:15</w:t>
-            </w:r>
-          </w:p>
-        </w:tc>
-        <w:tc>
-          <w:tcPr>
-            <w:tcW w:w="1700" w:type="dxa"/>
-            <w:shd w:val="clear" w:color="auto" w:fill="FDF3E7"/>
-            <w:vAlign w:val="center"/>
-          </w:tcPr>
-          <w:p>
-            <w:pPr>
-              <w:spacing w:before="0" w:after="0"/>
-              <w:jc w:val="center"/>
-            </w:pPr>
-            <w:r>
-              <w:rPr>
-                <w:rFonts w:ascii="Arial" w:hAnsi="Arial" w:cs="Arial"/>
-                <w:color w:val="24497A"/>
-                <w:sz w:val="16"/>
-                <w:szCs w:val="16"/>
-              </w:rPr>
-              <w:t xml:space="preserve">Almoço 12:30–13:15</w:t>
-            </w:r>
-          </w:p>
-        </w:tc>
-        <w:tc>
-          <w:tcPr>
-            <w:tcW w:w="1700" w:type="dxa"/>
-            <w:shd w:val="clear" w:color="auto" w:fill="FDF3E7"/>
-            <w:vAlign w:val="center"/>
-          </w:tcPr>
-          <w:p>
-            <w:pPr>
-              <w:spacing w:before="0" w:after="0"/>
-              <w:jc w:val="center"/>
-            </w:pPr>
-            <w:r>
-              <w:rPr>
-                <w:rFonts w:ascii="Arial" w:hAnsi="Arial" w:cs="Arial"/>
-                <w:color w:val="24497A"/>
-                <w:sz w:val="16"/>
-                <w:szCs w:val="16"/>
-              </w:rPr>
-              <w:t xml:space="preserve">Almoço 12:30–13:15</w:t>
-            </w:r>
-          </w:p>
-        </w:tc>
-        <w:tc>
-          <w:tcPr>
-            <w:tcW w:w="1700" w:type="dxa"/>
-            <w:shd w:val="clear" w:color="auto" w:fill="FDF3E7"/>
-            <w:vAlign w:val="center"/>
-          </w:tcPr>
-          <w:p>
-            <w:pPr>
-              <w:spacing w:before="0" w:after="0"/>
-              <w:jc w:val="center"/>
-            </w:pPr>
-            <w:r>
-              <w:rPr>
-                <w:rFonts w:ascii="Arial" w:hAnsi="Arial" w:cs="Arial"/>
-                <w:color w:val="24497A"/>
-                <w:sz w:val="16"/>
-                <w:szCs w:val="16"/>
-              </w:rPr>
-              <w:t xml:space="preserve">Almoço 12:30–13:15</w:t>
-            </w:r>
-          </w:p>
-        </w:tc>
-        <w:tc>
-          <w:tcPr>
-            <w:tcW w:w="1700" w:type="dxa"/>
-            <w:shd w:val="clear" w:color="auto" w:fill="FDF3E7"/>
-            <w:vAlign w:val="center"/>
-          </w:tcPr>
-          <w:p>
-            <w:pPr>
-              <w:spacing w:before="0" w:after="0"/>
-              <w:jc w:val="center"/>
-            </w:pPr>
-            <w:r>
-              <w:rPr>
-                <w:rFonts w:ascii="Arial" w:hAnsi="Arial" w:cs="Arial"/>
-                <w:color w:val="24497A"/>
-                <w:sz w:val="16"/>
-                <w:szCs w:val="16"/>
-              </w:rPr>
-              <w:t xml:space="preserve">Almoço 12:30–13:15</w:t>
-            </w:r>
-          </w:p>
-        </w:tc>
-      </w:tr>
-      <w:tr>
-        <w:trPr>
-          <w:trHeight w:val="720" w:hRule="atLeast"/>
-          <w:cantSplit/>
-        </w:trPr>
-        <w:tc>
-          <w:tcPr>
-            <w:tcW w:w="1406" w:type="dxa"/>
-            <w:shd w:val="clear" w:color="auto" w:fill="F2F4F7"/>
-            <w:vAlign w:val="center"/>
-          </w:tcPr>
-          <w:p>
-            <w:pPr>
-              <w:spacing w:before="0" w:after="0"/>
-              <w:jc w:val="center"/>
-            </w:pPr>
-            <w:r>
-              <w:rPr>
-                <w:rFonts w:ascii="Arial" w:hAnsi="Arial" w:cs="Arial"/>
-                <w:b/>
-                <w:sz w:val="16"/>
-                <w:szCs w:val="16"/>
-              </w:rPr>
-              <w:t xml:space="preserve">13:00–14:00</w:t>
-            </w:r>
-          </w:p>
-        </w:tc>
-        <w:tc>
-          <w:tcPr>
-            <w:tcW w:w="1700" w:type="dxa"/>
-            <w:shd w:val="clear" w:color="auto" w:fill="FDF3E7"/>
-            <w:vAlign w:val="center"/>
-          </w:tcPr>
-          <w:p>
-            <w:pPr>
-              <w:spacing w:before="0" w:after="0"/>
-              <w:jc w:val="center"/>
-            </w:pPr>
-            <w:r>
-              <w:rPr>
-                <w:rFonts w:ascii="Arial" w:hAnsi="Arial" w:cs="Arial"/>
-                <w:color w:val="24497A"/>
-                <w:sz w:val="16"/>
-                <w:szCs w:val="16"/>
-              </w:rPr>
-              <w:t xml:space="preserve">Almoço até 13:15</w:t>
-            </w:r>
-          </w:p>
-        </w:tc>
-        <w:tc>
-          <w:tcPr>
-            <w:tcW w:w="1700" w:type="dxa"/>
-            <w:shd w:val="clear" w:color="auto" w:fill="FDF3E7"/>
-            <w:vAlign w:val="center"/>
-          </w:tcPr>
-          <w:p>
-            <w:pPr>
-              <w:spacing w:before="0" w:after="0"/>
-              <w:jc w:val="center"/>
-            </w:pPr>
-            <w:r>
-              <w:rPr>
-                <w:rFonts w:ascii="Arial" w:hAnsi="Arial" w:cs="Arial"/>
-                <w:color w:val="24497A"/>
-                <w:sz w:val="16"/>
-                <w:szCs w:val="16"/>
-              </w:rPr>
-              <w:t xml:space="preserve">Almoço até 13:15</w:t>
-            </w:r>
-          </w:p>
-        </w:tc>
-        <w:tc>
-          <w:tcPr>
-            <w:tcW w:w="1700" w:type="dxa"/>
-            <w:shd w:val="clear" w:color="auto" w:fill="FDF3E7"/>
-            <w:vAlign w:val="center"/>
-          </w:tcPr>
-          <w:p>
-            <w:pPr>
-              <w:spacing w:before="0" w:after="0"/>
-              <w:jc w:val="center"/>
-            </w:pPr>
-            <w:r>
-              <w:rPr>
-                <w:rFonts w:ascii="Arial" w:hAnsi="Arial" w:cs="Arial"/>
-                <w:color w:val="24497A"/>
-                <w:sz w:val="16"/>
-                <w:szCs w:val="16"/>
-              </w:rPr>
-              <w:t xml:space="preserve">Almoço até 13:15</w:t>
-            </w:r>
-          </w:p>
-        </w:tc>
-        <w:tc>
-          <w:tcPr>
-            <w:tcW w:w="1700" w:type="dxa"/>
-            <w:shd w:val="clear" w:color="auto" w:fill="FDF3E7"/>
-            <w:vAlign w:val="center"/>
-          </w:tcPr>
-          <w:p>
-            <w:pPr>
-              <w:spacing w:before="0" w:after="0"/>
-              <w:jc w:val="center"/>
-            </w:pPr>
-            <w:r>
-              <w:rPr>
-                <w:rFonts w:ascii="Arial" w:hAnsi="Arial" w:cs="Arial"/>
-                <w:color w:val="24497A"/>
-                <w:sz w:val="16"/>
-                <w:szCs w:val="16"/>
-              </w:rPr>
-              <w:t xml:space="preserve">Almoço até 13:15</w:t>
-            </w:r>
-          </w:p>
-        </w:tc>
-        <w:tc>
-          <w:tcPr>
-            <w:tcW w:w="1700" w:type="dxa"/>
-            <w:shd w:val="clear" w:color="auto" w:fill="FDF3E7"/>
-            <w:vAlign w:val="center"/>
-          </w:tcPr>
-          <w:p>
-            <w:pPr>
-              <w:spacing w:before="0" w:after="0"/>
-              <w:jc w:val="center"/>
-            </w:pPr>
-            <w:r>
-              <w:rPr>
-                <w:rFonts w:ascii="Arial" w:hAnsi="Arial" w:cs="Arial"/>
-                <w:color w:val="24497A"/>
-                <w:sz w:val="16"/>
-                <w:szCs w:val="16"/>
-              </w:rPr>
-              <w:t xml:space="preserve">Almoço até 13:15</w:t>
-            </w:r>
-          </w:p>
-        </w:tc>
-      </w:tr>
-      <w:tr>
-        <w:trPr>
-          <w:trHeight w:val="720" w:hRule="atLeast"/>
-          <w:cantSplit/>
-        </w:trPr>
-        <w:tc>
-          <w:tcPr>
-            <w:tcW w:w="1406" w:type="dxa"/>
-            <w:shd w:val="clear" w:color="auto" w:fill="F2F4F7"/>
-            <w:vAlign w:val="center"/>
-          </w:tcPr>
-          <w:p>
-            <w:pPr>
-              <w:spacing w:before="0" w:after="0"/>
-              <w:jc w:val="center"/>
-            </w:pPr>
-            <w:r>
-              <w:rPr>
-                <w:rFonts w:ascii="Arial" w:hAnsi="Arial" w:cs="Arial"/>
-                <w:b/>
-                <w:sz w:val="16"/>
-                <w:szCs w:val="16"/>
-              </w:rPr>
-              <w:t xml:space="preserve">14:00–15:00</w:t>
-            </w:r>
-          </w:p>
-        </w:tc>
-        <w:tc>
-          <w:tcPr>
-            <w:tcW w:w="1700" w:type="dxa"/>
-            <w:vAlign w:val="center"/>
-          </w:tcPr>
-          <w:p>
-            <w:pPr>
-              <w:spacing w:before="0" w:after="0"/>
-            </w:pPr>
-            <w:r>
-              <w:rPr>
-                <w:rFonts w:ascii="Arial" w:hAnsi="Arial" w:cs="Arial"/>
-                <w:b/>
-                <w:color w:val="C25E00"/>
-                <w:sz w:val="16"/>
-                <w:szCs w:val="16"/>
-              </w:rPr>
-              <w:t xml:space="preserve">HG  </w:t>
-            </w:r>
-            <w:r>
-              <w:rPr>
-                <w:rFonts w:ascii="Arial" w:hAnsi="Arial" w:cs="Arial"/>
-                <w:sz w:val="16"/>
-                <w:szCs w:val="16"/>
-              </w:rPr>
-              <w:t xml:space="preserve">Questões de Roma e Grécia Antiga</w:t>
+              <w:t xml:space="preserve">22:00–23:00</w:t>
+            </w:r>
+          </w:p>
+        </w:tc>
+        <w:tc>
+          <w:tcPr>
+            <w:tcW w:w="1700" w:type="dxa"/>
+            <w:vAlign w:val="center"/>
+          </w:tcPr>
+          <w:p>
+            <w:pPr>
+              <w:spacing w:before="0" w:after="0"/>
+            </w:pPr>
+            <w:r>
+              <w:rPr>
+                <w:rFonts w:ascii="Arial" w:hAnsi="Arial" w:cs="Arial"/>
+                <w:sz w:val="15"/>
+                <w:szCs w:val="15"/>
+              </w:rPr>
+              <w:t xml:space="preserve">ATU + GEO: Geopolítica e globalização: questões dissertativas</w:t>
+            </w:r>
+          </w:p>
+        </w:tc>
+        <w:tc>
+          <w:tcPr>
+            <w:tcW w:w="1700" w:type="dxa"/>
+            <w:vAlign w:val="center"/>
+          </w:tcPr>
+          <w:p>
+            <w:pPr>
+              <w:spacing w:before="0" w:after="0"/>
+            </w:pPr>
+            <w:r>
+              <w:rPr>
+                <w:rFonts w:ascii="Arial" w:hAnsi="Arial" w:cs="Arial"/>
+                <w:sz w:val="15"/>
+                <w:szCs w:val="15"/>
+              </w:rPr>
+              <w:t xml:space="preserve">REVIEW DO DIA: Flashcards e questões objetivas do que errei hoje e ontem</w:t>
             </w:r>
           </w:p>
         </w:tc>
@@ -1333,1305 +2287,47 @@
             <w:r>
               <w:rPr>
                 <w:rFonts w:ascii="Arial" w:hAnsi="Arial" w:cs="Arial"/>
-                <w:color w:val="24497A"/>
-                <w:sz w:val="16"/>
-                <w:szCs w:val="16"/>
-              </w:rPr>
-              <w:t xml:space="preserve">Cursinho 14:30–19:30</w:t>
-            </w:r>
-          </w:p>
-        </w:tc>
-        <w:tc>
-          <w:tcPr>
-            <w:tcW w:w="1700" w:type="dxa"/>
-            <w:vAlign w:val="center"/>
-          </w:tcPr>
-          <w:p>
-            <w:pPr>
-              <w:spacing w:before="0" w:after="0"/>
-            </w:pPr>
-            <w:r>
-              <w:rPr>
-                <w:rFonts w:ascii="Arial" w:hAnsi="Arial" w:cs="Arial"/>
-                <w:b/>
-                <w:color w:val="B03A2E"/>
-                <w:sz w:val="16"/>
-                <w:szCs w:val="16"/>
-              </w:rPr>
-              <w:t xml:space="preserve">HB  </w:t>
-            </w:r>
-            <w:r>
-              <w:rPr>
-                <w:rFonts w:ascii="Arial" w:hAnsi="Arial" w:cs="Arial"/>
-                <w:sz w:val="16"/>
-                <w:szCs w:val="16"/>
-              </w:rPr>
-              <w:t xml:space="preserve">Questões de Primeira República + 2 reviews do que errei</w:t>
-            </w:r>
-          </w:p>
-        </w:tc>
-        <w:tc>
-          <w:tcPr>
-            <w:tcW w:w="1700" w:type="dxa"/>
-            <w:vAlign w:val="center"/>
-          </w:tcPr>
-          <w:p>
-            <w:pPr>
-              <w:spacing w:before="0" w:after="0"/>
-            </w:pPr>
-            <w:r>
-              <w:rPr>
-                <w:rFonts w:ascii="Arial" w:hAnsi="Arial" w:cs="Arial"/>
-                <w:b/>
-                <w:color w:val="C25E00"/>
-                <w:sz w:val="16"/>
-                <w:szCs w:val="16"/>
-              </w:rPr>
-              <w:t xml:space="preserve">HG  </w:t>
-            </w:r>
-            <w:r>
-              <w:rPr>
-                <w:rFonts w:ascii="Arial" w:hAnsi="Arial" w:cs="Arial"/>
-                <w:sz w:val="16"/>
-                <w:szCs w:val="16"/>
-              </w:rPr>
-              <w:t xml:space="preserve">Teoria de História das Américas</w:t>
-            </w:r>
-          </w:p>
-        </w:tc>
-        <w:tc>
-          <w:tcPr>
-            <w:tcW w:w="1700" w:type="dxa"/>
-            <w:shd w:val="clear" w:color="auto" w:fill="EEF4FB"/>
-            <w:vAlign w:val="center"/>
-          </w:tcPr>
-          <w:p>
-            <w:pPr>
-              <w:spacing w:before="0" w:after="0"/>
-              <w:jc w:val="center"/>
-            </w:pPr>
-            <w:r>
-              <w:rPr>
-                <w:rFonts w:ascii="Arial" w:hAnsi="Arial" w:cs="Arial"/>
-                <w:color w:val="24497A"/>
-                <w:sz w:val="16"/>
-                <w:szCs w:val="16"/>
-              </w:rPr>
-              <w:t xml:space="preserve">Cursinho 14:30–17:45</w:t>
-            </w:r>
-          </w:p>
-        </w:tc>
-      </w:tr>
-      <w:tr>
-        <w:trPr>
-          <w:trHeight w:val="720" w:hRule="atLeast"/>
-          <w:cantSplit/>
-        </w:trPr>
-        <w:tc>
-          <w:tcPr>
-            <w:tcW w:w="1406" w:type="dxa"/>
-            <w:shd w:val="clear" w:color="auto" w:fill="F2F4F7"/>
-            <w:vAlign w:val="center"/>
-          </w:tcPr>
-          <w:p>
-            <w:pPr>
-              <w:spacing w:before="0" w:after="0"/>
-              <w:jc w:val="center"/>
-            </w:pPr>
-            <w:r>
-              <w:rPr>
-                <w:rFonts w:ascii="Arial" w:hAnsi="Arial" w:cs="Arial"/>
-                <w:b/>
-                <w:sz w:val="16"/>
-                <w:szCs w:val="16"/>
-              </w:rPr>
-              <w:t xml:space="preserve">15:00–16:00</w:t>
-            </w:r>
-          </w:p>
-        </w:tc>
-        <w:tc>
-          <w:tcPr>
-            <w:tcW w:w="1700" w:type="dxa"/>
-            <w:vAlign w:val="center"/>
-          </w:tcPr>
-          <w:p>
-            <w:pPr>
-              <w:spacing w:before="0" w:after="0"/>
-            </w:pPr>
-            <w:r>
-              <w:rPr>
-                <w:rFonts w:ascii="Arial" w:hAnsi="Arial" w:cs="Arial"/>
-                <w:b/>
-                <w:color w:val="2463A8"/>
-                <w:sz w:val="16"/>
-                <w:szCs w:val="16"/>
-              </w:rPr>
-              <w:t xml:space="preserve">LP  </w:t>
-            </w:r>
-            <w:r>
-              <w:rPr>
-                <w:rFonts w:ascii="Arial" w:hAnsi="Arial" w:cs="Arial"/>
-                <w:sz w:val="16"/>
-                <w:szCs w:val="16"/>
-              </w:rPr>
-              <w:t xml:space="preserve">Questões do livro de review da FGV + 3 dissertativas</w:t>
-            </w:r>
-          </w:p>
-        </w:tc>
-        <w:tc>
-          <w:tcPr>
-            <w:tcW w:w="1700" w:type="dxa"/>
-            <w:shd w:val="clear" w:color="auto" w:fill="D6E4F5"/>
-            <w:vAlign w:val="center"/>
-          </w:tcPr>
-          <w:p>
-            <w:pPr>
-              <w:spacing w:before="0" w:after="0"/>
-              <w:jc w:val="center"/>
-            </w:pPr>
-            <w:r>
-              <w:rPr>
-                <w:rFonts w:ascii="Arial" w:hAnsi="Arial" w:cs="Arial"/>
-                <w:color w:val="24497A"/>
-                <w:sz w:val="16"/>
-                <w:szCs w:val="16"/>
-              </w:rPr>
-              <w:t xml:space="preserve">Cursinho · Literatura</w:t>
-            </w:r>
-          </w:p>
-        </w:tc>
-        <w:tc>
-          <w:tcPr>
-            <w:tcW w:w="1700" w:type="dxa"/>
-            <w:vAlign w:val="center"/>
-          </w:tcPr>
-          <w:p>
-            <w:pPr>
-              <w:spacing w:before="0" w:after="0"/>
-            </w:pPr>
-            <w:r>
-              <w:rPr>
-                <w:rFonts w:ascii="Arial" w:hAnsi="Arial" w:cs="Arial"/>
-                <w:b/>
-                <w:color w:val="2463A8"/>
-                <w:sz w:val="16"/>
-                <w:szCs w:val="16"/>
-              </w:rPr>
-              <w:t xml:space="preserve">LP  </w:t>
-            </w:r>
-            <w:r>
-              <w:rPr>
-                <w:rFonts w:ascii="Arial" w:hAnsi="Arial" w:cs="Arial"/>
-                <w:sz w:val="16"/>
-                <w:szCs w:val="16"/>
-              </w:rPr>
-              <w:t xml:space="preserve">Questões objetivas e dissertativas</w:t>
-            </w:r>
-          </w:p>
-        </w:tc>
-        <w:tc>
-          <w:tcPr>
-            <w:tcW w:w="1700" w:type="dxa"/>
-            <w:vAlign w:val="center"/>
-          </w:tcPr>
-          <w:p>
-            <w:pPr>
-              <w:spacing w:before="0" w:after="0"/>
-            </w:pPr>
-            <w:r>
-              <w:rPr>
-                <w:rFonts w:ascii="Arial" w:hAnsi="Arial" w:cs="Arial"/>
-                <w:b/>
-                <w:color w:val="2463A8"/>
-                <w:sz w:val="16"/>
-                <w:szCs w:val="16"/>
-              </w:rPr>
-              <w:t xml:space="preserve">LP  </w:t>
-            </w:r>
-            <w:r>
-              <w:rPr>
-                <w:rFonts w:ascii="Arial" w:hAnsi="Arial" w:cs="Arial"/>
-                <w:sz w:val="16"/>
-                <w:szCs w:val="16"/>
-              </w:rPr>
-              <w:t xml:space="preserve">Questões objetivas e dissertativas</w:t>
-            </w:r>
-          </w:p>
-        </w:tc>
-        <w:tc>
-          <w:tcPr>
-            <w:tcW w:w="1700" w:type="dxa"/>
-            <w:shd w:val="clear" w:color="auto" w:fill="D6E4F5"/>
-            <w:vAlign w:val="center"/>
-          </w:tcPr>
-          <w:p>
-            <w:pPr>
-              <w:spacing w:before="0" w:after="0"/>
-              <w:jc w:val="center"/>
-            </w:pPr>
-            <w:r>
-              <w:rPr>
-                <w:rFonts w:ascii="Arial" w:hAnsi="Arial" w:cs="Arial"/>
-                <w:color w:val="24497A"/>
-                <w:sz w:val="16"/>
-                <w:szCs w:val="16"/>
-              </w:rPr>
-              <w:t xml:space="preserve">Cursinho · História do Brasil</w:t>
-            </w:r>
-          </w:p>
-        </w:tc>
-      </w:tr>
-      <w:tr>
-        <w:trPr>
-          <w:trHeight w:val="720" w:hRule="atLeast"/>
-          <w:cantSplit/>
-        </w:trPr>
-        <w:tc>
-          <w:tcPr>
-            <w:tcW w:w="1406" w:type="dxa"/>
-            <w:shd w:val="clear" w:color="auto" w:fill="F2F4F7"/>
-            <w:vAlign w:val="center"/>
-          </w:tcPr>
-          <w:p>
-            <w:pPr>
-              <w:spacing w:before="0" w:after="0"/>
-              <w:jc w:val="center"/>
-            </w:pPr>
-            <w:r>
-              <w:rPr>
-                <w:rFonts w:ascii="Arial" w:hAnsi="Arial" w:cs="Arial"/>
-                <w:b/>
-                <w:sz w:val="16"/>
-                <w:szCs w:val="16"/>
-              </w:rPr>
-              <w:t xml:space="preserve">16:00–17:00</w:t>
-            </w:r>
-          </w:p>
-        </w:tc>
-        <w:tc>
-          <w:tcPr>
-            <w:tcW w:w="1700" w:type="dxa"/>
-            <w:vAlign w:val="center"/>
-          </w:tcPr>
-          <w:p>
-            <w:pPr>
-              <w:spacing w:before="0" w:after="0"/>
-            </w:pPr>
-            <w:r>
-              <w:rPr>
-                <w:rFonts w:ascii="Arial" w:hAnsi="Arial" w:cs="Arial"/>
-                <w:b/>
-                <w:color w:val="2463A8"/>
-                <w:sz w:val="16"/>
-                <w:szCs w:val="16"/>
-              </w:rPr>
-              <w:t xml:space="preserve">LP  </w:t>
-            </w:r>
-            <w:r>
-              <w:rPr>
-                <w:rFonts w:ascii="Arial" w:hAnsi="Arial" w:cs="Arial"/>
-                <w:sz w:val="16"/>
-                <w:szCs w:val="16"/>
-              </w:rPr>
-              <w:t xml:space="preserve">Correção + teoria das questões que errei, se precisar</w:t>
-            </w:r>
-          </w:p>
-        </w:tc>
-        <w:tc>
-          <w:tcPr>
-            <w:tcW w:w="1700" w:type="dxa"/>
-            <w:shd w:val="clear" w:color="auto" w:fill="D6E4F5"/>
-            <w:vAlign w:val="center"/>
-          </w:tcPr>
-          <w:p>
-            <w:pPr>
-              <w:spacing w:before="0" w:after="0"/>
-              <w:jc w:val="center"/>
-            </w:pPr>
-            <w:r>
-              <w:rPr>
-                <w:rFonts w:ascii="Arial" w:hAnsi="Arial" w:cs="Arial"/>
-                <w:color w:val="24497A"/>
-                <w:sz w:val="16"/>
-                <w:szCs w:val="16"/>
-              </w:rPr>
-              <w:t xml:space="preserve">Cursinho · História Geral</w:t>
-            </w:r>
-          </w:p>
-        </w:tc>
-        <w:tc>
-          <w:tcPr>
-            <w:tcW w:w="1700" w:type="dxa"/>
-            <w:vAlign w:val="center"/>
-          </w:tcPr>
-          <w:p>
-            <w:pPr>
-              <w:spacing w:before="0" w:after="0"/>
-            </w:pPr>
-            <w:r>
-              <w:rPr>
-                <w:rFonts w:ascii="Arial" w:hAnsi="Arial" w:cs="Arial"/>
-                <w:b/>
-                <w:color w:val="2463A8"/>
-                <w:sz w:val="16"/>
-                <w:szCs w:val="16"/>
-              </w:rPr>
-              <w:t xml:space="preserve">LP  </w:t>
-            </w:r>
-            <w:r>
-              <w:rPr>
-                <w:rFonts w:ascii="Arial" w:hAnsi="Arial" w:cs="Arial"/>
-                <w:sz w:val="16"/>
-                <w:szCs w:val="16"/>
-              </w:rPr>
-              <w:t xml:space="preserve">Teoria do que errei + teoria de reescrita na norma + questões dissertativas</w:t>
-            </w:r>
-          </w:p>
-        </w:tc>
-        <w:tc>
-          <w:tcPr>
-            <w:tcW w:w="1700" w:type="dxa"/>
-            <w:vAlign w:val="center"/>
-          </w:tcPr>
-          <w:p>
-            <w:pPr>
-              <w:spacing w:before="0" w:after="0"/>
-            </w:pPr>
-            <w:r>
-              <w:rPr>
-                <w:rFonts w:ascii="Arial" w:hAnsi="Arial" w:cs="Arial"/>
-                <w:b/>
-                <w:color w:val="2463A8"/>
-                <w:sz w:val="16"/>
-                <w:szCs w:val="16"/>
-              </w:rPr>
-              <w:t xml:space="preserve">LP  </w:t>
-            </w:r>
-            <w:r>
-              <w:rPr>
-                <w:rFonts w:ascii="Arial" w:hAnsi="Arial" w:cs="Arial"/>
-                <w:sz w:val="16"/>
-                <w:szCs w:val="16"/>
-              </w:rPr>
-              <w:t xml:space="preserve">Teoria do que errei + teoria de figuras e formação de palavras + o qual, do qual, aonde, das quais etc.</w:t>
-            </w:r>
-          </w:p>
-        </w:tc>
-        <w:tc>
-          <w:tcPr>
-            <w:tcW w:w="1700" w:type="dxa"/>
-            <w:shd w:val="clear" w:color="auto" w:fill="D6E4F5"/>
-            <w:vAlign w:val="center"/>
-          </w:tcPr>
-          <w:p>
-            <w:pPr>
-              <w:spacing w:before="0" w:after="0"/>
-              <w:jc w:val="center"/>
-            </w:pPr>
-            <w:r>
-              <w:rPr>
-                <w:rFonts w:ascii="Arial" w:hAnsi="Arial" w:cs="Arial"/>
-                <w:color w:val="24497A"/>
-                <w:sz w:val="16"/>
-                <w:szCs w:val="16"/>
-              </w:rPr>
-              <w:t xml:space="preserve">Cursinho · Geografia</w:t>
-            </w:r>
-          </w:p>
-        </w:tc>
-      </w:tr>
-      <w:tr>
-        <w:trPr>
-          <w:trHeight w:val="720" w:hRule="atLeast"/>
-          <w:cantSplit/>
-        </w:trPr>
-        <w:tc>
-          <w:tcPr>
-            <w:tcW w:w="1406" w:type="dxa"/>
-            <w:shd w:val="clear" w:color="auto" w:fill="F2F4F7"/>
-            <w:vAlign w:val="center"/>
-          </w:tcPr>
-          <w:p>
-            <w:pPr>
-              <w:spacing w:before="0" w:after="0"/>
-              <w:jc w:val="center"/>
-            </w:pPr>
-            <w:r>
-              <w:rPr>
-                <w:rFonts w:ascii="Arial" w:hAnsi="Arial" w:cs="Arial"/>
-                <w:b/>
-                <w:sz w:val="16"/>
-                <w:szCs w:val="16"/>
-              </w:rPr>
-              <w:t xml:space="preserve">17:00–18:00</w:t>
-            </w:r>
-          </w:p>
-        </w:tc>
-        <w:tc>
-          <w:tcPr>
-            <w:tcW w:w="1700" w:type="dxa"/>
-            <w:vAlign w:val="center"/>
-          </w:tcPr>
-          <w:p>
-            <w:pPr>
-              <w:spacing w:before="0" w:after="0"/>
-            </w:pPr>
-            <w:r>
-              <w:rPr>
-                <w:rFonts w:ascii="Arial" w:hAnsi="Arial" w:cs="Arial"/>
-                <w:b/>
-                <w:color w:val="0E7C86"/>
-                <w:sz w:val="16"/>
-                <w:szCs w:val="16"/>
-              </w:rPr>
-              <w:t xml:space="preserve">LIT  </w:t>
-            </w:r>
-            <w:r>
-              <w:rPr>
-                <w:rFonts w:ascii="Arial" w:hAnsi="Arial" w:cs="Arial"/>
-                <w:sz w:val="16"/>
-                <w:szCs w:val="16"/>
-              </w:rPr>
-              <w:t xml:space="preserve">Questões + leitura e interpretação de poemas</w:t>
-            </w:r>
-          </w:p>
-        </w:tc>
-        <w:tc>
-          <w:tcPr>
-            <w:tcW w:w="1700" w:type="dxa"/>
-            <w:shd w:val="clear" w:color="auto" w:fill="D6E4F5"/>
-            <w:vAlign w:val="center"/>
-          </w:tcPr>
-          <w:p>
-            <w:pPr>
-              <w:spacing w:before="0" w:after="0"/>
-              <w:jc w:val="center"/>
-            </w:pPr>
-            <w:r>
-              <w:rPr>
-                <w:rFonts w:ascii="Arial" w:hAnsi="Arial" w:cs="Arial"/>
-                <w:color w:val="24497A"/>
-                <w:sz w:val="16"/>
-                <w:szCs w:val="16"/>
-              </w:rPr>
-              <w:t xml:space="preserve">Cursinho · Língua Portuguesa</w:t>
-            </w:r>
-          </w:p>
-        </w:tc>
-        <w:tc>
-          <w:tcPr>
-            <w:tcW w:w="1700" w:type="dxa"/>
-            <w:vAlign w:val="center"/>
-          </w:tcPr>
-          <w:p>
-            <w:pPr>
-              <w:spacing w:before="0" w:after="0"/>
-            </w:pPr>
-            <w:r>
-              <w:rPr>
-                <w:rFonts w:ascii="Arial" w:hAnsi="Arial" w:cs="Arial"/>
-                <w:b/>
-                <w:color w:val="0E7C86"/>
-                <w:sz w:val="16"/>
-                <w:szCs w:val="16"/>
-              </w:rPr>
-              <w:t xml:space="preserve">LIT  </w:t>
-            </w:r>
-            <w:r>
-              <w:rPr>
-                <w:rFonts w:ascii="Arial" w:hAnsi="Arial" w:cs="Arial"/>
-                <w:sz w:val="16"/>
-                <w:szCs w:val="16"/>
-              </w:rPr>
-              <w:t xml:space="preserve">Interpretação de poema e escolas literárias</w:t>
-            </w:r>
-          </w:p>
-        </w:tc>
-        <w:tc>
-          <w:tcPr>
-            <w:tcW w:w="1700" w:type="dxa"/>
-            <w:vAlign w:val="center"/>
-          </w:tcPr>
-          <w:p>
-            <w:pPr>
-              <w:spacing w:before="0" w:after="0"/>
-            </w:pPr>
-            <w:r>
-              <w:rPr>
-                <w:rFonts w:ascii="Arial" w:hAnsi="Arial" w:cs="Arial"/>
-                <w:b/>
-                <w:color w:val="0E7C86"/>
-                <w:sz w:val="16"/>
-                <w:szCs w:val="16"/>
-              </w:rPr>
-              <w:t xml:space="preserve">LIT  </w:t>
-            </w:r>
-            <w:r>
-              <w:rPr>
-                <w:rFonts w:ascii="Arial" w:hAnsi="Arial" w:cs="Arial"/>
-                <w:sz w:val="16"/>
-                <w:szCs w:val="16"/>
-              </w:rPr>
-              <w:t xml:space="preserve">Questões objetivas e dissertativas + interpretação de poema</w:t>
-            </w:r>
-          </w:p>
-        </w:tc>
-        <w:tc>
-          <w:tcPr>
-            <w:tcW w:w="1700" w:type="dxa"/>
-            <w:shd w:val="clear" w:color="auto" w:fill="EEF4FB"/>
-            <w:vAlign w:val="center"/>
-          </w:tcPr>
-          <w:p>
-            <w:pPr>
-              <w:spacing w:before="0" w:after="0"/>
-              <w:jc w:val="center"/>
-            </w:pPr>
-            <w:r>
-              <w:rPr>
-                <w:rFonts w:ascii="Arial" w:hAnsi="Arial" w:cs="Arial"/>
-                <w:color w:val="24497A"/>
-                <w:sz w:val="16"/>
-                <w:szCs w:val="16"/>
-              </w:rPr>
-              <w:t xml:space="preserve">Cursinho · Geografia, até 17:45</w:t>
-            </w:r>
-          </w:p>
-        </w:tc>
-      </w:tr>
-      <w:tr>
-        <w:trPr>
-          <w:trHeight w:val="720" w:hRule="atLeast"/>
-          <w:cantSplit/>
-        </w:trPr>
-        <w:tc>
-          <w:tcPr>
-            <w:tcW w:w="1406" w:type="dxa"/>
-            <w:shd w:val="clear" w:color="auto" w:fill="F2F4F7"/>
-            <w:vAlign w:val="center"/>
-          </w:tcPr>
-          <w:p>
-            <w:pPr>
-              <w:spacing w:before="0" w:after="0"/>
-              <w:jc w:val="center"/>
-            </w:pPr>
-            <w:r>
-              <w:rPr>
-                <w:rFonts w:ascii="Arial" w:hAnsi="Arial" w:cs="Arial"/>
-                <w:b/>
-                <w:sz w:val="16"/>
-                <w:szCs w:val="16"/>
-              </w:rPr>
-              <w:t xml:space="preserve">18:00–19:00</w:t>
-            </w:r>
-          </w:p>
-        </w:tc>
-        <w:tc>
-          <w:tcPr>
-            <w:tcW w:w="1700" w:type="dxa"/>
-            <w:shd w:val="clear" w:color="auto" w:fill="D6E4F5"/>
-            <w:vAlign w:val="center"/>
-          </w:tcPr>
-          <w:p>
-            <w:pPr>
-              <w:spacing w:before="0" w:after="0"/>
-              <w:jc w:val="center"/>
-            </w:pPr>
-            <w:r>
-              <w:rPr>
-                <w:rFonts w:ascii="Arial" w:hAnsi="Arial" w:cs="Arial"/>
-                <w:color w:val="24497A"/>
-                <w:sz w:val="16"/>
-                <w:szCs w:val="16"/>
-              </w:rPr>
-              <w:t xml:space="preserve">Aula de Atualidades 18:00–19:30</w:t>
-            </w:r>
-          </w:p>
-        </w:tc>
-        <w:tc>
-          <w:tcPr>
-            <w:tcW w:w="1700" w:type="dxa"/>
-            <w:shd w:val="clear" w:color="auto" w:fill="D6E4F5"/>
-            <w:vAlign w:val="center"/>
-          </w:tcPr>
-          <w:p>
-            <w:pPr>
-              <w:spacing w:before="0" w:after="0"/>
-              <w:jc w:val="center"/>
-            </w:pPr>
-            <w:r>
-              <w:rPr>
-                <w:rFonts w:ascii="Arial" w:hAnsi="Arial" w:cs="Arial"/>
-                <w:color w:val="24497A"/>
-                <w:sz w:val="16"/>
-                <w:szCs w:val="16"/>
-              </w:rPr>
-              <w:t xml:space="preserve">Cursinho · Língua Portuguesa</w:t>
-            </w:r>
-          </w:p>
-        </w:tc>
-        <w:tc>
-          <w:tcPr>
-            <w:tcW w:w="1700" w:type="dxa"/>
-            <w:vAlign w:val="center"/>
-          </w:tcPr>
-          <w:p>
-            <w:pPr>
-              <w:spacing w:before="0" w:after="0"/>
-            </w:pPr>
-            <w:r>
-              <w:rPr>
-                <w:rFonts w:ascii="Arial" w:hAnsi="Arial" w:cs="Arial"/>
-                <w:b/>
-                <w:color w:val="0E7C86"/>
-                <w:sz w:val="16"/>
-                <w:szCs w:val="16"/>
-              </w:rPr>
-              <w:t xml:space="preserve">LIT  </w:t>
-            </w:r>
-            <w:r>
-              <w:rPr>
-                <w:rFonts w:ascii="Arial" w:hAnsi="Arial" w:cs="Arial"/>
-                <w:sz w:val="16"/>
-                <w:szCs w:val="16"/>
-              </w:rPr>
-              <w:t xml:space="preserve">Questões ou flashcards de escolas literárias e seus autores</w:t>
-            </w:r>
-          </w:p>
-        </w:tc>
-        <w:tc>
-          <w:tcPr>
-            <w:tcW w:w="1700" w:type="dxa"/>
-            <w:shd w:val="clear" w:color="auto" w:fill="D6E4F5"/>
-            <w:vAlign w:val="center"/>
-          </w:tcPr>
-          <w:p>
-            <w:pPr>
-              <w:spacing w:before="0" w:after="0"/>
-              <w:jc w:val="center"/>
-            </w:pPr>
-            <w:r>
-              <w:rPr>
-                <w:rFonts w:ascii="Arial" w:hAnsi="Arial" w:cs="Arial"/>
-                <w:color w:val="24497A"/>
-                <w:sz w:val="16"/>
-                <w:szCs w:val="16"/>
-              </w:rPr>
-              <w:t xml:space="preserve">Aula de Geografia 18:00–19:30</w:t>
-            </w:r>
-          </w:p>
-        </w:tc>
-        <w:tc>
-          <w:tcPr>
-            <w:tcW w:w="1700" w:type="dxa"/>
-            <w:vAlign w:val="center"/>
-          </w:tcPr>
-          <w:p>
-            <w:pPr>
-              <w:spacing w:before="0" w:after="0"/>
-            </w:pPr>
-            <w:r>
-              <w:rPr>
-                <w:rFonts w:ascii="Arial" w:hAnsi="Arial" w:cs="Arial"/>
-                <w:b/>
-                <w:color w:val="B03A2E"/>
-                <w:sz w:val="16"/>
-                <w:szCs w:val="16"/>
-              </w:rPr>
-              <w:t xml:space="preserve">HB  </w:t>
-            </w:r>
-            <w:r>
-              <w:rPr>
-                <w:rFonts w:ascii="Arial" w:hAnsi="Arial" w:cs="Arial"/>
-                <w:sz w:val="16"/>
-                <w:szCs w:val="16"/>
-              </w:rPr>
-              <w:t xml:space="preserve">Questões sobre redemocratização, Constituição de 1988 e ditadura militar</w:t>
-            </w:r>
-          </w:p>
-        </w:tc>
-      </w:tr>
-      <w:tr>
-        <w:trPr>
-          <w:trHeight w:val="720" w:hRule="atLeast"/>
-          <w:cantSplit/>
-        </w:trPr>
-        <w:tc>
-          <w:tcPr>
-            <w:tcW w:w="1406" w:type="dxa"/>
-            <w:shd w:val="clear" w:color="auto" w:fill="F2F4F7"/>
-            <w:vAlign w:val="center"/>
-          </w:tcPr>
-          <w:p>
-            <w:pPr>
-              <w:spacing w:before="0" w:after="0"/>
-              <w:jc w:val="center"/>
-            </w:pPr>
-            <w:r>
-              <w:rPr>
-                <w:rFonts w:ascii="Arial" w:hAnsi="Arial" w:cs="Arial"/>
-                <w:b/>
-                <w:sz w:val="16"/>
-                <w:szCs w:val="16"/>
-              </w:rPr>
-              <w:t xml:space="preserve">19:00–20:00</w:t>
-            </w:r>
-          </w:p>
-        </w:tc>
-        <w:tc>
-          <w:tcPr>
-            <w:tcW w:w="1700" w:type="dxa"/>
-            <w:shd w:val="clear" w:color="auto" w:fill="D6E4F5"/>
-            <w:vAlign w:val="center"/>
-          </w:tcPr>
-          <w:p>
-            <w:pPr>
-              <w:spacing w:before="0" w:after="0"/>
-              <w:jc w:val="center"/>
-            </w:pPr>
-            <w:r>
-              <w:rPr>
-                <w:rFonts w:ascii="Arial" w:hAnsi="Arial" w:cs="Arial"/>
-                <w:color w:val="24497A"/>
-                <w:sz w:val="16"/>
-                <w:szCs w:val="16"/>
-              </w:rPr>
-              <w:t xml:space="preserve">Aula até 19:30 · Jantar 19:30–20:15</w:t>
-            </w:r>
-          </w:p>
-        </w:tc>
-        <w:tc>
-          <w:tcPr>
-            <w:tcW w:w="1700" w:type="dxa"/>
-            <w:shd w:val="clear" w:color="auto" w:fill="D6E4F5"/>
-            <w:vAlign w:val="center"/>
-          </w:tcPr>
-          <w:p>
-            <w:pPr>
-              <w:spacing w:before="0" w:after="0"/>
-              <w:jc w:val="center"/>
-            </w:pPr>
-            <w:r>
-              <w:rPr>
-                <w:rFonts w:ascii="Arial" w:hAnsi="Arial" w:cs="Arial"/>
-                <w:color w:val="24497A"/>
-                <w:sz w:val="16"/>
-                <w:szCs w:val="16"/>
-              </w:rPr>
-              <w:t xml:space="preserve">Cursinho até 19:30 · Jantar 19:30–20:15</w:t>
-            </w:r>
-          </w:p>
-        </w:tc>
-        <w:tc>
-          <w:tcPr>
-            <w:tcW w:w="1700" w:type="dxa"/>
-            <w:vAlign w:val="center"/>
-          </w:tcPr>
-          <w:p>
-            <w:pPr>
-              <w:spacing w:before="0" w:after="0"/>
-            </w:pPr>
-            <w:r>
-              <w:rPr>
-                <w:rFonts w:ascii="Arial" w:hAnsi="Arial" w:cs="Arial"/>
-                <w:b/>
-                <w:color w:val="2F3E4E"/>
-                <w:sz w:val="16"/>
-                <w:szCs w:val="16"/>
-              </w:rPr>
-              <w:t xml:space="preserve">MAT</w:t>
-            </w:r>
-          </w:p>
-        </w:tc>
-        <w:tc>
-          <w:tcPr>
-            <w:tcW w:w="1700" w:type="dxa"/>
-            <w:shd w:val="clear" w:color="auto" w:fill="D6E4F5"/>
-            <w:vAlign w:val="center"/>
-          </w:tcPr>
-          <w:p>
-            <w:pPr>
-              <w:spacing w:before="0" w:after="0"/>
-              <w:jc w:val="center"/>
-            </w:pPr>
-            <w:r>
-              <w:rPr>
-                <w:rFonts w:ascii="Arial" w:hAnsi="Arial" w:cs="Arial"/>
-                <w:color w:val="24497A"/>
-                <w:sz w:val="16"/>
-                <w:szCs w:val="16"/>
-              </w:rPr>
-              <w:t xml:space="preserve">Aula até 19:30 · Jantar 19:30–20:15</w:t>
-            </w:r>
-          </w:p>
-        </w:tc>
-        <w:tc>
-          <w:tcPr>
-            <w:tcW w:w="1700" w:type="dxa"/>
-            <w:vAlign w:val="center"/>
-          </w:tcPr>
-          <w:p>
-            <w:pPr>
-              <w:spacing w:before="0" w:after="0"/>
-            </w:pPr>
-            <w:r>
-              <w:rPr>
-                <w:rFonts w:ascii="Arial" w:hAnsi="Arial" w:cs="Arial"/>
-                <w:b/>
-                <w:color w:val="2463A8"/>
-                <w:sz w:val="16"/>
-                <w:szCs w:val="16"/>
-              </w:rPr>
-              <w:t xml:space="preserve">LP  </w:t>
-            </w:r>
-            <w:r>
-              <w:rPr>
-                <w:rFonts w:ascii="Arial" w:hAnsi="Arial" w:cs="Arial"/>
-                <w:sz w:val="16"/>
-                <w:szCs w:val="16"/>
-              </w:rPr>
-              <w:t xml:space="preserve">Questões de vocabulário no contexto (sinônimos etc.)</w:t>
-            </w:r>
-          </w:p>
-        </w:tc>
-      </w:tr>
-      <w:tr>
-        <w:trPr>
-          <w:trHeight w:val="720" w:hRule="atLeast"/>
-          <w:cantSplit/>
-        </w:trPr>
-        <w:tc>
-          <w:tcPr>
-            <w:tcW w:w="1406" w:type="dxa"/>
-            <w:shd w:val="clear" w:color="auto" w:fill="F2F4F7"/>
-            <w:vAlign w:val="center"/>
-          </w:tcPr>
-          <w:p>
-            <w:pPr>
-              <w:spacing w:before="0" w:after="0"/>
-              <w:jc w:val="center"/>
-            </w:pPr>
-            <w:r>
-              <w:rPr>
-                <w:rFonts w:ascii="Arial" w:hAnsi="Arial" w:cs="Arial"/>
-                <w:b/>
-                <w:sz w:val="16"/>
-                <w:szCs w:val="16"/>
-              </w:rPr>
-              <w:t xml:space="preserve">20:00–21:00</w:t>
-            </w:r>
-          </w:p>
-        </w:tc>
-        <w:tc>
-          <w:tcPr>
-            <w:tcW w:w="1700" w:type="dxa"/>
-            <w:shd w:val="clear" w:color="auto" w:fill="FDF3E7"/>
-            <w:vAlign w:val="center"/>
-          </w:tcPr>
-          <w:p>
-            <w:pPr>
-              <w:spacing w:before="0" w:after="0"/>
-              <w:jc w:val="center"/>
-            </w:pPr>
-            <w:r>
-              <w:rPr>
-                <w:rFonts w:ascii="Arial" w:hAnsi="Arial" w:cs="Arial"/>
-                <w:color w:val="24497A"/>
-                <w:sz w:val="16"/>
-                <w:szCs w:val="16"/>
-              </w:rPr>
-              <w:t xml:space="preserve">Jantar até 20:15</w:t>
-            </w:r>
-          </w:p>
-        </w:tc>
-        <w:tc>
-          <w:tcPr>
-            <w:tcW w:w="1700" w:type="dxa"/>
-            <w:shd w:val="clear" w:color="auto" w:fill="FDF3E7"/>
-            <w:vAlign w:val="center"/>
-          </w:tcPr>
-          <w:p>
-            <w:pPr>
-              <w:spacing w:before="0" w:after="0"/>
-              <w:jc w:val="center"/>
-            </w:pPr>
-            <w:r>
-              <w:rPr>
-                <w:rFonts w:ascii="Arial" w:hAnsi="Arial" w:cs="Arial"/>
-                <w:color w:val="24497A"/>
-                <w:sz w:val="16"/>
-                <w:szCs w:val="16"/>
-              </w:rPr>
-              <w:t xml:space="preserve">Jantar até 20:15</w:t>
-            </w:r>
-          </w:p>
-        </w:tc>
-        <w:tc>
-          <w:tcPr>
-            <w:tcW w:w="1700" w:type="dxa"/>
-            <w:vAlign w:val="center"/>
-          </w:tcPr>
-          <w:p>
-            <w:pPr>
-              <w:spacing w:before="0" w:after="0"/>
-            </w:pPr>
-            <w:r>
-              <w:rPr>
-                <w:rFonts w:ascii="Arial" w:hAnsi="Arial" w:cs="Arial"/>
-                <w:b/>
-                <w:color w:val="2F3E4E"/>
-                <w:sz w:val="16"/>
-                <w:szCs w:val="16"/>
-              </w:rPr>
-              <w:t xml:space="preserve">MAT</w:t>
-            </w:r>
-          </w:p>
-        </w:tc>
-        <w:tc>
-          <w:tcPr>
-            <w:tcW w:w="1700" w:type="dxa"/>
-            <w:shd w:val="clear" w:color="auto" w:fill="FDF3E7"/>
-            <w:vAlign w:val="center"/>
-          </w:tcPr>
-          <w:p>
-            <w:pPr>
-              <w:spacing w:before="0" w:after="0"/>
-              <w:jc w:val="center"/>
-            </w:pPr>
-            <w:r>
-              <w:rPr>
-                <w:rFonts w:ascii="Arial" w:hAnsi="Arial" w:cs="Arial"/>
-                <w:color w:val="24497A"/>
-                <w:sz w:val="16"/>
-                <w:szCs w:val="16"/>
-              </w:rPr>
-              <w:t xml:space="preserve">Jantar até 20:15 · Aula de Matemática 20:30–21:30</w:t>
-            </w:r>
-          </w:p>
-        </w:tc>
-        <w:tc>
-          <w:tcPr>
-            <w:tcW w:w="1700" w:type="dxa"/>
-            <w:vAlign w:val="center"/>
-          </w:tcPr>
-          <w:p>
-            <w:pPr>
-              <w:spacing w:before="0" w:after="0"/>
-            </w:pPr>
-            <w:r>
-              <w:rPr>
-                <w:rFonts w:ascii="Arial" w:hAnsi="Arial" w:cs="Arial"/>
-                <w:b/>
-                <w:color w:val="0E7C86"/>
-                <w:sz w:val="16"/>
-                <w:szCs w:val="16"/>
-              </w:rPr>
-              <w:t xml:space="preserve">LIT  </w:t>
-            </w:r>
-            <w:r>
-              <w:rPr>
-                <w:rFonts w:ascii="Arial" w:hAnsi="Arial" w:cs="Arial"/>
-                <w:sz w:val="16"/>
-                <w:szCs w:val="16"/>
-              </w:rPr>
-              <w:t xml:space="preserve">Questões do review</w:t>
-            </w:r>
-          </w:p>
-        </w:tc>
-      </w:tr>
-      <w:tr>
-        <w:trPr>
-          <w:trHeight w:val="720" w:hRule="atLeast"/>
-          <w:cantSplit/>
-        </w:trPr>
-        <w:tc>
-          <w:tcPr>
-            <w:tcW w:w="1406" w:type="dxa"/>
-            <w:shd w:val="clear" w:color="auto" w:fill="F2F4F7"/>
-            <w:vAlign w:val="center"/>
-          </w:tcPr>
-          <w:p>
-            <w:pPr>
-              <w:spacing w:before="0" w:after="0"/>
-              <w:jc w:val="center"/>
-            </w:pPr>
-            <w:r>
-              <w:rPr>
-                <w:rFonts w:ascii="Arial" w:hAnsi="Arial" w:cs="Arial"/>
-                <w:b/>
-                <w:sz w:val="16"/>
-                <w:szCs w:val="16"/>
-              </w:rPr>
-              <w:t xml:space="preserve">21:00–22:00</w:t>
-            </w:r>
-          </w:p>
-        </w:tc>
-        <w:tc>
-          <w:tcPr>
-            <w:tcW w:w="1700" w:type="dxa"/>
-            <w:vAlign w:val="center"/>
-          </w:tcPr>
-          <w:p>
-            <w:pPr>
-              <w:spacing w:before="0" w:after="0"/>
-            </w:pPr>
-            <w:r>
-              <w:rPr>
-                <w:rFonts w:ascii="Arial" w:hAnsi="Arial" w:cs="Arial"/>
-                <w:b/>
-                <w:color w:val="B7791F"/>
-                <w:sz w:val="16"/>
-                <w:szCs w:val="16"/>
-              </w:rPr>
-              <w:t xml:space="preserve">ATU  </w:t>
-            </w:r>
-            <w:r>
-              <w:rPr>
-                <w:rFonts w:ascii="Arial" w:hAnsi="Arial" w:cs="Arial"/>
-                <w:sz w:val="16"/>
-                <w:szCs w:val="16"/>
-              </w:rPr>
-              <w:t xml:space="preserve">Questões dissertativas e objetivas</w:t>
-            </w:r>
-          </w:p>
-        </w:tc>
-        <w:tc>
-          <w:tcPr>
-            <w:tcW w:w="1700" w:type="dxa"/>
-            <w:vAlign w:val="center"/>
-          </w:tcPr>
-          <w:p>
-            <w:pPr>
-              <w:spacing w:before="0" w:after="0"/>
-            </w:pPr>
-            <w:r>
-              <w:rPr>
-                <w:rFonts w:ascii="Arial" w:hAnsi="Arial" w:cs="Arial"/>
-                <w:b/>
-                <w:color w:val="2F3E4E"/>
-                <w:sz w:val="16"/>
-                <w:szCs w:val="16"/>
-              </w:rPr>
-              <w:t xml:space="preserve">MAT</w:t>
-            </w:r>
-          </w:p>
-        </w:tc>
-        <w:tc>
-          <w:tcPr>
-            <w:tcW w:w="1700" w:type="dxa"/>
-            <w:shd w:val="clear" w:color="auto" w:fill="EEF4FB"/>
-            <w:vAlign w:val="center"/>
-          </w:tcPr>
-          <w:p>
-            <w:pPr>
-              <w:spacing w:before="0" w:after="0"/>
-              <w:jc w:val="center"/>
-            </w:pPr>
-            <w:r>
-              <w:rPr>
-                <w:rFonts w:ascii="Arial" w:hAnsi="Arial" w:cs="Arial"/>
-                <w:color w:val="24497A"/>
-                <w:sz w:val="16"/>
-                <w:szCs w:val="16"/>
-              </w:rPr>
-              <w:t xml:space="preserve">Aula de Redação 21:30–22:30</w:t>
-            </w:r>
-          </w:p>
-        </w:tc>
-        <w:tc>
-          <w:tcPr>
-            <w:tcW w:w="1700" w:type="dxa"/>
-            <w:shd w:val="clear" w:color="auto" w:fill="EEF4FB"/>
-            <w:vAlign w:val="center"/>
-          </w:tcPr>
-          <w:p>
-            <w:pPr>
-              <w:spacing w:before="0" w:after="0"/>
-              <w:jc w:val="center"/>
-            </w:pPr>
-            <w:r>
-              <w:rPr>
-                <w:rFonts w:ascii="Arial" w:hAnsi="Arial" w:cs="Arial"/>
-                <w:color w:val="24497A"/>
-                <w:sz w:val="16"/>
-                <w:szCs w:val="16"/>
-              </w:rPr>
-              <w:t xml:space="preserve">Aula de Matemática até 21:30</w:t>
-            </w:r>
-          </w:p>
-        </w:tc>
-        <w:tc>
-          <w:tcPr>
-            <w:tcW w:w="1700" w:type="dxa"/>
-            <w:vAlign w:val="center"/>
-          </w:tcPr>
-          <w:p>
-            <w:pPr>
-              <w:spacing w:before="0" w:after="0"/>
-            </w:pPr>
-            <w:r>
-              <w:rPr>
-                <w:rFonts w:ascii="Arial" w:hAnsi="Arial" w:cs="Arial"/>
-                <w:b/>
-                <w:color w:val="2F3E4E"/>
-                <w:sz w:val="16"/>
-                <w:szCs w:val="16"/>
-              </w:rPr>
-              <w:t xml:space="preserve">MAT</w:t>
-            </w:r>
-          </w:p>
-        </w:tc>
-      </w:tr>
-      <w:tr>
-        <w:trPr>
-          <w:trHeight w:val="720" w:hRule="atLeast"/>
-          <w:cantSplit/>
-        </w:trPr>
-        <w:tc>
-          <w:tcPr>
-            <w:tcW w:w="1406" w:type="dxa"/>
-            <w:shd w:val="clear" w:color="auto" w:fill="F2F4F7"/>
-            <w:vAlign w:val="center"/>
-          </w:tcPr>
-          <w:p>
-            <w:pPr>
-              <w:spacing w:before="0" w:after="0"/>
-              <w:jc w:val="center"/>
-            </w:pPr>
-            <w:r>
-              <w:rPr>
-                <w:rFonts w:ascii="Arial" w:hAnsi="Arial" w:cs="Arial"/>
-                <w:b/>
-                <w:sz w:val="16"/>
-                <w:szCs w:val="16"/>
-              </w:rPr>
-              <w:t xml:space="preserve">22:00–23:00</w:t>
-            </w:r>
-          </w:p>
-        </w:tc>
-        <w:tc>
-          <w:tcPr>
-            <w:tcW w:w="1700" w:type="dxa"/>
-            <w:vAlign w:val="center"/>
-          </w:tcPr>
-          <w:p>
-            <w:pPr>
-              <w:spacing w:before="0" w:after="0"/>
-            </w:pPr>
-            <w:r>
-              <w:rPr>
-                <w:rFonts w:ascii="Arial" w:hAnsi="Arial" w:cs="Arial"/>
-                <w:b/>
-                <w:color w:val="B7791F"/>
-                <w:sz w:val="16"/>
-                <w:szCs w:val="16"/>
-              </w:rPr>
-              <w:t xml:space="preserve">ATU + GEO  </w:t>
-            </w:r>
-            <w:r>
-              <w:rPr>
-                <w:rFonts w:ascii="Arial" w:hAnsi="Arial" w:cs="Arial"/>
-                <w:sz w:val="16"/>
-                <w:szCs w:val="16"/>
-              </w:rPr>
-              <w:t xml:space="preserve">Geopolítica e globalização: questões dissertativas</w:t>
-            </w:r>
-          </w:p>
-        </w:tc>
-        <w:tc>
-          <w:tcPr>
-            <w:tcW w:w="1700" w:type="dxa"/>
-            <w:vAlign w:val="center"/>
-          </w:tcPr>
-          <w:p>
-            <w:pPr>
-              <w:spacing w:before="0" w:after="0"/>
-            </w:pPr>
-            <w:r>
-              <w:rPr>
-                <w:rFonts w:ascii="Arial" w:hAnsi="Arial" w:cs="Arial"/>
-                <w:b/>
-                <w:color w:val="6B7280"/>
-                <w:sz w:val="16"/>
-                <w:szCs w:val="16"/>
-              </w:rPr>
-              <w:t xml:space="preserve">REVIEW DO DIA  </w:t>
-            </w:r>
-            <w:r>
-              <w:rPr>
-                <w:rFonts w:ascii="Arial" w:hAnsi="Arial" w:cs="Arial"/>
-                <w:sz w:val="16"/>
-                <w:szCs w:val="16"/>
-              </w:rPr>
-              <w:t xml:space="preserve">Flashcards e questões objetivas do que errei hoje e ontem</w:t>
-            </w:r>
-          </w:p>
-        </w:tc>
-        <w:tc>
-          <w:tcPr>
-            <w:tcW w:w="1700" w:type="dxa"/>
-            <w:shd w:val="clear" w:color="auto" w:fill="EEF4FB"/>
-            <w:vAlign w:val="center"/>
-          </w:tcPr>
-          <w:p>
-            <w:pPr>
-              <w:spacing w:before="0" w:after="0"/>
-              <w:jc w:val="center"/>
-            </w:pPr>
-            <w:r>
-              <w:rPr>
-                <w:rFonts w:ascii="Arial" w:hAnsi="Arial" w:cs="Arial"/>
-                <w:color w:val="24497A"/>
-                <w:sz w:val="16"/>
-                <w:szCs w:val="16"/>
-              </w:rPr>
-              <w:t xml:space="preserve">Aula de Redação até 22:30</w:t>
-            </w:r>
-          </w:p>
-        </w:tc>
-        <w:tc>
-          <w:tcPr>
-            <w:tcW w:w="1700" w:type="dxa"/>
-            <w:vAlign w:val="center"/>
-          </w:tcPr>
-          <w:p>
-            <w:pPr>
-              <w:spacing w:before="0" w:after="0"/>
-            </w:pPr>
-            <w:r>
-              <w:rPr>
-                <w:rFonts w:ascii="Arial" w:hAnsi="Arial" w:cs="Arial"/>
-                <w:b/>
-                <w:color w:val="2F3E4E"/>
-                <w:sz w:val="16"/>
-                <w:szCs w:val="16"/>
-              </w:rPr>
-              <w:t xml:space="preserve">MAT  </w:t>
-            </w:r>
-            <w:r>
-              <w:rPr>
-                <w:rFonts w:ascii="Arial" w:hAnsi="Arial" w:cs="Arial"/>
-                <w:sz w:val="16"/>
-                <w:szCs w:val="16"/>
-              </w:rPr>
-              <w:t xml:space="preserve">Flashcards das questões que errei hoje e ontem</w:t>
-            </w:r>
-          </w:p>
-        </w:tc>
-        <w:tc>
-          <w:tcPr>
-            <w:tcW w:w="1700" w:type="dxa"/>
-            <w:vAlign w:val="center"/>
-          </w:tcPr>
-          <w:p>
-            <w:pPr>
-              <w:spacing w:before="0" w:after="0"/>
-            </w:pPr>
-            <w:r>
-              <w:rPr>
-                <w:rFonts w:ascii="Arial" w:hAnsi="Arial" w:cs="Arial"/>
-                <w:sz w:val="16"/>
-                <w:szCs w:val="16"/>
+                <w:color w:val="1F4E79"/>
+                <w:sz w:val="15"/>
+                <w:szCs w:val="15"/>
+              </w:rPr>
+              <w:t xml:space="preserve">Aula de redação até 22:30</w:t>
+            </w:r>
+          </w:p>
+        </w:tc>
+        <w:tc>
+          <w:tcPr>
+            <w:tcW w:w="1700" w:type="dxa"/>
+            <w:vAlign w:val="center"/>
+          </w:tcPr>
+          <w:p>
+            <w:pPr>
+              <w:spacing w:before="0" w:after="0"/>
+            </w:pPr>
+            <w:r>
+              <w:rPr>
+                <w:rFonts w:ascii="Arial" w:hAnsi="Arial" w:cs="Arial"/>
+                <w:sz w:val="15"/>
+                <w:szCs w:val="15"/>
+              </w:rPr>
+              <w:t xml:space="preserve">MAT: Flashcards das questões que errei hoje e ontem</w:t>
+            </w:r>
+          </w:p>
+        </w:tc>
+        <w:tc>
+          <w:tcPr>
+            <w:tcW w:w="1700" w:type="dxa"/>
+            <w:vAlign w:val="center"/>
+          </w:tcPr>
+          <w:p>
+            <w:pPr>
+              <w:spacing w:before="0" w:after="0"/>
+            </w:pPr>
+            <w:r>
+              <w:rPr>
+                <w:rFonts w:ascii="Arial" w:hAnsi="Arial" w:cs="Arial"/>
+                <w:sz w:val="15"/>
+                <w:szCs w:val="15"/>
               </w:rPr>
               <w:t xml:space="preserve">Flashcards das questões que errei hoje e ontem</w:t>
             </w:r>
@@ -2691,20 +2387,6 @@
         </w:tc>
       </w:tr>
     </w:tbl>
-    <w:p>
-      <w:pPr>
-        <w:spacing w:before="80" w:after="0"/>
-      </w:pPr>
-      <w:r>
-        <w:rPr>
-          <w:rFonts w:ascii="Arial" w:hAnsi="Arial" w:cs="Arial"/>
-          <w:color w:val="4A5568"/>
-          <w:sz w:val="16"/>
-          <w:szCs w:val="16"/>
-        </w:rPr>
-        <w:t xml:space="preserve">ARTES · GEO = Geografia · HB = História do Brasil · HG = História Geral · LP = Língua Portuguesa · LIT = Literatura · ATU = Atualidades · MAT = Matemática</w:t>
-      </w:r>
-    </w:p>
     <w:p>
       <w:pPr>
         <w:spacing w:before="140" w:after="0"/>

--- a/Projetos/Vestibular/rotina-fixa-semanal-preenchida.docx
+++ b/Projetos/Vestibular/rotina-fixa-semanal-preenchida.docx
@@ -244,83 +244,83 @@
                 <w:sz w:val="15"/>
                 <w:szCs w:val="15"/>
               </w:rPr>
-              <w:t xml:space="preserve">ARTES</w:t>
-            </w:r>
-          </w:p>
-        </w:tc>
-        <w:tc>
-          <w:tcPr>
-            <w:tcW w:w="1700" w:type="dxa"/>
-            <w:vAlign w:val="center"/>
-          </w:tcPr>
-          <w:p>
-            <w:pPr>
-              <w:spacing w:before="0" w:after="0"/>
-            </w:pPr>
-            <w:r>
-              <w:rPr>
-                <w:rFonts w:ascii="Arial" w:hAnsi="Arial" w:cs="Arial"/>
-                <w:sz w:val="15"/>
-                <w:szCs w:val="15"/>
-              </w:rPr>
-              <w:t xml:space="preserve">ARTES</w:t>
-            </w:r>
-          </w:p>
-        </w:tc>
-        <w:tc>
-          <w:tcPr>
-            <w:tcW w:w="1700" w:type="dxa"/>
-            <w:vAlign w:val="center"/>
-          </w:tcPr>
-          <w:p>
-            <w:pPr>
-              <w:spacing w:before="0" w:after="0"/>
-            </w:pPr>
-            <w:r>
-              <w:rPr>
-                <w:rFonts w:ascii="Arial" w:hAnsi="Arial" w:cs="Arial"/>
-                <w:sz w:val="15"/>
-                <w:szCs w:val="15"/>
-              </w:rPr>
-              <w:t xml:space="preserve">ARTES</w:t>
-            </w:r>
-          </w:p>
-        </w:tc>
-        <w:tc>
-          <w:tcPr>
-            <w:tcW w:w="1700" w:type="dxa"/>
-            <w:vAlign w:val="center"/>
-          </w:tcPr>
-          <w:p>
-            <w:pPr>
-              <w:spacing w:before="0" w:after="0"/>
-            </w:pPr>
-            <w:r>
-              <w:rPr>
-                <w:rFonts w:ascii="Arial" w:hAnsi="Arial" w:cs="Arial"/>
-                <w:sz w:val="15"/>
-                <w:szCs w:val="15"/>
-              </w:rPr>
-              <w:t xml:space="preserve">ARTES</w:t>
-            </w:r>
-          </w:p>
-        </w:tc>
-        <w:tc>
-          <w:tcPr>
-            <w:tcW w:w="1700" w:type="dxa"/>
-            <w:vAlign w:val="center"/>
-          </w:tcPr>
-          <w:p>
-            <w:pPr>
-              <w:spacing w:before="0" w:after="0"/>
-            </w:pPr>
-            <w:r>
-              <w:rPr>
-                <w:rFonts w:ascii="Arial" w:hAnsi="Arial" w:cs="Arial"/>
-                <w:sz w:val="15"/>
-                <w:szCs w:val="15"/>
-              </w:rPr>
-              <w:t xml:space="preserve">ARTES</w:t>
+              <w:t xml:space="preserve">ARTES: Música — mapa + dissertativas 2023.1-AR4 e 2026.1-AR1</w:t>
+            </w:r>
+          </w:p>
+        </w:tc>
+        <w:tc>
+          <w:tcPr>
+            <w:tcW w:w="1700" w:type="dxa"/>
+            <w:vAlign w:val="center"/>
+          </w:tcPr>
+          <w:p>
+            <w:pPr>
+              <w:spacing w:before="0" w:after="0"/>
+            </w:pPr>
+            <w:r>
+              <w:rPr>
+                <w:rFonts w:ascii="Arial" w:hAnsi="Arial" w:cs="Arial"/>
+                <w:sz w:val="15"/>
+                <w:szCs w:val="15"/>
+              </w:rPr>
+              <w:t xml:space="preserve">ARTES: Literatura brasileira + Sueli Carneiro — mapa + dissertativas 2026.1-AR2 e 2024.1-AR5</w:t>
+            </w:r>
+          </w:p>
+        </w:tc>
+        <w:tc>
+          <w:tcPr>
+            <w:tcW w:w="1700" w:type="dxa"/>
+            <w:vAlign w:val="center"/>
+          </w:tcPr>
+          <w:p>
+            <w:pPr>
+              <w:spacing w:before="0" w:after="0"/>
+            </w:pPr>
+            <w:r>
+              <w:rPr>
+                <w:rFonts w:ascii="Arial" w:hAnsi="Arial" w:cs="Arial"/>
+                <w:sz w:val="15"/>
+                <w:szCs w:val="15"/>
+              </w:rPr>
+              <w:t xml:space="preserve">ARTES: Teatro, literatura de fora + Arendt — mapa + dissertativas 2026.1-AR5 e 2024.1-AR2</w:t>
+            </w:r>
+          </w:p>
+        </w:tc>
+        <w:tc>
+          <w:tcPr>
+            <w:tcW w:w="1700" w:type="dxa"/>
+            <w:vAlign w:val="center"/>
+          </w:tcPr>
+          <w:p>
+            <w:pPr>
+              <w:spacing w:before="0" w:after="0"/>
+            </w:pPr>
+            <w:r>
+              <w:rPr>
+                <w:rFonts w:ascii="Arial" w:hAnsi="Arial" w:cs="Arial"/>
+                <w:sz w:val="15"/>
+                <w:szCs w:val="15"/>
+              </w:rPr>
+              <w:t xml:space="preserve">ARTES: Artes visuais + Manifesto — mapa + dissertativas 2022.1-AR13 e 2021.1-AR4</w:t>
+            </w:r>
+          </w:p>
+        </w:tc>
+        <w:tc>
+          <w:tcPr>
+            <w:tcW w:w="1700" w:type="dxa"/>
+            <w:vAlign w:val="center"/>
+          </w:tcPr>
+          <w:p>
+            <w:pPr>
+              <w:spacing w:before="0" w:after="0"/>
+            </w:pPr>
+            <w:r>
+              <w:rPr>
+                <w:rFonts w:ascii="Arial" w:hAnsi="Arial" w:cs="Arial"/>
+                <w:sz w:val="15"/>
+                <w:szCs w:val="15"/>
+              </w:rPr>
+              <w:t xml:space="preserve">ARTES: Cinema — mapa + dissertativas 2026.1-AR3 e 2023.1-AR3</w:t>
             </w:r>
           </w:p>
         </w:tc>
@@ -367,83 +367,83 @@
                 <w:sz w:val="15"/>
                 <w:szCs w:val="15"/>
               </w:rPr>
-              <w:t xml:space="preserve">ARTES</w:t>
-            </w:r>
-          </w:p>
-        </w:tc>
-        <w:tc>
-          <w:tcPr>
-            <w:tcW w:w="1700" w:type="dxa"/>
-            <w:vAlign w:val="center"/>
-          </w:tcPr>
-          <w:p>
-            <w:pPr>
-              <w:spacing w:before="0" w:after="0"/>
-            </w:pPr>
-            <w:r>
-              <w:rPr>
-                <w:rFonts w:ascii="Arial" w:hAnsi="Arial" w:cs="Arial"/>
-                <w:sz w:val="15"/>
-                <w:szCs w:val="15"/>
-              </w:rPr>
-              <w:t xml:space="preserve">ARTES</w:t>
-            </w:r>
-          </w:p>
-        </w:tc>
-        <w:tc>
-          <w:tcPr>
-            <w:tcW w:w="1700" w:type="dxa"/>
-            <w:vAlign w:val="center"/>
-          </w:tcPr>
-          <w:p>
-            <w:pPr>
-              <w:spacing w:before="0" w:after="0"/>
-            </w:pPr>
-            <w:r>
-              <w:rPr>
-                <w:rFonts w:ascii="Arial" w:hAnsi="Arial" w:cs="Arial"/>
-                <w:sz w:val="15"/>
-                <w:szCs w:val="15"/>
-              </w:rPr>
-              <w:t xml:space="preserve">ARTES</w:t>
-            </w:r>
-          </w:p>
-        </w:tc>
-        <w:tc>
-          <w:tcPr>
-            <w:tcW w:w="1700" w:type="dxa"/>
-            <w:vAlign w:val="center"/>
-          </w:tcPr>
-          <w:p>
-            <w:pPr>
-              <w:spacing w:before="0" w:after="0"/>
-            </w:pPr>
-            <w:r>
-              <w:rPr>
-                <w:rFonts w:ascii="Arial" w:hAnsi="Arial" w:cs="Arial"/>
-                <w:sz w:val="15"/>
-                <w:szCs w:val="15"/>
-              </w:rPr>
-              <w:t xml:space="preserve">ARTES</w:t>
-            </w:r>
-          </w:p>
-        </w:tc>
-        <w:tc>
-          <w:tcPr>
-            <w:tcW w:w="1700" w:type="dxa"/>
-            <w:vAlign w:val="center"/>
-          </w:tcPr>
-          <w:p>
-            <w:pPr>
-              <w:spacing w:before="0" w:after="0"/>
-            </w:pPr>
-            <w:r>
-              <w:rPr>
-                <w:rFonts w:ascii="Arial" w:hAnsi="Arial" w:cs="Arial"/>
-                <w:sz w:val="15"/>
-                <w:szCs w:val="15"/>
-              </w:rPr>
-              <w:t xml:space="preserve">ARTES</w:t>
+              <w:t xml:space="preserve">ARTES: Teoria (apostila p. 39–50) + explicar em voz alta</w:t>
+            </w:r>
+          </w:p>
+        </w:tc>
+        <w:tc>
+          <w:tcPr>
+            <w:tcW w:w="1700" w:type="dxa"/>
+            <w:vAlign w:val="center"/>
+          </w:tcPr>
+          <w:p>
+            <w:pPr>
+              <w:spacing w:before="0" w:after="0"/>
+            </w:pPr>
+            <w:r>
+              <w:rPr>
+                <w:rFonts w:ascii="Arial" w:hAnsi="Arial" w:cs="Arial"/>
+                <w:sz w:val="15"/>
+                <w:szCs w:val="15"/>
+              </w:rPr>
+              <w:t xml:space="preserve">ARTES: Teoria (apostila p. 4–9 e 12–13) + explicar em voz alta</w:t>
+            </w:r>
+          </w:p>
+        </w:tc>
+        <w:tc>
+          <w:tcPr>
+            <w:tcW w:w="1700" w:type="dxa"/>
+            <w:vAlign w:val="center"/>
+          </w:tcPr>
+          <w:p>
+            <w:pPr>
+              <w:spacing w:before="0" w:after="0"/>
+            </w:pPr>
+            <w:r>
+              <w:rPr>
+                <w:rFonts w:ascii="Arial" w:hAnsi="Arial" w:cs="Arial"/>
+                <w:sz w:val="15"/>
+                <w:szCs w:val="15"/>
+              </w:rPr>
+              <w:t xml:space="preserve">ARTES: Teoria (apostila p. 4, 10 e 14–19) + explicar em voz alta</w:t>
+            </w:r>
+          </w:p>
+        </w:tc>
+        <w:tc>
+          <w:tcPr>
+            <w:tcW w:w="1700" w:type="dxa"/>
+            <w:vAlign w:val="center"/>
+          </w:tcPr>
+          <w:p>
+            <w:pPr>
+              <w:spacing w:before="0" w:after="0"/>
+            </w:pPr>
+            <w:r>
+              <w:rPr>
+                <w:rFonts w:ascii="Arial" w:hAnsi="Arial" w:cs="Arial"/>
+                <w:sz w:val="15"/>
+                <w:szCs w:val="15"/>
+              </w:rPr>
+              <w:t xml:space="preserve">ARTES: Teoria (apostila p. 11 e 20–29) + explicar em voz alta</w:t>
+            </w:r>
+          </w:p>
+        </w:tc>
+        <w:tc>
+          <w:tcPr>
+            <w:tcW w:w="1700" w:type="dxa"/>
+            <w:vAlign w:val="center"/>
+          </w:tcPr>
+          <w:p>
+            <w:pPr>
+              <w:spacing w:before="0" w:after="0"/>
+            </w:pPr>
+            <w:r>
+              <w:rPr>
+                <w:rFonts w:ascii="Arial" w:hAnsi="Arial" w:cs="Arial"/>
+                <w:sz w:val="15"/>
+                <w:szCs w:val="15"/>
+              </w:rPr>
+              <w:t xml:space="preserve">ARTES: Teoria (apostila p. 30–38) + explicar em voz alta</w:t>
             </w:r>
           </w:p>
         </w:tc>

--- a/Projetos/Vestibular/rotina-fixa-semanal-preenchida.docx
+++ b/Projetos/Vestibular/rotina-fixa-semanal-preenchida.docx
@@ -244,83 +244,83 @@
                 <w:sz w:val="15"/>
                 <w:szCs w:val="15"/>
               </w:rPr>
-              <w:t xml:space="preserve">ARTES: Música — mapa + dissertativas 2023.1-AR4 e 2026.1-AR1</w:t>
-            </w:r>
-          </w:p>
-        </w:tc>
-        <w:tc>
-          <w:tcPr>
-            <w:tcW w:w="1700" w:type="dxa"/>
-            <w:vAlign w:val="center"/>
-          </w:tcPr>
-          <w:p>
-            <w:pPr>
-              <w:spacing w:before="0" w:after="0"/>
-            </w:pPr>
-            <w:r>
-              <w:rPr>
-                <w:rFonts w:ascii="Arial" w:hAnsi="Arial" w:cs="Arial"/>
-                <w:sz w:val="15"/>
-                <w:szCs w:val="15"/>
-              </w:rPr>
-              <w:t xml:space="preserve">ARTES: Literatura brasileira + Sueli Carneiro — mapa + dissertativas 2026.1-AR2 e 2024.1-AR5</w:t>
-            </w:r>
-          </w:p>
-        </w:tc>
-        <w:tc>
-          <w:tcPr>
-            <w:tcW w:w="1700" w:type="dxa"/>
-            <w:vAlign w:val="center"/>
-          </w:tcPr>
-          <w:p>
-            <w:pPr>
-              <w:spacing w:before="0" w:after="0"/>
-            </w:pPr>
-            <w:r>
-              <w:rPr>
-                <w:rFonts w:ascii="Arial" w:hAnsi="Arial" w:cs="Arial"/>
-                <w:sz w:val="15"/>
-                <w:szCs w:val="15"/>
-              </w:rPr>
-              <w:t xml:space="preserve">ARTES: Teatro, literatura de fora + Arendt — mapa + dissertativas 2026.1-AR5 e 2024.1-AR2</w:t>
-            </w:r>
-          </w:p>
-        </w:tc>
-        <w:tc>
-          <w:tcPr>
-            <w:tcW w:w="1700" w:type="dxa"/>
-            <w:vAlign w:val="center"/>
-          </w:tcPr>
-          <w:p>
-            <w:pPr>
-              <w:spacing w:before="0" w:after="0"/>
-            </w:pPr>
-            <w:r>
-              <w:rPr>
-                <w:rFonts w:ascii="Arial" w:hAnsi="Arial" w:cs="Arial"/>
-                <w:sz w:val="15"/>
-                <w:szCs w:val="15"/>
-              </w:rPr>
-              <w:t xml:space="preserve">ARTES: Artes visuais + Manifesto — mapa + dissertativas 2022.1-AR13 e 2021.1-AR4</w:t>
-            </w:r>
-          </w:p>
-        </w:tc>
-        <w:tc>
-          <w:tcPr>
-            <w:tcW w:w="1700" w:type="dxa"/>
-            <w:vAlign w:val="center"/>
-          </w:tcPr>
-          <w:p>
-            <w:pPr>
-              <w:spacing w:before="0" w:after="0"/>
-            </w:pPr>
-            <w:r>
-              <w:rPr>
-                <w:rFonts w:ascii="Arial" w:hAnsi="Arial" w:cs="Arial"/>
-                <w:sz w:val="15"/>
-                <w:szCs w:val="15"/>
-              </w:rPr>
-              <w:t xml:space="preserve">ARTES: Cinema — mapa + dissertativas 2026.1-AR3 e 2023.1-AR3</w:t>
+              <w:t xml:space="preserve">ARTES: 07:00–08:20 teoria · Música (12 canções)</w:t>
+            </w:r>
+          </w:p>
+        </w:tc>
+        <w:tc>
+          <w:tcPr>
+            <w:tcW w:w="1700" w:type="dxa"/>
+            <w:vAlign w:val="center"/>
+          </w:tcPr>
+          <w:p>
+            <w:pPr>
+              <w:spacing w:before="0" w:after="0"/>
+            </w:pPr>
+            <w:r>
+              <w:rPr>
+                <w:rFonts w:ascii="Arial" w:hAnsi="Arial" w:cs="Arial"/>
+                <w:sz w:val="15"/>
+                <w:szCs w:val="15"/>
+              </w:rPr>
+              <w:t xml:space="preserve">ARTES: 07:00–08:20 teoria · Literatura brasileira (7 obras)</w:t>
+            </w:r>
+          </w:p>
+        </w:tc>
+        <w:tc>
+          <w:tcPr>
+            <w:tcW w:w="1700" w:type="dxa"/>
+            <w:vAlign w:val="center"/>
+          </w:tcPr>
+          <w:p>
+            <w:pPr>
+              <w:spacing w:before="0" w:after="0"/>
+            </w:pPr>
+            <w:r>
+              <w:rPr>
+                <w:rFonts w:ascii="Arial" w:hAnsi="Arial" w:cs="Arial"/>
+                <w:sz w:val="15"/>
+                <w:szCs w:val="15"/>
+              </w:rPr>
+              <w:t xml:space="preserve">ARTES: 07:00–08:20 teoria · Teatro e literatura estrangeira (8 obras)</w:t>
+            </w:r>
+          </w:p>
+        </w:tc>
+        <w:tc>
+          <w:tcPr>
+            <w:tcW w:w="1700" w:type="dxa"/>
+            <w:vAlign w:val="center"/>
+          </w:tcPr>
+          <w:p>
+            <w:pPr>
+              <w:spacing w:before="0" w:after="0"/>
+            </w:pPr>
+            <w:r>
+              <w:rPr>
+                <w:rFonts w:ascii="Arial" w:hAnsi="Arial" w:cs="Arial"/>
+                <w:sz w:val="15"/>
+                <w:szCs w:val="15"/>
+              </w:rPr>
+              <w:t xml:space="preserve">ARTES: 07:00–08:20 teoria · Artes visuais (10 obras)</w:t>
+            </w:r>
+          </w:p>
+        </w:tc>
+        <w:tc>
+          <w:tcPr>
+            <w:tcW w:w="1700" w:type="dxa"/>
+            <w:vAlign w:val="center"/>
+          </w:tcPr>
+          <w:p>
+            <w:pPr>
+              <w:spacing w:before="0" w:after="0"/>
+            </w:pPr>
+            <w:r>
+              <w:rPr>
+                <w:rFonts w:ascii="Arial" w:hAnsi="Arial" w:cs="Arial"/>
+                <w:sz w:val="15"/>
+                <w:szCs w:val="15"/>
+              </w:rPr>
+              <w:t xml:space="preserve">ARTES: 07:00–08:20 teoria · Cinema (9 filmes)</w:t>
             </w:r>
           </w:p>
         </w:tc>
@@ -367,83 +367,83 @@
                 <w:sz w:val="15"/>
                 <w:szCs w:val="15"/>
               </w:rPr>
-              <w:t xml:space="preserve">ARTES: Teoria (apostila p. 39–50) + explicar em voz alta</w:t>
-            </w:r>
-          </w:p>
-        </w:tc>
-        <w:tc>
-          <w:tcPr>
-            <w:tcW w:w="1700" w:type="dxa"/>
-            <w:vAlign w:val="center"/>
-          </w:tcPr>
-          <w:p>
-            <w:pPr>
-              <w:spacing w:before="0" w:after="0"/>
-            </w:pPr>
-            <w:r>
-              <w:rPr>
-                <w:rFonts w:ascii="Arial" w:hAnsi="Arial" w:cs="Arial"/>
-                <w:sz w:val="15"/>
-                <w:szCs w:val="15"/>
-              </w:rPr>
-              <w:t xml:space="preserve">ARTES: Teoria (apostila p. 4–9 e 12–13) + explicar em voz alta</w:t>
-            </w:r>
-          </w:p>
-        </w:tc>
-        <w:tc>
-          <w:tcPr>
-            <w:tcW w:w="1700" w:type="dxa"/>
-            <w:vAlign w:val="center"/>
-          </w:tcPr>
-          <w:p>
-            <w:pPr>
-              <w:spacing w:before="0" w:after="0"/>
-            </w:pPr>
-            <w:r>
-              <w:rPr>
-                <w:rFonts w:ascii="Arial" w:hAnsi="Arial" w:cs="Arial"/>
-                <w:sz w:val="15"/>
-                <w:szCs w:val="15"/>
-              </w:rPr>
-              <w:t xml:space="preserve">ARTES: Teoria (apostila p. 4, 10 e 14–19) + explicar em voz alta</w:t>
-            </w:r>
-          </w:p>
-        </w:tc>
-        <w:tc>
-          <w:tcPr>
-            <w:tcW w:w="1700" w:type="dxa"/>
-            <w:vAlign w:val="center"/>
-          </w:tcPr>
-          <w:p>
-            <w:pPr>
-              <w:spacing w:before="0" w:after="0"/>
-            </w:pPr>
-            <w:r>
-              <w:rPr>
-                <w:rFonts w:ascii="Arial" w:hAnsi="Arial" w:cs="Arial"/>
-                <w:sz w:val="15"/>
-                <w:szCs w:val="15"/>
-              </w:rPr>
-              <w:t xml:space="preserve">ARTES: Teoria (apostila p. 11 e 20–29) + explicar em voz alta</w:t>
-            </w:r>
-          </w:p>
-        </w:tc>
-        <w:tc>
-          <w:tcPr>
-            <w:tcW w:w="1700" w:type="dxa"/>
-            <w:vAlign w:val="center"/>
-          </w:tcPr>
-          <w:p>
-            <w:pPr>
-              <w:spacing w:before="0" w:after="0"/>
-            </w:pPr>
-            <w:r>
-              <w:rPr>
-                <w:rFonts w:ascii="Arial" w:hAnsi="Arial" w:cs="Arial"/>
-                <w:sz w:val="15"/>
-                <w:szCs w:val="15"/>
-              </w:rPr>
-              <w:t xml:space="preserve">ARTES: Teoria (apostila p. 30–38) + explicar em voz alta</w:t>
+              <w:t xml:space="preserve">ARTES: 08:20–09:00 questões · 2 dissertativas</w:t>
+            </w:r>
+          </w:p>
+        </w:tc>
+        <w:tc>
+          <w:tcPr>
+            <w:tcW w:w="1700" w:type="dxa"/>
+            <w:vAlign w:val="center"/>
+          </w:tcPr>
+          <w:p>
+            <w:pPr>
+              <w:spacing w:before="0" w:after="0"/>
+            </w:pPr>
+            <w:r>
+              <w:rPr>
+                <w:rFonts w:ascii="Arial" w:hAnsi="Arial" w:cs="Arial"/>
+                <w:sz w:val="15"/>
+                <w:szCs w:val="15"/>
+              </w:rPr>
+              <w:t xml:space="preserve">ARTES: 08:20–09:00 questões · 2 dissertativas</w:t>
+            </w:r>
+          </w:p>
+        </w:tc>
+        <w:tc>
+          <w:tcPr>
+            <w:tcW w:w="1700" w:type="dxa"/>
+            <w:vAlign w:val="center"/>
+          </w:tcPr>
+          <w:p>
+            <w:pPr>
+              <w:spacing w:before="0" w:after="0"/>
+            </w:pPr>
+            <w:r>
+              <w:rPr>
+                <w:rFonts w:ascii="Arial" w:hAnsi="Arial" w:cs="Arial"/>
+                <w:sz w:val="15"/>
+                <w:szCs w:val="15"/>
+              </w:rPr>
+              <w:t xml:space="preserve">ARTES: 08:20–09:00 questões · 2 dissertativas</w:t>
+            </w:r>
+          </w:p>
+        </w:tc>
+        <w:tc>
+          <w:tcPr>
+            <w:tcW w:w="1700" w:type="dxa"/>
+            <w:vAlign w:val="center"/>
+          </w:tcPr>
+          <w:p>
+            <w:pPr>
+              <w:spacing w:before="0" w:after="0"/>
+            </w:pPr>
+            <w:r>
+              <w:rPr>
+                <w:rFonts w:ascii="Arial" w:hAnsi="Arial" w:cs="Arial"/>
+                <w:sz w:val="15"/>
+                <w:szCs w:val="15"/>
+              </w:rPr>
+              <w:t xml:space="preserve">ARTES: 08:20–09:00 questões · 2 dissertativas</w:t>
+            </w:r>
+          </w:p>
+        </w:tc>
+        <w:tc>
+          <w:tcPr>
+            <w:tcW w:w="1700" w:type="dxa"/>
+            <w:vAlign w:val="center"/>
+          </w:tcPr>
+          <w:p>
+            <w:pPr>
+              <w:spacing w:before="0" w:after="0"/>
+            </w:pPr>
+            <w:r>
+              <w:rPr>
+                <w:rFonts w:ascii="Arial" w:hAnsi="Arial" w:cs="Arial"/>
+                <w:sz w:val="15"/>
+                <w:szCs w:val="15"/>
+              </w:rPr>
+              <w:t xml:space="preserve">ARTES: 08:20–09:00 questões · 2 dissertativas</w:t>
             </w:r>
           </w:p>
         </w:tc>
@@ -490,64 +490,64 @@
                 <w:sz w:val="15"/>
                 <w:szCs w:val="15"/>
               </w:rPr>
-              <w:t xml:space="preserve">GEO: 1h de questões do livro de review da FGV + 3 dissertativas</w:t>
-            </w:r>
-          </w:p>
-        </w:tc>
-        <w:tc>
-          <w:tcPr>
-            <w:tcW w:w="1700" w:type="dxa"/>
-            <w:vAlign w:val="center"/>
-          </w:tcPr>
-          <w:p>
-            <w:pPr>
-              <w:spacing w:before="0" w:after="0"/>
-            </w:pPr>
-            <w:r>
-              <w:rPr>
-                <w:rFonts w:ascii="Arial" w:hAnsi="Arial" w:cs="Arial"/>
-                <w:sz w:val="15"/>
-                <w:szCs w:val="15"/>
-              </w:rPr>
-              <w:t xml:space="preserve">GEO: 20 min de questões direcionadas no que errei ontem + questões sobre globalização e geopolítica</w:t>
-            </w:r>
-          </w:p>
-        </w:tc>
-        <w:tc>
-          <w:tcPr>
-            <w:tcW w:w="1700" w:type="dxa"/>
-            <w:vAlign w:val="center"/>
-          </w:tcPr>
-          <w:p>
-            <w:pPr>
-              <w:spacing w:before="0" w:after="0"/>
-            </w:pPr>
-            <w:r>
-              <w:rPr>
-                <w:rFonts w:ascii="Arial" w:hAnsi="Arial" w:cs="Arial"/>
-                <w:sz w:val="15"/>
-                <w:szCs w:val="15"/>
-              </w:rPr>
-              <w:t xml:space="preserve">GEO: Review rápido de ontem + questões sobre meio ambiente e clima</w:t>
-            </w:r>
-          </w:p>
-        </w:tc>
-        <w:tc>
-          <w:tcPr>
-            <w:tcW w:w="1700" w:type="dxa"/>
-            <w:vAlign w:val="center"/>
-          </w:tcPr>
-          <w:p>
-            <w:pPr>
-              <w:spacing w:before="0" w:after="0"/>
-            </w:pPr>
-            <w:r>
-              <w:rPr>
-                <w:rFonts w:ascii="Arial" w:hAnsi="Arial" w:cs="Arial"/>
-                <w:sz w:val="15"/>
-                <w:szCs w:val="15"/>
-              </w:rPr>
-              <w:t xml:space="preserve">GEO: Questões de agro, indústria e energia</w:t>
+              <w:t xml:space="preserve">GEO: Questões do livro de review + 3 dissertativas</w:t>
+            </w:r>
+          </w:p>
+        </w:tc>
+        <w:tc>
+          <w:tcPr>
+            <w:tcW w:w="1700" w:type="dxa"/>
+            <w:vAlign w:val="center"/>
+          </w:tcPr>
+          <w:p>
+            <w:pPr>
+              <w:spacing w:before="0" w:after="0"/>
+            </w:pPr>
+            <w:r>
+              <w:rPr>
+                <w:rFonts w:ascii="Arial" w:hAnsi="Arial" w:cs="Arial"/>
+                <w:sz w:val="15"/>
+                <w:szCs w:val="15"/>
+              </w:rPr>
+              <w:t xml:space="preserve">GEO: Erros de ontem (20 min) + globalização e geopolítica</w:t>
+            </w:r>
+          </w:p>
+        </w:tc>
+        <w:tc>
+          <w:tcPr>
+            <w:tcW w:w="1700" w:type="dxa"/>
+            <w:vAlign w:val="center"/>
+          </w:tcPr>
+          <w:p>
+            <w:pPr>
+              <w:spacing w:before="0" w:after="0"/>
+            </w:pPr>
+            <w:r>
+              <w:rPr>
+                <w:rFonts w:ascii="Arial" w:hAnsi="Arial" w:cs="Arial"/>
+                <w:sz w:val="15"/>
+                <w:szCs w:val="15"/>
+              </w:rPr>
+              <w:t xml:space="preserve">GEO: Review de ontem + meio ambiente e clima</w:t>
+            </w:r>
+          </w:p>
+        </w:tc>
+        <w:tc>
+          <w:tcPr>
+            <w:tcW w:w="1700" w:type="dxa"/>
+            <w:vAlign w:val="center"/>
+          </w:tcPr>
+          <w:p>
+            <w:pPr>
+              <w:spacing w:before="0" w:after="0"/>
+            </w:pPr>
+            <w:r>
+              <w:rPr>
+                <w:rFonts w:ascii="Arial" w:hAnsi="Arial" w:cs="Arial"/>
+                <w:sz w:val="15"/>
+                <w:szCs w:val="15"/>
+              </w:rPr>
+              <w:t xml:space="preserve">GEO: Agro, indústria e energia</w:t>
             </w:r>
           </w:p>
         </w:tc>
@@ -613,83 +613,83 @@
                 <w:sz w:val="15"/>
                 <w:szCs w:val="15"/>
               </w:rPr>
-              <w:t xml:space="preserve">GEO: 20 min de correção + 50 min de questões, ou teoria das questões que errei, se precisar</w:t>
-            </w:r>
-          </w:p>
-        </w:tc>
-        <w:tc>
-          <w:tcPr>
-            <w:tcW w:w="1700" w:type="dxa"/>
-            <w:vAlign w:val="center"/>
-          </w:tcPr>
-          <w:p>
-            <w:pPr>
-              <w:spacing w:before="0" w:after="0"/>
-            </w:pPr>
-            <w:r>
-              <w:rPr>
-                <w:rFonts w:ascii="Arial" w:hAnsi="Arial" w:cs="Arial"/>
-                <w:sz w:val="15"/>
-                <w:szCs w:val="15"/>
-              </w:rPr>
-              <w:t xml:space="preserve">HB: Questões objetivas e dissertativas: período pré-colonial e colonial</w:t>
-            </w:r>
-          </w:p>
-        </w:tc>
-        <w:tc>
-          <w:tcPr>
-            <w:tcW w:w="1700" w:type="dxa"/>
-            <w:vAlign w:val="center"/>
-          </w:tcPr>
-          <w:p>
-            <w:pPr>
-              <w:spacing w:before="0" w:after="0"/>
-            </w:pPr>
-            <w:r>
-              <w:rPr>
-                <w:rFonts w:ascii="Arial" w:hAnsi="Arial" w:cs="Arial"/>
-                <w:sz w:val="15"/>
-                <w:szCs w:val="15"/>
-              </w:rPr>
-              <w:t xml:space="preserve">GEO: Questões sobre meio ambiente e clima + teoria do que errei</w:t>
-            </w:r>
-          </w:p>
-        </w:tc>
-        <w:tc>
-          <w:tcPr>
-            <w:tcW w:w="1700" w:type="dxa"/>
-            <w:vAlign w:val="center"/>
-          </w:tcPr>
-          <w:p>
-            <w:pPr>
-              <w:spacing w:before="0" w:after="0"/>
-            </w:pPr>
-            <w:r>
-              <w:rPr>
-                <w:rFonts w:ascii="Arial" w:hAnsi="Arial" w:cs="Arial"/>
-                <w:sz w:val="15"/>
-                <w:szCs w:val="15"/>
-              </w:rPr>
-              <w:t xml:space="preserve">HB: Revisão do que errei ontem + Era Vargas</w:t>
-            </w:r>
-          </w:p>
-        </w:tc>
-        <w:tc>
-          <w:tcPr>
-            <w:tcW w:w="1700" w:type="dxa"/>
-            <w:vAlign w:val="center"/>
-          </w:tcPr>
-          <w:p>
-            <w:pPr>
-              <w:spacing w:before="0" w:after="0"/>
-            </w:pPr>
-            <w:r>
-              <w:rPr>
-                <w:rFonts w:ascii="Arial" w:hAnsi="Arial" w:cs="Arial"/>
-                <w:sz w:val="15"/>
-                <w:szCs w:val="15"/>
-              </w:rPr>
-              <w:t xml:space="preserve">GEO: Teoria do que errei + urbanização e população: teoria e mais questões</w:t>
+              <w:t xml:space="preserve">GEO: Correção (20 min) + questões ou teoria dos erros (50 min)</w:t>
+            </w:r>
+          </w:p>
+        </w:tc>
+        <w:tc>
+          <w:tcPr>
+            <w:tcW w:w="1700" w:type="dxa"/>
+            <w:vAlign w:val="center"/>
+          </w:tcPr>
+          <w:p>
+            <w:pPr>
+              <w:spacing w:before="0" w:after="0"/>
+            </w:pPr>
+            <w:r>
+              <w:rPr>
+                <w:rFonts w:ascii="Arial" w:hAnsi="Arial" w:cs="Arial"/>
+                <w:sz w:val="15"/>
+                <w:szCs w:val="15"/>
+              </w:rPr>
+              <w:t xml:space="preserve">HB: Pré-colonial e colonial: objetivas e dissertativas</w:t>
+            </w:r>
+          </w:p>
+        </w:tc>
+        <w:tc>
+          <w:tcPr>
+            <w:tcW w:w="1700" w:type="dxa"/>
+            <w:vAlign w:val="center"/>
+          </w:tcPr>
+          <w:p>
+            <w:pPr>
+              <w:spacing w:before="0" w:after="0"/>
+            </w:pPr>
+            <w:r>
+              <w:rPr>
+                <w:rFonts w:ascii="Arial" w:hAnsi="Arial" w:cs="Arial"/>
+                <w:sz w:val="15"/>
+                <w:szCs w:val="15"/>
+              </w:rPr>
+              <w:t xml:space="preserve">GEO: Meio ambiente e clima: questões + teoria dos erros</w:t>
+            </w:r>
+          </w:p>
+        </w:tc>
+        <w:tc>
+          <w:tcPr>
+            <w:tcW w:w="1700" w:type="dxa"/>
+            <w:vAlign w:val="center"/>
+          </w:tcPr>
+          <w:p>
+            <w:pPr>
+              <w:spacing w:before="0" w:after="0"/>
+            </w:pPr>
+            <w:r>
+              <w:rPr>
+                <w:rFonts w:ascii="Arial" w:hAnsi="Arial" w:cs="Arial"/>
+                <w:sz w:val="15"/>
+                <w:szCs w:val="15"/>
+              </w:rPr>
+              <w:t xml:space="preserve">HB: Erros de ontem + Era Vargas</w:t>
+            </w:r>
+          </w:p>
+        </w:tc>
+        <w:tc>
+          <w:tcPr>
+            <w:tcW w:w="1700" w:type="dxa"/>
+            <w:vAlign w:val="center"/>
+          </w:tcPr>
+          <w:p>
+            <w:pPr>
+              <w:spacing w:before="0" w:after="0"/>
+            </w:pPr>
+            <w:r>
+              <w:rPr>
+                <w:rFonts w:ascii="Arial" w:hAnsi="Arial" w:cs="Arial"/>
+                <w:sz w:val="15"/>
+                <w:szCs w:val="15"/>
+              </w:rPr>
+              <w:t xml:space="preserve">GEO: Teoria dos erros + urbanização e população</w:t>
             </w:r>
           </w:p>
         </w:tc>
@@ -755,7 +755,7 @@
                 <w:sz w:val="15"/>
                 <w:szCs w:val="15"/>
               </w:rPr>
-              <w:t xml:space="preserve">HB: Só teoria: leitura e resumo do que errei</w:t>
+              <w:t xml:space="preserve">HB: Teoria e resumo dos erros</w:t>
             </w:r>
           </w:p>
         </w:tc>
@@ -793,7 +793,7 @@
                 <w:sz w:val="15"/>
                 <w:szCs w:val="15"/>
               </w:rPr>
-              <w:t xml:space="preserve">HB: Era Vargas + teoria e resumo do que errei</w:t>
+              <w:t xml:space="preserve">HB: Era Vargas + resumo dos erros</w:t>
             </w:r>
           </w:p>
         </w:tc>
@@ -1135,7 +1135,7 @@
                 <w:sz w:val="15"/>
                 <w:szCs w:val="15"/>
               </w:rPr>
-              <w:t xml:space="preserve">HG: Questões de Roma e Grécia Antiga</w:t>
+              <w:t xml:space="preserve">HG: Roma e Grécia Antiga: questões</w:t>
             </w:r>
           </w:p>
         </w:tc>
@@ -1176,26 +1176,26 @@
                 <w:sz w:val="15"/>
                 <w:szCs w:val="15"/>
               </w:rPr>
-              <w:t xml:space="preserve">HB: Questões de Primeira República + 2 reviews do que errei</w:t>
-            </w:r>
-          </w:p>
-        </w:tc>
-        <w:tc>
-          <w:tcPr>
-            <w:tcW w:w="1700" w:type="dxa"/>
-            <w:vAlign w:val="center"/>
-          </w:tcPr>
-          <w:p>
-            <w:pPr>
-              <w:spacing w:before="0" w:after="0"/>
-            </w:pPr>
-            <w:r>
-              <w:rPr>
-                <w:rFonts w:ascii="Arial" w:hAnsi="Arial" w:cs="Arial"/>
-                <w:sz w:val="15"/>
-                <w:szCs w:val="15"/>
-              </w:rPr>
-              <w:t xml:space="preserve">HG: Teoria de História das Américas</w:t>
+              <w:t xml:space="preserve">HB: Primeira República + 2 reviews dos erros</w:t>
+            </w:r>
+          </w:p>
+        </w:tc>
+        <w:tc>
+          <w:tcPr>
+            <w:tcW w:w="1700" w:type="dxa"/>
+            <w:vAlign w:val="center"/>
+          </w:tcPr>
+          <w:p>
+            <w:pPr>
+              <w:spacing w:before="0" w:after="0"/>
+            </w:pPr>
+            <w:r>
+              <w:rPr>
+                <w:rFonts w:ascii="Arial" w:hAnsi="Arial" w:cs="Arial"/>
+                <w:sz w:val="15"/>
+                <w:szCs w:val="15"/>
+              </w:rPr>
+              <w:t xml:space="preserve">HG: História das Américas: teoria</w:t>
             </w:r>
           </w:p>
         </w:tc>
@@ -1264,7 +1264,7 @@
                 <w:sz w:val="15"/>
                 <w:szCs w:val="15"/>
               </w:rPr>
-              <w:t xml:space="preserve">LP: Questões do livro de review da FGV + 3 dissertativas</w:t>
+              <w:t xml:space="preserve">LP: Questões do livro de review + 3 dissertativas</w:t>
             </w:r>
           </w:p>
         </w:tc>
@@ -1306,26 +1306,26 @@
                 <w:sz w:val="15"/>
                 <w:szCs w:val="15"/>
               </w:rPr>
-              <w:t xml:space="preserve">LP: Questões objetivas e dissertativas</w:t>
-            </w:r>
-          </w:p>
-        </w:tc>
-        <w:tc>
-          <w:tcPr>
-            <w:tcW w:w="1700" w:type="dxa"/>
-            <w:vAlign w:val="center"/>
-          </w:tcPr>
-          <w:p>
-            <w:pPr>
-              <w:spacing w:before="0" w:after="0"/>
-            </w:pPr>
-            <w:r>
-              <w:rPr>
-                <w:rFonts w:ascii="Arial" w:hAnsi="Arial" w:cs="Arial"/>
-                <w:sz w:val="15"/>
-                <w:szCs w:val="15"/>
-              </w:rPr>
-              <w:t xml:space="preserve">LP: Questões objetivas e dissertativas</w:t>
+              <w:t xml:space="preserve">LP: Objetivas e dissertativas</w:t>
+            </w:r>
+          </w:p>
+        </w:tc>
+        <w:tc>
+          <w:tcPr>
+            <w:tcW w:w="1700" w:type="dxa"/>
+            <w:vAlign w:val="center"/>
+          </w:tcPr>
+          <w:p>
+            <w:pPr>
+              <w:spacing w:before="0" w:after="0"/>
+            </w:pPr>
+            <w:r>
+              <w:rPr>
+                <w:rFonts w:ascii="Arial" w:hAnsi="Arial" w:cs="Arial"/>
+                <w:sz w:val="15"/>
+                <w:szCs w:val="15"/>
+              </w:rPr>
+              <w:t xml:space="preserve">LP: Objetivas e dissertativas</w:t>
             </w:r>
           </w:p>
         </w:tc>
@@ -1395,7 +1395,7 @@
                 <w:sz w:val="15"/>
                 <w:szCs w:val="15"/>
               </w:rPr>
-              <w:t xml:space="preserve">LP: Correção + teoria das questões que errei, se precisar</w:t>
+              <w:t xml:space="preserve">LP: Correção + teoria dos erros</w:t>
             </w:r>
           </w:p>
         </w:tc>
@@ -1437,26 +1437,26 @@
                 <w:sz w:val="15"/>
                 <w:szCs w:val="15"/>
               </w:rPr>
-              <w:t xml:space="preserve">LP: Teoria do que errei + teoria de reescrita na norma + questões dissertativas</w:t>
-            </w:r>
-          </w:p>
-        </w:tc>
-        <w:tc>
-          <w:tcPr>
-            <w:tcW w:w="1700" w:type="dxa"/>
-            <w:vAlign w:val="center"/>
-          </w:tcPr>
-          <w:p>
-            <w:pPr>
-              <w:spacing w:before="0" w:after="0"/>
-            </w:pPr>
-            <w:r>
-              <w:rPr>
-                <w:rFonts w:ascii="Arial" w:hAnsi="Arial" w:cs="Arial"/>
-                <w:sz w:val="15"/>
-                <w:szCs w:val="15"/>
-              </w:rPr>
-              <w:t xml:space="preserve">LP: Teoria do que errei + teoria de figuras e formação de palavras + o qual, do qual, aonde, das quais etc.</w:t>
+              <w:t xml:space="preserve">LP: Teoria dos erros + reescrita na norma + dissertativas</w:t>
+            </w:r>
+          </w:p>
+        </w:tc>
+        <w:tc>
+          <w:tcPr>
+            <w:tcW w:w="1700" w:type="dxa"/>
+            <w:vAlign w:val="center"/>
+          </w:tcPr>
+          <w:p>
+            <w:pPr>
+              <w:spacing w:before="0" w:after="0"/>
+            </w:pPr>
+            <w:r>
+              <w:rPr>
+                <w:rFonts w:ascii="Arial" w:hAnsi="Arial" w:cs="Arial"/>
+                <w:sz w:val="15"/>
+                <w:szCs w:val="15"/>
+              </w:rPr>
+              <w:t xml:space="preserve">LP: Teoria dos erros + figuras, formação de palavras e pronomes relativos</w:t>
             </w:r>
           </w:p>
         </w:tc>
@@ -1526,7 +1526,7 @@
                 <w:sz w:val="15"/>
                 <w:szCs w:val="15"/>
               </w:rPr>
-              <w:t xml:space="preserve">LIT: Questões + leitura e interpretação de poemas</w:t>
+              <w:t xml:space="preserve">LIT: Questões + interpretação de poemas</w:t>
             </w:r>
           </w:p>
         </w:tc>
@@ -1587,7 +1587,7 @@
                 <w:sz w:val="15"/>
                 <w:szCs w:val="15"/>
               </w:rPr>
-              <w:t xml:space="preserve">LIT: Questões objetivas e dissertativas + interpretação de poema</w:t>
+              <w:t xml:space="preserve">LIT: Objetivas e dissertativas + interpretação de poema</w:t>
             </w:r>
           </w:p>
         </w:tc>
@@ -1702,7 +1702,7 @@
                 <w:sz w:val="15"/>
                 <w:szCs w:val="15"/>
               </w:rPr>
-              <w:t xml:space="preserve">LIT: Questões ou flashcards de escolas literárias e seus autores</w:t>
+              <w:t xml:space="preserve">LIT: Escolas literárias e autores: questões ou flashcards</w:t>
             </w:r>
           </w:p>
         </w:tc>
@@ -1744,7 +1744,7 @@
                 <w:sz w:val="15"/>
                 <w:szCs w:val="15"/>
               </w:rPr>
-              <w:t xml:space="preserve">HB: Questões sobre redemocratização, Constituição de 1988 e ditadura militar</w:t>
+              <w:t xml:space="preserve">HB: Redemocratização, Constituição de 1988 e ditadura</w:t>
             </w:r>
           </w:p>
         </w:tc>
@@ -1927,7 +1927,7 @@
                 <w:sz w:val="15"/>
                 <w:szCs w:val="15"/>
               </w:rPr>
-              <w:t xml:space="preserve">LP: Questões de vocabulário no contexto (sinônimos etc.)</w:t>
+              <w:t xml:space="preserve">LP: Vocabulário no contexto (sinônimos)</w:t>
             </w:r>
           </w:p>
         </w:tc>
@@ -2074,7 +2074,7 @@
                 <w:sz w:val="15"/>
                 <w:szCs w:val="15"/>
               </w:rPr>
-              <w:t xml:space="preserve">LIT: Questões do review</w:t>
+              <w:t xml:space="preserve">LIT: Questões de review</w:t>
             </w:r>
           </w:p>
         </w:tc>
@@ -2121,7 +2121,7 @@
                 <w:sz w:val="15"/>
                 <w:szCs w:val="15"/>
               </w:rPr>
-              <w:t xml:space="preserve">ATU: Questões dissertativas e objetivas</w:t>
+              <w:t xml:space="preserve">ATU: Objetivas e dissertativas</w:t>
             </w:r>
           </w:p>
         </w:tc>
@@ -2250,26 +2250,26 @@
                 <w:sz w:val="15"/>
                 <w:szCs w:val="15"/>
               </w:rPr>
-              <w:t xml:space="preserve">ATU + GEO: Geopolítica e globalização: questões dissertativas</w:t>
-            </w:r>
-          </w:p>
-        </w:tc>
-        <w:tc>
-          <w:tcPr>
-            <w:tcW w:w="1700" w:type="dxa"/>
-            <w:vAlign w:val="center"/>
-          </w:tcPr>
-          <w:p>
-            <w:pPr>
-              <w:spacing w:before="0" w:after="0"/>
-            </w:pPr>
-            <w:r>
-              <w:rPr>
-                <w:rFonts w:ascii="Arial" w:hAnsi="Arial" w:cs="Arial"/>
-                <w:sz w:val="15"/>
-                <w:szCs w:val="15"/>
-              </w:rPr>
-              <w:t xml:space="preserve">REVIEW DO DIA: Flashcards e questões objetivas do que errei hoje e ontem</w:t>
+              <w:t xml:space="preserve">ATU + GEO: Geopolítica e globalização: dissertativas</w:t>
+            </w:r>
+          </w:p>
+        </w:tc>
+        <w:tc>
+          <w:tcPr>
+            <w:tcW w:w="1700" w:type="dxa"/>
+            <w:vAlign w:val="center"/>
+          </w:tcPr>
+          <w:p>
+            <w:pPr>
+              <w:spacing w:before="0" w:after="0"/>
+            </w:pPr>
+            <w:r>
+              <w:rPr>
+                <w:rFonts w:ascii="Arial" w:hAnsi="Arial" w:cs="Arial"/>
+                <w:sz w:val="15"/>
+                <w:szCs w:val="15"/>
+              </w:rPr>
+              <w:t xml:space="preserve">REVIEW DO DIA: Flashcards e objetivas dos erros de hoje e ontem</w:t>
             </w:r>
           </w:p>
         </w:tc>
@@ -2310,26 +2310,26 @@
                 <w:sz w:val="15"/>
                 <w:szCs w:val="15"/>
               </w:rPr>
-              <w:t xml:space="preserve">MAT: Flashcards das questões que errei hoje e ontem</w:t>
-            </w:r>
-          </w:p>
-        </w:tc>
-        <w:tc>
-          <w:tcPr>
-            <w:tcW w:w="1700" w:type="dxa"/>
-            <w:vAlign w:val="center"/>
-          </w:tcPr>
-          <w:p>
-            <w:pPr>
-              <w:spacing w:before="0" w:after="0"/>
-            </w:pPr>
-            <w:r>
-              <w:rPr>
-                <w:rFonts w:ascii="Arial" w:hAnsi="Arial" w:cs="Arial"/>
-                <w:sz w:val="15"/>
-                <w:szCs w:val="15"/>
-              </w:rPr>
-              <w:t xml:space="preserve">Flashcards das questões que errei hoje e ontem</w:t>
+              <w:t xml:space="preserve">MAT: Flashcards dos erros de hoje e ontem</w:t>
+            </w:r>
+          </w:p>
+        </w:tc>
+        <w:tc>
+          <w:tcPr>
+            <w:tcW w:w="1700" w:type="dxa"/>
+            <w:vAlign w:val="center"/>
+          </w:tcPr>
+          <w:p>
+            <w:pPr>
+              <w:spacing w:before="0" w:after="0"/>
+            </w:pPr>
+            <w:r>
+              <w:rPr>
+                <w:rFonts w:ascii="Arial" w:hAnsi="Arial" w:cs="Arial"/>
+                <w:sz w:val="15"/>
+                <w:szCs w:val="15"/>
+              </w:rPr>
+              <w:t xml:space="preserve">Flashcards dos erros de hoje e ontem</w:t>
             </w:r>
           </w:p>
         </w:tc>
